--- a/valencia/UD06/UD06 - Desenvolupament de móduls a Odoo Model i Vista.docx
+++ b/valencia/UD06/UD06 - Desenvolupament de móduls a Odoo Model i Vista.docx
@@ -22,6 +22,7 @@
         <w:rPr>
           <w:rFonts w:ascii="Proxima Nova" w:cs="Proxima Nova" w:eastAsia="Proxima Nova" w:hAnsi="Proxima Nova"/>
           <w:b w:val="0"/>
+          <w:bCs w:val="0"/>
           <w:color w:val="669966"/>
           <w:sz w:val="48"/>
           <w:szCs w:val="48"/>
@@ -190,6 +191,7 @@
         <w:rPr>
           <w:rFonts w:ascii="Raleway" w:cs="Raleway" w:eastAsia="Raleway" w:hAnsi="Raleway"/>
           <w:b w:val="1"/>
+          <w:bCs w:val="1"/>
           <w:smallCaps w:val="0"/>
           <w:color w:val="1a1a1a"/>
           <w:sz w:val="40"/>
@@ -203,7 +205,7 @@
           <w:szCs w:val="32"/>
           <w:rtl w:val="0"/>
         </w:rPr>
-        <w:t xml:space="preserve">Actualitzat Decembre 2024</w:t>
+        <w:t xml:space="preserve">Actualitzat Novembre 2025</w:t>
       </w:r>
       <w:r>
         <w:rPr>
@@ -274,6 +276,7 @@
         <w:rPr>
           <w:rFonts w:ascii="Verdana" w:cs="Verdana" w:eastAsia="Verdana" w:hAnsi="Verdana"/>
           <w:b w:val="1"/>
+          <w:bCs w:val="1"/>
           <w:sz w:val="20"/>
           <w:szCs w:val="20"/>
         </w:rPr>
@@ -293,6 +296,7 @@
         <w:rPr>
           <w:rFonts w:ascii="Verdana" w:cs="Verdana" w:eastAsia="Verdana" w:hAnsi="Verdana"/>
           <w:b w:val="1"/>
+          <w:bCs w:val="1"/>
           <w:sz w:val="20"/>
           <w:szCs w:val="20"/>
           <w:rtl w:val="0"/>
@@ -326,12 +330,12 @@
             <wp:extent cx="837247" cy="294417"/>
             <wp:effectExtent b="0" l="0" r="0" t="0"/>
             <wp:wrapSquare wrapText="bothSides" distB="57150" distT="57150" distL="57150" distR="57150"/>
-            <wp:docPr id="7" name="image7.png"/>
+            <wp:docPr id="7" name="image9.png"/>
             <a:graphic>
               <a:graphicData uri="http://schemas.openxmlformats.org/drawingml/2006/picture">
                 <pic:pic>
                   <pic:nvPicPr>
-                    <pic:cNvPr id="0" name="image7.png"/>
+                    <pic:cNvPr id="0" name="image9.png"/>
                     <pic:cNvPicPr preferRelativeResize="0"/>
                   </pic:nvPicPr>
                   <pic:blipFill>
@@ -405,7 +409,9 @@
         <w:rPr>
           <w:rFonts w:ascii="Calibri" w:cs="Calibri" w:eastAsia="Calibri" w:hAnsi="Calibri"/>
           <w:b w:val="0"/>
+          <w:bCs w:val="0"/>
           <w:i w:val="0"/>
+          <w:iCs w:val="0"/>
           <w:smallCaps w:val="0"/>
           <w:strike w:val="0"/>
           <w:color w:val="000000"/>
@@ -420,7 +426,9 @@
         <w:rPr>
           <w:rFonts w:ascii="Calibri" w:cs="Calibri" w:eastAsia="Calibri" w:hAnsi="Calibri"/>
           <w:b w:val="0"/>
+          <w:bCs w:val="0"/>
           <w:i w:val="0"/>
+          <w:iCs w:val="0"/>
           <w:smallCaps w:val="0"/>
           <w:strike w:val="0"/>
           <w:color w:val="336633"/>
@@ -459,7 +467,9 @@
         <w:rPr>
           <w:rFonts w:ascii="Calibri" w:cs="Calibri" w:eastAsia="Calibri" w:hAnsi="Calibri"/>
           <w:b w:val="0"/>
+          <w:bCs w:val="0"/>
           <w:i w:val="0"/>
+          <w:iCs w:val="0"/>
           <w:smallCaps w:val="0"/>
           <w:strike w:val="0"/>
           <w:color w:val="000000"/>
@@ -502,7 +512,9 @@
         <w:rPr>
           <w:rFonts w:ascii="Calibri" w:cs="Calibri" w:eastAsia="Calibri" w:hAnsi="Calibri"/>
           <w:b w:val="0"/>
+          <w:bCs w:val="0"/>
           <w:i w:val="0"/>
+          <w:iCs w:val="0"/>
           <w:smallCaps w:val="0"/>
           <w:strike w:val="0"/>
           <w:color w:val="000000"/>
@@ -533,11 +545,13 @@
         <w:ind w:left="566.9291338582675" w:right="57" w:firstLine="0"/>
         <w:rPr>
           <w:b w:val="1"/>
+          <w:bCs w:val="1"/>
         </w:rPr>
       </w:pPr>
       <w:r>
         <w:rPr>
           <w:b w:val="1"/>
+          <w:bCs w:val="1"/>
           <w:sz w:val="20"/>
           <w:szCs w:val="20"/>
           <w:rtl w:val="0"/>
@@ -547,6 +561,7 @@
       <w:r>
         <w:rPr>
           <w:b w:val="1"/>
+          <w:bCs w:val="1"/>
           <w:rtl w:val="0"/>
         </w:rPr>
         <w:t xml:space="preserve">Important</w:t>
@@ -577,12 +592,14 @@
         <w:ind w:left="566.9291338582675" w:right="57" w:firstLine="0"/>
         <w:rPr>
           <w:b w:val="1"/>
+          <w:bCs w:val="1"/>
         </w:rPr>
       </w:pPr>
       <w:r>
         <w:rPr>
           <w:rFonts w:ascii="Pacifico" w:cs="Pacifico" w:eastAsia="Pacifico" w:hAnsi="Pacifico"/>
           <w:b w:val="1"/>
+          <w:bCs w:val="1"/>
           <w:sz w:val="20"/>
           <w:szCs w:val="20"/>
           <w:rtl w:val="0"/>
@@ -593,6 +610,7 @@
         <w:rPr>
           <w:rFonts w:ascii="Arimo" w:cs="Arimo" w:eastAsia="Arimo" w:hAnsi="Arimo"/>
           <w:b w:val="1"/>
+          <w:bCs w:val="1"/>
           <w:sz w:val="20"/>
           <w:szCs w:val="20"/>
           <w:rtl w:val="0"/>
@@ -602,6 +620,7 @@
       <w:r>
         <w:rPr>
           <w:b w:val="1"/>
+          <w:bCs w:val="1"/>
           <w:rtl w:val="0"/>
         </w:rPr>
         <w:t xml:space="preserve">Atenció</w:t>
@@ -633,6 +652,7 @@
         <w:rPr>
           <w:rFonts w:ascii="Arimo" w:cs="Arimo" w:eastAsia="Arimo" w:hAnsi="Arimo"/>
           <w:b w:val="1"/>
+          <w:bCs w:val="1"/>
           <w:sz w:val="20"/>
           <w:szCs w:val="20"/>
         </w:rPr>
@@ -640,6 +660,7 @@
       <w:r>
         <w:rPr>
           <w:b w:val="1"/>
+          <w:bCs w:val="1"/>
           <w:sz w:val="20"/>
           <w:szCs w:val="20"/>
           <w:rtl w:val="0"/>
@@ -649,6 +670,7 @@
       <w:r>
         <w:rPr>
           <w:b w:val="1"/>
+          <w:bCs w:val="1"/>
           <w:rtl w:val="0"/>
         </w:rPr>
         <w:t xml:space="preserve"> Interessant</w:t>
@@ -692,6 +714,7 @@
         <w:rPr>
           <w:rFonts w:ascii="Arial" w:cs="Arial" w:eastAsia="Arial" w:hAnsi="Arial"/>
           <w:b w:val="1"/>
+          <w:bCs w:val="1"/>
           <w:smallCaps w:val="1"/>
           <w:sz w:val="32"/>
           <w:szCs w:val="32"/>
@@ -701,7 +724,9 @@
         <w:rPr>
           <w:rFonts w:ascii="Arial" w:cs="Arial" w:eastAsia="Arial" w:hAnsi="Arial"/>
           <w:b w:val="1"/>
+          <w:bCs w:val="1"/>
           <w:i w:val="0"/>
+          <w:iCs w:val="0"/>
           <w:smallCaps w:val="1"/>
           <w:strike w:val="0"/>
           <w:color w:val="000000"/>
@@ -718,6 +743,7 @@
         <w:rPr>
           <w:rFonts w:ascii="Arial" w:cs="Arial" w:eastAsia="Arial" w:hAnsi="Arial"/>
           <w:b w:val="1"/>
+          <w:bCs w:val="1"/>
           <w:smallCaps w:val="1"/>
           <w:sz w:val="32"/>
           <w:szCs w:val="32"/>
@@ -729,7 +755,9 @@
         <w:rPr>
           <w:rFonts w:ascii="Arial" w:cs="Arial" w:eastAsia="Arial" w:hAnsi="Arial"/>
           <w:b w:val="1"/>
+          <w:bCs w:val="1"/>
           <w:i w:val="0"/>
+          <w:iCs w:val="0"/>
           <w:smallCaps w:val="1"/>
           <w:strike w:val="0"/>
           <w:color w:val="000000"/>
@@ -746,6 +774,7 @@
         <w:rPr>
           <w:rFonts w:ascii="Arial" w:cs="Arial" w:eastAsia="Arial" w:hAnsi="Arial"/>
           <w:b w:val="1"/>
+          <w:bCs w:val="1"/>
           <w:smallCaps w:val="1"/>
           <w:sz w:val="32"/>
           <w:szCs w:val="32"/>
@@ -756,6 +785,7 @@
     </w:p>
     <w:sdt>
       <w:sdtPr>
+        <w:id w:val="-606566628"/>
         <w:docPartObj>
           <w:docPartGallery w:val="Table of Contents"/>
           <w:docPartUnique w:val="1"/>
@@ -771,6 +801,7 @@
             <w:jc w:val="left"/>
             <w:rPr>
               <w:b w:val="1"/>
+              <w:bCs w:val="1"/>
               <w:color w:val="000000"/>
               <w:u w:val="none"/>
             </w:rPr>
@@ -785,7 +816,9 @@
               <w:rPr>
                 <w:rFonts w:ascii="Verdana" w:cs="Verdana" w:eastAsia="Verdana" w:hAnsi="Verdana"/>
                 <w:b w:val="1"/>
+                <w:bCs w:val="1"/>
                 <w:i w:val="0"/>
+                <w:iCs w:val="0"/>
                 <w:smallCaps w:val="0"/>
                 <w:strike w:val="0"/>
                 <w:color w:val="000000"/>
@@ -816,6 +849,7 @@
             <w:jc w:val="left"/>
             <w:rPr>
               <w:b w:val="1"/>
+              <w:bCs w:val="1"/>
               <w:color w:val="000000"/>
               <w:u w:val="none"/>
             </w:rPr>
@@ -825,7 +859,9 @@
               <w:rPr>
                 <w:rFonts w:ascii="Verdana" w:cs="Verdana" w:eastAsia="Verdana" w:hAnsi="Verdana"/>
                 <w:b w:val="1"/>
+                <w:bCs w:val="1"/>
                 <w:i w:val="0"/>
+                <w:iCs w:val="0"/>
                 <w:smallCaps w:val="0"/>
                 <w:strike w:val="0"/>
                 <w:color w:val="000000"/>
@@ -856,6 +892,7 @@
             <w:jc w:val="left"/>
             <w:rPr>
               <w:b w:val="1"/>
+              <w:bCs w:val="1"/>
               <w:color w:val="000000"/>
               <w:u w:val="none"/>
             </w:rPr>
@@ -865,7 +902,9 @@
               <w:rPr>
                 <w:rFonts w:ascii="Verdana" w:cs="Verdana" w:eastAsia="Verdana" w:hAnsi="Verdana"/>
                 <w:b w:val="1"/>
+                <w:bCs w:val="1"/>
                 <w:i w:val="0"/>
+                <w:iCs w:val="0"/>
                 <w:smallCaps w:val="0"/>
                 <w:strike w:val="0"/>
                 <w:color w:val="000000"/>
@@ -905,7 +944,9 @@
               <w:rPr>
                 <w:rFonts w:ascii="Verdana" w:cs="Verdana" w:eastAsia="Verdana" w:hAnsi="Verdana"/>
                 <w:b w:val="1"/>
+                <w:bCs w:val="1"/>
                 <w:i w:val="0"/>
+                <w:iCs w:val="0"/>
                 <w:smallCaps w:val="0"/>
                 <w:strike w:val="0"/>
                 <w:color w:val="000000"/>
@@ -936,6 +977,7 @@
             <w:jc w:val="left"/>
             <w:rPr>
               <w:b w:val="1"/>
+              <w:bCs w:val="1"/>
               <w:color w:val="000000"/>
               <w:u w:val="none"/>
             </w:rPr>
@@ -945,7 +987,9 @@
               <w:rPr>
                 <w:rFonts w:ascii="Verdana" w:cs="Verdana" w:eastAsia="Verdana" w:hAnsi="Verdana"/>
                 <w:b w:val="1"/>
+                <w:bCs w:val="1"/>
                 <w:i w:val="0"/>
+                <w:iCs w:val="0"/>
                 <w:smallCaps w:val="0"/>
                 <w:strike w:val="0"/>
                 <w:color w:val="000000"/>
@@ -985,7 +1029,9 @@
               <w:rPr>
                 <w:rFonts w:ascii="Verdana" w:cs="Verdana" w:eastAsia="Verdana" w:hAnsi="Verdana"/>
                 <w:b w:val="1"/>
+                <w:bCs w:val="1"/>
                 <w:i w:val="0"/>
+                <w:iCs w:val="0"/>
                 <w:smallCaps w:val="0"/>
                 <w:strike w:val="0"/>
                 <w:color w:val="000000"/>
@@ -1025,7 +1071,9 @@
               <w:rPr>
                 <w:rFonts w:ascii="Verdana" w:cs="Verdana" w:eastAsia="Verdana" w:hAnsi="Verdana"/>
                 <w:b w:val="1"/>
+                <w:bCs w:val="1"/>
                 <w:i w:val="0"/>
+                <w:iCs w:val="0"/>
                 <w:smallCaps w:val="0"/>
                 <w:strike w:val="0"/>
                 <w:color w:val="000000"/>
@@ -1065,7 +1113,9 @@
               <w:rPr>
                 <w:rFonts w:ascii="Verdana" w:cs="Verdana" w:eastAsia="Verdana" w:hAnsi="Verdana"/>
                 <w:b w:val="1"/>
+                <w:bCs w:val="1"/>
                 <w:i w:val="0"/>
+                <w:iCs w:val="0"/>
                 <w:smallCaps w:val="0"/>
                 <w:strike w:val="0"/>
                 <w:color w:val="000000"/>
@@ -1105,7 +1155,9 @@
               <w:rPr>
                 <w:rFonts w:ascii="Verdana" w:cs="Verdana" w:eastAsia="Verdana" w:hAnsi="Verdana"/>
                 <w:b w:val="1"/>
+                <w:bCs w:val="1"/>
                 <w:i w:val="0"/>
+                <w:iCs w:val="0"/>
                 <w:smallCaps w:val="0"/>
                 <w:strike w:val="0"/>
                 <w:color w:val="000000"/>
@@ -1145,7 +1197,9 @@
               <w:rPr>
                 <w:rFonts w:ascii="Verdana" w:cs="Verdana" w:eastAsia="Verdana" w:hAnsi="Verdana"/>
                 <w:b w:val="1"/>
+                <w:bCs w:val="1"/>
                 <w:i w:val="0"/>
+                <w:iCs w:val="0"/>
                 <w:smallCaps w:val="0"/>
                 <w:strike w:val="0"/>
                 <w:color w:val="000000"/>
@@ -1185,7 +1239,9 @@
               <w:rPr>
                 <w:rFonts w:ascii="Verdana" w:cs="Verdana" w:eastAsia="Verdana" w:hAnsi="Verdana"/>
                 <w:b w:val="1"/>
+                <w:bCs w:val="1"/>
                 <w:i w:val="0"/>
+                <w:iCs w:val="0"/>
                 <w:smallCaps w:val="0"/>
                 <w:strike w:val="0"/>
                 <w:color w:val="000000"/>
@@ -1216,6 +1272,7 @@
             <w:jc w:val="left"/>
             <w:rPr>
               <w:b w:val="1"/>
+              <w:bCs w:val="1"/>
               <w:color w:val="000000"/>
               <w:u w:val="none"/>
             </w:rPr>
@@ -1225,7 +1282,9 @@
               <w:rPr>
                 <w:rFonts w:ascii="Verdana" w:cs="Verdana" w:eastAsia="Verdana" w:hAnsi="Verdana"/>
                 <w:b w:val="1"/>
+                <w:bCs w:val="1"/>
                 <w:i w:val="0"/>
+                <w:iCs w:val="0"/>
                 <w:smallCaps w:val="0"/>
                 <w:strike w:val="0"/>
                 <w:color w:val="000000"/>
@@ -1265,7 +1324,9 @@
               <w:rPr>
                 <w:rFonts w:ascii="Verdana" w:cs="Verdana" w:eastAsia="Verdana" w:hAnsi="Verdana"/>
                 <w:b w:val="1"/>
+                <w:bCs w:val="1"/>
                 <w:i w:val="0"/>
+                <w:iCs w:val="0"/>
                 <w:smallCaps w:val="0"/>
                 <w:strike w:val="0"/>
                 <w:color w:val="000000"/>
@@ -1305,7 +1366,9 @@
               <w:rPr>
                 <w:rFonts w:ascii="Verdana" w:cs="Verdana" w:eastAsia="Verdana" w:hAnsi="Verdana"/>
                 <w:b w:val="1"/>
+                <w:bCs w:val="1"/>
                 <w:i w:val="0"/>
+                <w:iCs w:val="0"/>
                 <w:smallCaps w:val="0"/>
                 <w:strike w:val="0"/>
                 <w:color w:val="000000"/>
@@ -1345,7 +1408,9 @@
               <w:rPr>
                 <w:rFonts w:ascii="Verdana" w:cs="Verdana" w:eastAsia="Verdana" w:hAnsi="Verdana"/>
                 <w:b w:val="1"/>
+                <w:bCs w:val="1"/>
                 <w:i w:val="0"/>
+                <w:iCs w:val="0"/>
                 <w:smallCaps w:val="0"/>
                 <w:strike w:val="0"/>
                 <w:color w:val="000000"/>
@@ -1385,7 +1450,9 @@
               <w:rPr>
                 <w:rFonts w:ascii="Verdana" w:cs="Verdana" w:eastAsia="Verdana" w:hAnsi="Verdana"/>
                 <w:b w:val="1"/>
+                <w:bCs w:val="1"/>
                 <w:i w:val="0"/>
+                <w:iCs w:val="0"/>
                 <w:smallCaps w:val="0"/>
                 <w:strike w:val="0"/>
                 <w:color w:val="000000"/>
@@ -1425,7 +1492,9 @@
               <w:rPr>
                 <w:rFonts w:ascii="Verdana" w:cs="Verdana" w:eastAsia="Verdana" w:hAnsi="Verdana"/>
                 <w:b w:val="1"/>
+                <w:bCs w:val="1"/>
                 <w:i w:val="0"/>
+                <w:iCs w:val="0"/>
                 <w:smallCaps w:val="0"/>
                 <w:strike w:val="0"/>
                 <w:color w:val="000000"/>
@@ -1465,7 +1534,9 @@
               <w:rPr>
                 <w:rFonts w:ascii="Verdana" w:cs="Verdana" w:eastAsia="Verdana" w:hAnsi="Verdana"/>
                 <w:b w:val="1"/>
+                <w:bCs w:val="1"/>
                 <w:i w:val="0"/>
+                <w:iCs w:val="0"/>
                 <w:smallCaps w:val="0"/>
                 <w:strike w:val="0"/>
                 <w:color w:val="000000"/>
@@ -1505,7 +1576,9 @@
               <w:rPr>
                 <w:rFonts w:ascii="Verdana" w:cs="Verdana" w:eastAsia="Verdana" w:hAnsi="Verdana"/>
                 <w:b w:val="1"/>
+                <w:bCs w:val="1"/>
                 <w:i w:val="0"/>
+                <w:iCs w:val="0"/>
                 <w:smallCaps w:val="0"/>
                 <w:strike w:val="0"/>
                 <w:color w:val="000000"/>
@@ -1545,7 +1618,9 @@
               <w:rPr>
                 <w:rFonts w:ascii="Verdana" w:cs="Verdana" w:eastAsia="Verdana" w:hAnsi="Verdana"/>
                 <w:b w:val="1"/>
+                <w:bCs w:val="1"/>
                 <w:i w:val="0"/>
+                <w:iCs w:val="0"/>
                 <w:smallCaps w:val="0"/>
                 <w:strike w:val="0"/>
                 <w:color w:val="000000"/>
@@ -1585,7 +1660,9 @@
               <w:rPr>
                 <w:rFonts w:ascii="Verdana" w:cs="Verdana" w:eastAsia="Verdana" w:hAnsi="Verdana"/>
                 <w:b w:val="1"/>
+                <w:bCs w:val="1"/>
                 <w:i w:val="0"/>
+                <w:iCs w:val="0"/>
                 <w:smallCaps w:val="0"/>
                 <w:strike w:val="0"/>
                 <w:color w:val="000000"/>
@@ -1625,7 +1702,9 @@
               <w:rPr>
                 <w:rFonts w:ascii="Verdana" w:cs="Verdana" w:eastAsia="Verdana" w:hAnsi="Verdana"/>
                 <w:b w:val="1"/>
+                <w:bCs w:val="1"/>
                 <w:i w:val="0"/>
+                <w:iCs w:val="0"/>
                 <w:smallCaps w:val="0"/>
                 <w:strike w:val="0"/>
                 <w:color w:val="000000"/>
@@ -1665,7 +1744,9 @@
               <w:rPr>
                 <w:rFonts w:ascii="Verdana" w:cs="Verdana" w:eastAsia="Verdana" w:hAnsi="Verdana"/>
                 <w:b w:val="1"/>
+                <w:bCs w:val="1"/>
                 <w:i w:val="0"/>
+                <w:iCs w:val="0"/>
                 <w:smallCaps w:val="0"/>
                 <w:strike w:val="0"/>
                 <w:color w:val="000000"/>
@@ -1705,7 +1786,9 @@
               <w:rPr>
                 <w:rFonts w:ascii="Verdana" w:cs="Verdana" w:eastAsia="Verdana" w:hAnsi="Verdana"/>
                 <w:b w:val="1"/>
+                <w:bCs w:val="1"/>
                 <w:i w:val="0"/>
+                <w:iCs w:val="0"/>
                 <w:smallCaps w:val="0"/>
                 <w:strike w:val="0"/>
                 <w:color w:val="000000"/>
@@ -1745,7 +1828,9 @@
               <w:rPr>
                 <w:rFonts w:ascii="Verdana" w:cs="Verdana" w:eastAsia="Verdana" w:hAnsi="Verdana"/>
                 <w:b w:val="1"/>
+                <w:bCs w:val="1"/>
                 <w:i w:val="0"/>
+                <w:iCs w:val="0"/>
                 <w:smallCaps w:val="0"/>
                 <w:strike w:val="0"/>
                 <w:color w:val="000000"/>
@@ -1785,7 +1870,9 @@
               <w:rPr>
                 <w:rFonts w:ascii="Verdana" w:cs="Verdana" w:eastAsia="Verdana" w:hAnsi="Verdana"/>
                 <w:b w:val="1"/>
+                <w:bCs w:val="1"/>
                 <w:i w:val="0"/>
+                <w:iCs w:val="0"/>
                 <w:smallCaps w:val="0"/>
                 <w:strike w:val="0"/>
                 <w:color w:val="000000"/>
@@ -1825,7 +1912,9 @@
               <w:rPr>
                 <w:rFonts w:ascii="Verdana" w:cs="Verdana" w:eastAsia="Verdana" w:hAnsi="Verdana"/>
                 <w:b w:val="1"/>
+                <w:bCs w:val="1"/>
                 <w:i w:val="0"/>
+                <w:iCs w:val="0"/>
                 <w:smallCaps w:val="0"/>
                 <w:strike w:val="0"/>
                 <w:color w:val="000000"/>
@@ -1865,7 +1954,9 @@
               <w:rPr>
                 <w:rFonts w:ascii="Verdana" w:cs="Verdana" w:eastAsia="Verdana" w:hAnsi="Verdana"/>
                 <w:b w:val="1"/>
+                <w:bCs w:val="1"/>
                 <w:i w:val="0"/>
+                <w:iCs w:val="0"/>
                 <w:smallCaps w:val="0"/>
                 <w:strike w:val="0"/>
                 <w:color w:val="000000"/>
@@ -1896,6 +1987,7 @@
             <w:jc w:val="left"/>
             <w:rPr>
               <w:b w:val="1"/>
+              <w:bCs w:val="1"/>
               <w:color w:val="000000"/>
               <w:u w:val="none"/>
             </w:rPr>
@@ -1905,7 +1997,9 @@
               <w:rPr>
                 <w:rFonts w:ascii="Verdana" w:cs="Verdana" w:eastAsia="Verdana" w:hAnsi="Verdana"/>
                 <w:b w:val="1"/>
+                <w:bCs w:val="1"/>
                 <w:i w:val="0"/>
+                <w:iCs w:val="0"/>
                 <w:smallCaps w:val="0"/>
                 <w:strike w:val="0"/>
                 <w:color w:val="000000"/>
@@ -1936,6 +2030,7 @@
             <w:jc w:val="left"/>
             <w:rPr>
               <w:b w:val="1"/>
+              <w:bCs w:val="1"/>
               <w:color w:val="000000"/>
               <w:u w:val="none"/>
             </w:rPr>
@@ -1945,7 +2040,9 @@
               <w:rPr>
                 <w:rFonts w:ascii="Verdana" w:cs="Verdana" w:eastAsia="Verdana" w:hAnsi="Verdana"/>
                 <w:b w:val="1"/>
+                <w:bCs w:val="1"/>
                 <w:i w:val="0"/>
+                <w:iCs w:val="0"/>
                 <w:smallCaps w:val="0"/>
                 <w:strike w:val="0"/>
                 <w:color w:val="000000"/>
@@ -1976,6 +2073,7 @@
             <w:jc w:val="left"/>
             <w:rPr>
               <w:b w:val="1"/>
+              <w:bCs w:val="1"/>
               <w:color w:val="000000"/>
               <w:u w:val="none"/>
             </w:rPr>
@@ -1985,7 +2083,9 @@
               <w:rPr>
                 <w:rFonts w:ascii="Verdana" w:cs="Verdana" w:eastAsia="Verdana" w:hAnsi="Verdana"/>
                 <w:b w:val="1"/>
+                <w:bCs w:val="1"/>
                 <w:i w:val="0"/>
+                <w:iCs w:val="0"/>
                 <w:smallCaps w:val="0"/>
                 <w:strike w:val="0"/>
                 <w:color w:val="000000"/>
@@ -2016,6 +2116,7 @@
             <w:jc w:val="left"/>
             <w:rPr>
               <w:b w:val="1"/>
+              <w:bCs w:val="1"/>
               <w:color w:val="000000"/>
               <w:u w:val="none"/>
             </w:rPr>
@@ -2025,7 +2126,9 @@
               <w:rPr>
                 <w:rFonts w:ascii="Verdana" w:cs="Verdana" w:eastAsia="Verdana" w:hAnsi="Verdana"/>
                 <w:b w:val="1"/>
+                <w:bCs w:val="1"/>
                 <w:i w:val="0"/>
+                <w:iCs w:val="0"/>
                 <w:smallCaps w:val="0"/>
                 <w:strike w:val="0"/>
                 <w:color w:val="000000"/>
@@ -2072,6 +2175,7 @@
         <w:rPr>
           <w:rFonts w:ascii="Arial" w:cs="Arial" w:eastAsia="Arial" w:hAnsi="Arial"/>
           <w:b w:val="1"/>
+          <w:bCs w:val="1"/>
           <w:smallCaps w:val="1"/>
           <w:sz w:val="32"/>
           <w:szCs w:val="32"/>
@@ -2111,6 +2215,7 @@
         <w:rPr>
           <w:rFonts w:ascii="Calibri" w:cs="Calibri" w:eastAsia="Calibri" w:hAnsi="Calibri"/>
           <w:i w:val="0"/>
+          <w:iCs w:val="0"/>
           <w:smallCaps w:val="1"/>
           <w:strike w:val="0"/>
           <w:color w:val="336633"/>
@@ -2165,7 +2270,7 @@
         <w:pStyle w:val="Heading1"/>
         <w:numPr>
           <w:ilvl w:val="0"/>
-          <w:numId w:val="19"/>
+          <w:numId w:val="15"/>
         </w:numPr>
         <w:ind w:left="432"/>
         <w:rPr>
@@ -2201,7 +2306,7 @@
         <w:pageBreakBefore w:val="0"/>
         <w:numPr>
           <w:ilvl w:val="0"/>
-          <w:numId w:val="12"/>
+          <w:numId w:val="19"/>
         </w:numPr>
         <w:spacing w:after="0" w:afterAutospacing="0"/>
         <w:ind w:left="720" w:hanging="360"/>
@@ -2221,7 +2326,7 @@
         <w:pageBreakBefore w:val="0"/>
         <w:numPr>
           <w:ilvl w:val="0"/>
-          <w:numId w:val="12"/>
+          <w:numId w:val="19"/>
         </w:numPr>
         <w:spacing w:before="0" w:beforeAutospacing="0"/>
         <w:ind w:left="720" w:hanging="360"/>
@@ -2304,7 +2409,7 @@
         <w:pageBreakBefore w:val="0"/>
         <w:numPr>
           <w:ilvl w:val="0"/>
-          <w:numId w:val="1"/>
+          <w:numId w:val="26"/>
         </w:numPr>
         <w:spacing w:after="0" w:afterAutospacing="0"/>
         <w:ind w:left="720" w:hanging="360"/>
@@ -2324,7 +2429,7 @@
         <w:pageBreakBefore w:val="0"/>
         <w:numPr>
           <w:ilvl w:val="0"/>
-          <w:numId w:val="1"/>
+          <w:numId w:val="26"/>
         </w:numPr>
         <w:spacing w:after="0" w:afterAutospacing="0" w:before="0" w:beforeAutospacing="0"/>
         <w:ind w:left="720" w:hanging="360"/>
@@ -2344,7 +2449,7 @@
         <w:pageBreakBefore w:val="0"/>
         <w:numPr>
           <w:ilvl w:val="0"/>
-          <w:numId w:val="1"/>
+          <w:numId w:val="26"/>
         </w:numPr>
         <w:spacing w:after="0" w:afterAutospacing="0" w:before="0" w:beforeAutospacing="0"/>
         <w:ind w:left="720" w:hanging="360"/>
@@ -2364,7 +2469,7 @@
         <w:pageBreakBefore w:val="0"/>
         <w:numPr>
           <w:ilvl w:val="1"/>
-          <w:numId w:val="1"/>
+          <w:numId w:val="26"/>
         </w:numPr>
         <w:spacing w:after="0" w:afterAutospacing="0" w:before="0" w:beforeAutospacing="0"/>
         <w:ind w:left="1440" w:hanging="360"/>
@@ -2384,7 +2489,7 @@
         <w:pageBreakBefore w:val="0"/>
         <w:numPr>
           <w:ilvl w:val="1"/>
-          <w:numId w:val="1"/>
+          <w:numId w:val="26"/>
         </w:numPr>
         <w:spacing w:after="0" w:afterAutospacing="0" w:before="0" w:beforeAutospacing="0"/>
         <w:ind w:left="1440" w:hanging="360"/>
@@ -2404,7 +2509,7 @@
         <w:pageBreakBefore w:val="0"/>
         <w:numPr>
           <w:ilvl w:val="1"/>
-          <w:numId w:val="1"/>
+          <w:numId w:val="26"/>
         </w:numPr>
         <w:spacing w:before="0" w:beforeAutospacing="0"/>
         <w:ind w:left="1440" w:hanging="360"/>
@@ -2462,6 +2567,7 @@
       <w:r>
         <w:rPr>
           <w:b w:val="1"/>
+          <w:bCs w:val="1"/>
           <w:rtl w:val="0"/>
         </w:rPr>
         <w:t xml:space="preserve">Atenció</w:t>
@@ -2594,6 +2700,7 @@
       <w:r>
         <w:rPr>
           <w:b w:val="1"/>
+          <w:bCs w:val="1"/>
           <w:rtl w:val="0"/>
         </w:rPr>
         <w:t xml:space="preserve">Els mòduls d'Odoo </w:t>
@@ -2662,6 +2769,7 @@
       <w:r>
         <w:rPr>
           <w:b w:val="1"/>
+          <w:bCs w:val="1"/>
           <w:rtl w:val="0"/>
         </w:rPr>
         <w:t xml:space="preserve">RAD</w:t>
@@ -2675,6 +2783,7 @@
       <w:r>
         <w:rPr>
           <w:b w:val="1"/>
+          <w:bCs w:val="1"/>
           <w:rtl w:val="0"/>
         </w:rPr>
         <w:t xml:space="preserve">Rapid Application Development</w:t>
@@ -2723,6 +2832,7 @@
       <w:r>
         <w:rPr>
           <w:b w:val="1"/>
+          <w:bCs w:val="1"/>
           <w:rtl w:val="0"/>
         </w:rPr>
         <w:t xml:space="preserve">Atenció:</w:t>
@@ -2810,7 +2920,7 @@
       <w:pPr>
         <w:numPr>
           <w:ilvl w:val="0"/>
-          <w:numId w:val="18"/>
+          <w:numId w:val="11"/>
         </w:numPr>
         <w:spacing w:after="0" w:afterAutospacing="0"/>
         <w:ind w:left="720" w:hanging="360"/>
@@ -2824,6 +2934,7 @@
       <w:r>
         <w:rPr>
           <w:b w:val="1"/>
+          <w:bCs w:val="1"/>
           <w:rtl w:val="0"/>
         </w:rPr>
         <w:t xml:space="preserve"> ORM (Object Relational Mapping)</w:t>
@@ -2845,7 +2956,7 @@
         <w:pageBreakBefore w:val="0"/>
         <w:numPr>
           <w:ilvl w:val="1"/>
-          <w:numId w:val="18"/>
+          <w:numId w:val="11"/>
         </w:numPr>
         <w:spacing w:after="0" w:afterAutospacing="0" w:before="0" w:beforeAutospacing="0"/>
         <w:ind w:left="1440" w:hanging="360"/>
@@ -2862,6 +2973,7 @@
       <w:r>
         <w:rPr>
           <w:b w:val="1"/>
+          <w:bCs w:val="1"/>
           <w:u w:val="single"/>
           <w:rtl w:val="0"/>
         </w:rPr>
@@ -2876,6 +2988,7 @@
       <w:r>
         <w:rPr>
           <w:b w:val="1"/>
+          <w:bCs w:val="1"/>
           <w:u w:val="single"/>
           <w:rtl w:val="0"/>
         </w:rPr>
@@ -2884,6 +2997,7 @@
       <w:r>
         <w:rPr>
           <w:b w:val="1"/>
+          <w:bCs w:val="1"/>
           <w:rtl w:val="0"/>
         </w:rPr>
         <w:t xml:space="preserve">.</w:t>
@@ -2894,7 +3008,7 @@
         <w:pageBreakBefore w:val="0"/>
         <w:numPr>
           <w:ilvl w:val="1"/>
-          <w:numId w:val="18"/>
+          <w:numId w:val="11"/>
         </w:numPr>
         <w:spacing w:after="0" w:afterAutospacing="0" w:before="0" w:beforeAutospacing="0"/>
         <w:ind w:left="1440" w:hanging="360"/>
@@ -2912,7 +3026,7 @@
         <w:pageBreakBefore w:val="0"/>
         <w:numPr>
           <w:ilvl w:val="1"/>
-          <w:numId w:val="18"/>
+          <w:numId w:val="11"/>
         </w:numPr>
         <w:spacing w:after="0" w:afterAutospacing="0" w:before="0" w:beforeAutospacing="0"/>
         <w:ind w:left="1440" w:hanging="360"/>
@@ -2932,7 +3046,7 @@
         <w:pageBreakBefore w:val="0"/>
         <w:numPr>
           <w:ilvl w:val="0"/>
-          <w:numId w:val="18"/>
+          <w:numId w:val="11"/>
         </w:numPr>
         <w:spacing w:after="0" w:afterAutospacing="0" w:before="0" w:beforeAutospacing="0"/>
         <w:ind w:left="720" w:hanging="360"/>
@@ -2949,6 +3063,7 @@
       <w:r>
         <w:rPr>
           <w:b w:val="1"/>
+          <w:bCs w:val="1"/>
           <w:rtl w:val="0"/>
         </w:rPr>
         <w:t xml:space="preserve">MVC</w:t>
@@ -2965,7 +3080,7 @@
         <w:pageBreakBefore w:val="0"/>
         <w:numPr>
           <w:ilvl w:val="1"/>
-          <w:numId w:val="18"/>
+          <w:numId w:val="11"/>
         </w:numPr>
         <w:spacing w:after="0" w:afterAutospacing="0" w:before="0" w:beforeAutospacing="0"/>
         <w:ind w:left="1440" w:hanging="360"/>
@@ -2982,6 +3097,7 @@
       <w:r>
         <w:rPr>
           <w:b w:val="1"/>
+          <w:bCs w:val="1"/>
           <w:rtl w:val="0"/>
         </w:rPr>
         <w:t xml:space="preserve">models.Model</w:t>
@@ -2998,7 +3114,7 @@
         <w:pageBreakBefore w:val="0"/>
         <w:numPr>
           <w:ilvl w:val="1"/>
-          <w:numId w:val="18"/>
+          <w:numId w:val="11"/>
         </w:numPr>
         <w:spacing w:after="0" w:afterAutospacing="0" w:before="0" w:beforeAutospacing="0"/>
         <w:ind w:left="1440" w:hanging="360"/>
@@ -3009,6 +3125,7 @@
       <w:r>
         <w:rPr>
           <w:b w:val="1"/>
+          <w:bCs w:val="1"/>
           <w:u w:val="single"/>
           <w:rtl w:val="0"/>
         </w:rPr>
@@ -3026,7 +3143,7 @@
         <w:pageBreakBefore w:val="0"/>
         <w:numPr>
           <w:ilvl w:val="1"/>
-          <w:numId w:val="18"/>
+          <w:numId w:val="11"/>
         </w:numPr>
         <w:spacing w:after="0" w:afterAutospacing="0" w:before="0" w:beforeAutospacing="0"/>
         <w:ind w:left="1440" w:hanging="360"/>
@@ -3037,6 +3154,7 @@
       <w:r>
         <w:rPr>
           <w:b w:val="1"/>
+          <w:bCs w:val="1"/>
           <w:u w:val="single"/>
           <w:rtl w:val="0"/>
         </w:rPr>
@@ -3059,7 +3177,7 @@
         <w:pageBreakBefore w:val="0"/>
         <w:numPr>
           <w:ilvl w:val="0"/>
-          <w:numId w:val="18"/>
+          <w:numId w:val="11"/>
         </w:numPr>
         <w:spacing w:after="0" w:afterAutospacing="0" w:before="0" w:beforeAutospacing="0"/>
         <w:ind w:left="720" w:hanging="360"/>
@@ -3076,6 +3194,7 @@
       <w:r>
         <w:rPr>
           <w:b w:val="1"/>
+          <w:bCs w:val="1"/>
           <w:rtl w:val="0"/>
         </w:rPr>
         <w:t xml:space="preserve">Tinença Múltiple</w:t>
@@ -3092,7 +3211,7 @@
         <w:pageBreakBefore w:val="0"/>
         <w:numPr>
           <w:ilvl w:val="0"/>
-          <w:numId w:val="18"/>
+          <w:numId w:val="11"/>
         </w:numPr>
         <w:spacing w:after="0" w:afterAutospacing="0" w:before="0" w:beforeAutospacing="0"/>
         <w:ind w:left="720" w:hanging="360"/>
@@ -3112,7 +3231,7 @@
         <w:pageBreakBefore w:val="0"/>
         <w:numPr>
           <w:ilvl w:val="0"/>
-          <w:numId w:val="18"/>
+          <w:numId w:val="11"/>
         </w:numPr>
         <w:spacing w:before="0" w:beforeAutospacing="0"/>
         <w:ind w:left="720" w:hanging="360"/>
@@ -3164,6 +3283,7 @@
       <w:r>
         <w:rPr>
           <w:b w:val="1"/>
+          <w:bCs w:val="1"/>
           <w:rtl w:val="0"/>
         </w:rPr>
         <w:t xml:space="preserve">Important:</w:t>
@@ -3193,7 +3313,7 @@
         <w:pStyle w:val="Heading1"/>
         <w:numPr>
           <w:ilvl w:val="0"/>
-          <w:numId w:val="19"/>
+          <w:numId w:val="15"/>
         </w:numPr>
         <w:ind w:left="432"/>
         <w:rPr>
@@ -3243,7 +3363,7 @@
       <w:pPr>
         <w:numPr>
           <w:ilvl w:val="0"/>
-          <w:numId w:val="13"/>
+          <w:numId w:val="5"/>
         </w:numPr>
         <w:spacing w:after="0" w:afterAutospacing="0"/>
         <w:ind w:left="720" w:hanging="360"/>
@@ -3260,6 +3380,7 @@
       <w:r>
         <w:rPr>
           <w:b w:val="1"/>
+          <w:bCs w:val="1"/>
           <w:rtl w:val="0"/>
         </w:rPr>
         <w:t xml:space="preserve">res.partner</w:t>
@@ -3275,7 +3396,7 @@
       <w:pPr>
         <w:numPr>
           <w:ilvl w:val="1"/>
-          <w:numId w:val="13"/>
+          <w:numId w:val="5"/>
         </w:numPr>
         <w:spacing w:after="0" w:afterAutospacing="0" w:before="0" w:beforeAutospacing="0"/>
         <w:ind w:left="1440" w:hanging="360"/>
@@ -3303,7 +3424,7 @@
       <w:pPr>
         <w:numPr>
           <w:ilvl w:val="0"/>
-          <w:numId w:val="13"/>
+          <w:numId w:val="5"/>
         </w:numPr>
         <w:spacing w:before="0" w:beforeAutospacing="0"/>
         <w:ind w:left="720" w:hanging="360"/>
@@ -3320,6 +3441,7 @@
       <w:r>
         <w:rPr>
           <w:b w:val="1"/>
+          <w:bCs w:val="1"/>
           <w:rtl w:val="0"/>
         </w:rPr>
         <w:t xml:space="preserve">sale.orde</w:t>
@@ -3433,6 +3555,7 @@
       <w:r>
         <w:rPr>
           <w:b w:val="1"/>
+          <w:bCs w:val="1"/>
           <w:rtl w:val="0"/>
         </w:rPr>
         <w:t xml:space="preserve">Important: </w:t>
@@ -3446,6 +3569,7 @@
       <w:r>
         <w:rPr>
           <w:b w:val="1"/>
+          <w:bCs w:val="1"/>
           <w:rtl w:val="0"/>
         </w:rPr>
         <w:t xml:space="preserve">modul.model</w:t>
@@ -3459,6 +3583,7 @@
       <w:r>
         <w:rPr>
           <w:b w:val="1"/>
+          <w:bCs w:val="1"/>
           <w:rtl w:val="0"/>
         </w:rPr>
         <w:t xml:space="preserve">_</w:t>
@@ -3538,6 +3663,7 @@
       <w:r>
         <w:rPr>
           <w:b w:val="1"/>
+          <w:bCs w:val="1"/>
           <w:rtl w:val="0"/>
         </w:rPr>
         <w:t xml:space="preserve"> Interessant: </w:t>
@@ -3565,7 +3691,7 @@
         <w:pStyle w:val="Heading1"/>
         <w:numPr>
           <w:ilvl w:val="0"/>
-          <w:numId w:val="19"/>
+          <w:numId w:val="15"/>
         </w:numPr>
         <w:ind w:left="432"/>
         <w:rPr>
@@ -3637,6 +3763,7 @@
       <w:r>
         <w:rPr>
           <w:b w:val="1"/>
+          <w:bCs w:val="1"/>
           <w:rtl w:val="0"/>
         </w:rPr>
         <w:t xml:space="preserve">Important: </w:t>
@@ -3667,12 +3794,14 @@
         <w:ind w:left="566.9291338582675" w:right="57" w:firstLine="0"/>
         <w:rPr>
           <w:b w:val="1"/>
+          <w:bCs w:val="1"/>
           <w:u w:val="single"/>
         </w:rPr>
       </w:pPr>
       <w:r>
         <w:rPr>
           <w:b w:val="1"/>
+          <w:bCs w:val="1"/>
           <w:u w:val="single"/>
           <w:rtl w:val="0"/>
         </w:rPr>
@@ -3792,6 +3921,7 @@
       <w:r>
         <w:rPr>
           <w:b w:val="1"/>
+          <w:bCs w:val="1"/>
           <w:rtl w:val="0"/>
         </w:rPr>
         <w:t xml:space="preserve">Exemple</w:t>
@@ -3839,7 +3969,7 @@
         <w:pStyle w:val="Heading2"/>
         <w:numPr>
           <w:ilvl w:val="1"/>
-          <w:numId w:val="19"/>
+          <w:numId w:val="15"/>
         </w:numPr>
       </w:pPr>
       <w:bookmarkStart w:colFirst="0" w:colLast="0" w:name="_z1cak5w3b36f" w:id="4"/>
@@ -3885,6 +4015,7 @@
       <w:r>
         <w:rPr>
           <w:b w:val="1"/>
+          <w:bCs w:val="1"/>
           <w:rtl w:val="0"/>
         </w:rPr>
         <w:t xml:space="preserve">__manifest__.py”</w:t>
@@ -3898,6 +4029,7 @@
       <w:r>
         <w:rPr>
           <w:b w:val="1"/>
+          <w:bCs w:val="1"/>
           <w:rtl w:val="0"/>
         </w:rPr>
         <w:t xml:space="preserve">__init__.py</w:t>
@@ -3934,7 +4066,7 @@
       <w:pPr>
         <w:numPr>
           <w:ilvl w:val="0"/>
-          <w:numId w:val="24"/>
+          <w:numId w:val="16"/>
         </w:numPr>
         <w:ind w:left="720" w:hanging="360"/>
       </w:pPr>
@@ -3949,7 +4081,7 @@
       <w:pPr>
         <w:numPr>
           <w:ilvl w:val="0"/>
-          <w:numId w:val="24"/>
+          <w:numId w:val="16"/>
         </w:numPr>
         <w:ind w:left="720" w:hanging="360"/>
       </w:pPr>
@@ -3964,7 +4096,7 @@
       <w:pPr>
         <w:numPr>
           <w:ilvl w:val="1"/>
-          <w:numId w:val="24"/>
+          <w:numId w:val="16"/>
         </w:numPr>
         <w:ind w:left="1440" w:hanging="360"/>
       </w:pPr>
@@ -3979,7 +4111,7 @@
       <w:pPr>
         <w:numPr>
           <w:ilvl w:val="1"/>
-          <w:numId w:val="24"/>
+          <w:numId w:val="16"/>
         </w:numPr>
         <w:ind w:left="1440" w:hanging="360"/>
       </w:pPr>
@@ -3994,7 +4126,7 @@
       <w:pPr>
         <w:numPr>
           <w:ilvl w:val="1"/>
-          <w:numId w:val="24"/>
+          <w:numId w:val="16"/>
         </w:numPr>
         <w:ind w:left="1440" w:hanging="360"/>
       </w:pPr>
@@ -4009,7 +4141,7 @@
       <w:pPr>
         <w:numPr>
           <w:ilvl w:val="0"/>
-          <w:numId w:val="24"/>
+          <w:numId w:val="16"/>
         </w:numPr>
         <w:ind w:left="720" w:hanging="360"/>
       </w:pPr>
@@ -4024,7 +4156,7 @@
       <w:pPr>
         <w:numPr>
           <w:ilvl w:val="0"/>
-          <w:numId w:val="24"/>
+          <w:numId w:val="16"/>
         </w:numPr>
         <w:ind w:left="720" w:hanging="360"/>
       </w:pPr>
@@ -4059,6 +4191,7 @@
       <w:r>
         <w:rPr>
           <w:b w:val="1"/>
+          <w:bCs w:val="1"/>
           <w:rtl w:val="0"/>
         </w:rPr>
         <w:t xml:space="preserve">--addons-path</w:t>
@@ -4072,6 +4205,7 @@
       <w:r>
         <w:rPr>
           <w:b w:val="1"/>
+          <w:bCs w:val="1"/>
           <w:rtl w:val="0"/>
         </w:rPr>
         <w:t xml:space="preserve">odoo.conf</w:t>
@@ -4106,6 +4240,7 @@
       <w:r>
         <w:rPr>
           <w:b w:val="1"/>
+          <w:bCs w:val="1"/>
           <w:rtl w:val="0"/>
         </w:rPr>
         <w:t xml:space="preserve">odoo scaffold</w:t>
@@ -4227,6 +4362,7 @@
       <w:r>
         <w:rPr>
           <w:b w:val="1"/>
+          <w:bCs w:val="1"/>
           <w:rtl w:val="0"/>
         </w:rPr>
         <w:t xml:space="preserve">Atenció:</w:t>
@@ -4243,7 +4379,7 @@
         <w:pStyle w:val="Heading1"/>
         <w:numPr>
           <w:ilvl w:val="0"/>
-          <w:numId w:val="19"/>
+          <w:numId w:val="15"/>
         </w:numPr>
         <w:spacing w:after="0" w:afterAutospacing="0"/>
         <w:ind w:left="432"/>
@@ -4268,7 +4404,7 @@
         <w:pStyle w:val="Heading2"/>
         <w:numPr>
           <w:ilvl w:val="1"/>
-          <w:numId w:val="19"/>
+          <w:numId w:val="15"/>
         </w:numPr>
         <w:spacing w:before="0" w:beforeAutospacing="0"/>
         <w:rPr>
@@ -4297,6 +4433,7 @@
       <w:r>
         <w:rPr>
           <w:b w:val="1"/>
+          <w:bCs w:val="1"/>
           <w:rtl w:val="0"/>
         </w:rPr>
         <w:t xml:space="preserve">models.Model</w:t>
@@ -4331,6 +4468,7 @@
       <w:r>
         <w:rPr>
           <w:b w:val="1"/>
+          <w:bCs w:val="1"/>
           <w:rtl w:val="0"/>
         </w:rPr>
         <w:t xml:space="preserve">models.Model</w:t>
@@ -4346,7 +4484,7 @@
       <w:pPr>
         <w:numPr>
           <w:ilvl w:val="0"/>
-          <w:numId w:val="23"/>
+          <w:numId w:val="24"/>
         </w:numPr>
         <w:ind w:left="720" w:hanging="360"/>
       </w:pPr>
@@ -4361,7 +4499,7 @@
       <w:pPr>
         <w:numPr>
           <w:ilvl w:val="0"/>
-          <w:numId w:val="23"/>
+          <w:numId w:val="24"/>
         </w:numPr>
         <w:ind w:left="720" w:hanging="360"/>
       </w:pPr>
@@ -4374,6 +4512,7 @@
       <w:r>
         <w:rPr>
           <w:b w:val="1"/>
+          <w:bCs w:val="1"/>
           <w:rtl w:val="0"/>
         </w:rPr>
         <w:t xml:space="preserve">fields</w:t>
@@ -4387,6 +4526,7 @@
       <w:r>
         <w:rPr>
           <w:b w:val="1"/>
+          <w:bCs w:val="1"/>
           <w:rtl w:val="0"/>
         </w:rPr>
         <w:t xml:space="preserve">field</w:t>
@@ -4400,6 +4540,7 @@
       <w:r>
         <w:rPr>
           <w:b w:val="1"/>
+          <w:bCs w:val="1"/>
           <w:rtl w:val="0"/>
         </w:rPr>
         <w:t xml:space="preserve">fields.Field”</w:t>
@@ -4415,7 +4556,7 @@
       <w:pPr>
         <w:numPr>
           <w:ilvl w:val="1"/>
-          <w:numId w:val="23"/>
+          <w:numId w:val="24"/>
         </w:numPr>
         <w:ind w:left="1440" w:hanging="360"/>
       </w:pPr>
@@ -4430,7 +4571,7 @@
       <w:pPr>
         <w:numPr>
           <w:ilvl w:val="0"/>
-          <w:numId w:val="23"/>
+          <w:numId w:val="24"/>
         </w:numPr>
         <w:ind w:left="720" w:hanging="360"/>
       </w:pPr>
@@ -4445,7 +4586,7 @@
       <w:pPr>
         <w:numPr>
           <w:ilvl w:val="0"/>
-          <w:numId w:val="23"/>
+          <w:numId w:val="24"/>
         </w:numPr>
         <w:ind w:left="720" w:hanging="360"/>
       </w:pPr>
@@ -4460,7 +4601,7 @@
       <w:pPr>
         <w:numPr>
           <w:ilvl w:val="0"/>
-          <w:numId w:val="23"/>
+          <w:numId w:val="24"/>
         </w:numPr>
         <w:ind w:left="720" w:hanging="360"/>
       </w:pPr>
@@ -4541,6 +4682,7 @@
               <w:rPr>
                 <w:rFonts w:ascii="Consolas" w:cs="Consolas" w:eastAsia="Consolas" w:hAnsi="Consolas"/>
                 <w:b w:val="1"/>
+                <w:bCs w:val="1"/>
                 <w:color w:val="333333"/>
                 <w:sz w:val="20"/>
                 <w:szCs w:val="20"/>
@@ -4564,6 +4706,7 @@
               <w:rPr>
                 <w:rFonts w:ascii="Consolas" w:cs="Consolas" w:eastAsia="Consolas" w:hAnsi="Consolas"/>
                 <w:b w:val="1"/>
+                <w:bCs w:val="1"/>
                 <w:color w:val="445588"/>
                 <w:sz w:val="20"/>
                 <w:szCs w:val="20"/>
@@ -4659,6 +4802,7 @@
               <w:rPr>
                 <w:rFonts w:ascii="Consolas" w:cs="Consolas" w:eastAsia="Consolas" w:hAnsi="Consolas"/>
                 <w:i w:val="1"/>
+                <w:iCs w:val="1"/>
                 <w:color w:val="999988"/>
                 <w:sz w:val="20"/>
                 <w:szCs w:val="20"/>
@@ -4705,6 +4849,7 @@
               <w:rPr>
                 <w:rFonts w:ascii="Consolas" w:cs="Consolas" w:eastAsia="Consolas" w:hAnsi="Consolas"/>
                 <w:i w:val="1"/>
+                <w:iCs w:val="1"/>
                 <w:color w:val="999988"/>
                 <w:sz w:val="20"/>
                 <w:szCs w:val="20"/>
@@ -4729,6 +4874,7 @@
               <w:rPr>
                 <w:rFonts w:ascii="Consolas" w:cs="Consolas" w:eastAsia="Consolas" w:hAnsi="Consolas"/>
                 <w:b w:val="1"/>
+                <w:bCs w:val="1"/>
                 <w:color w:val="333333"/>
                 <w:sz w:val="20"/>
                 <w:szCs w:val="20"/>
@@ -4752,6 +4898,7 @@
               <w:rPr>
                 <w:rFonts w:ascii="Consolas" w:cs="Consolas" w:eastAsia="Consolas" w:hAnsi="Consolas"/>
                 <w:i w:val="1"/>
+                <w:iCs w:val="1"/>
                 <w:color w:val="999988"/>
                 <w:sz w:val="20"/>
                 <w:szCs w:val="20"/>
@@ -4776,6 +4923,7 @@
               <w:rPr>
                 <w:rFonts w:ascii="Consolas" w:cs="Consolas" w:eastAsia="Consolas" w:hAnsi="Consolas"/>
                 <w:b w:val="1"/>
+                <w:bCs w:val="1"/>
                 <w:color w:val="333333"/>
                 <w:sz w:val="20"/>
                 <w:szCs w:val="20"/>
@@ -4799,6 +4947,7 @@
               <w:rPr>
                 <w:rFonts w:ascii="Consolas" w:cs="Consolas" w:eastAsia="Consolas" w:hAnsi="Consolas"/>
                 <w:i w:val="1"/>
+                <w:iCs w:val="1"/>
                 <w:color w:val="999988"/>
                 <w:sz w:val="20"/>
                 <w:szCs w:val="20"/>
@@ -4845,6 +4994,7 @@
               <w:rPr>
                 <w:rFonts w:ascii="Consolas" w:cs="Consolas" w:eastAsia="Consolas" w:hAnsi="Consolas"/>
                 <w:i w:val="1"/>
+                <w:iCs w:val="1"/>
                 <w:color w:val="999988"/>
                 <w:sz w:val="20"/>
                 <w:szCs w:val="20"/>
@@ -4869,6 +5019,7 @@
               <w:rPr>
                 <w:rFonts w:ascii="Consolas" w:cs="Consolas" w:eastAsia="Consolas" w:hAnsi="Consolas"/>
                 <w:b w:val="1"/>
+                <w:bCs w:val="1"/>
                 <w:color w:val="333333"/>
                 <w:sz w:val="20"/>
                 <w:szCs w:val="20"/>
@@ -4892,6 +5043,7 @@
               <w:rPr>
                 <w:rFonts w:ascii="Consolas" w:cs="Consolas" w:eastAsia="Consolas" w:hAnsi="Consolas"/>
                 <w:i w:val="1"/>
+                <w:iCs w:val="1"/>
                 <w:color w:val="999988"/>
                 <w:sz w:val="20"/>
                 <w:szCs w:val="20"/>
@@ -4938,6 +5090,7 @@
               <w:rPr>
                 <w:rFonts w:ascii="Consolas" w:cs="Consolas" w:eastAsia="Consolas" w:hAnsi="Consolas"/>
                 <w:i w:val="1"/>
+                <w:iCs w:val="1"/>
                 <w:color w:val="999988"/>
                 <w:sz w:val="20"/>
                 <w:szCs w:val="20"/>
@@ -4962,6 +5115,7 @@
               <w:rPr>
                 <w:rFonts w:ascii="Consolas" w:cs="Consolas" w:eastAsia="Consolas" w:hAnsi="Consolas"/>
                 <w:b w:val="1"/>
+                <w:bCs w:val="1"/>
                 <w:color w:val="333333"/>
                 <w:sz w:val="20"/>
                 <w:szCs w:val="20"/>
@@ -4985,6 +5139,7 @@
               <w:rPr>
                 <w:rFonts w:ascii="Consolas" w:cs="Consolas" w:eastAsia="Consolas" w:hAnsi="Consolas"/>
                 <w:i w:val="1"/>
+                <w:iCs w:val="1"/>
                 <w:color w:val="999988"/>
                 <w:sz w:val="20"/>
                 <w:szCs w:val="20"/>
@@ -5009,6 +5164,7 @@
               <w:rPr>
                 <w:rFonts w:ascii="Consolas" w:cs="Consolas" w:eastAsia="Consolas" w:hAnsi="Consolas"/>
                 <w:b w:val="1"/>
+                <w:bCs w:val="1"/>
                 <w:color w:val="333333"/>
                 <w:sz w:val="20"/>
                 <w:szCs w:val="20"/>
@@ -5032,6 +5188,7 @@
               <w:rPr>
                 <w:rFonts w:ascii="Consolas" w:cs="Consolas" w:eastAsia="Consolas" w:hAnsi="Consolas"/>
                 <w:i w:val="1"/>
+                <w:iCs w:val="1"/>
                 <w:color w:val="999988"/>
                 <w:sz w:val="20"/>
                 <w:szCs w:val="20"/>
@@ -5078,6 +5235,7 @@
               <w:rPr>
                 <w:rFonts w:ascii="Consolas" w:cs="Consolas" w:eastAsia="Consolas" w:hAnsi="Consolas"/>
                 <w:i w:val="1"/>
+                <w:iCs w:val="1"/>
                 <w:color w:val="999988"/>
                 <w:sz w:val="20"/>
                 <w:szCs w:val="20"/>
@@ -5102,6 +5260,7 @@
               <w:rPr>
                 <w:rFonts w:ascii="Consolas" w:cs="Consolas" w:eastAsia="Consolas" w:hAnsi="Consolas"/>
                 <w:b w:val="1"/>
+                <w:bCs w:val="1"/>
                 <w:color w:val="333333"/>
                 <w:sz w:val="20"/>
                 <w:szCs w:val="20"/>
@@ -5125,6 +5284,7 @@
               <w:rPr>
                 <w:rFonts w:ascii="Consolas" w:cs="Consolas" w:eastAsia="Consolas" w:hAnsi="Consolas"/>
                 <w:i w:val="1"/>
+                <w:iCs w:val="1"/>
                 <w:color w:val="999988"/>
                 <w:sz w:val="20"/>
                 <w:szCs w:val="20"/>
@@ -5171,6 +5331,7 @@
               <w:rPr>
                 <w:rFonts w:ascii="Consolas" w:cs="Consolas" w:eastAsia="Consolas" w:hAnsi="Consolas"/>
                 <w:i w:val="1"/>
+                <w:iCs w:val="1"/>
                 <w:color w:val="999988"/>
                 <w:sz w:val="20"/>
                 <w:szCs w:val="20"/>
@@ -5195,6 +5356,7 @@
               <w:rPr>
                 <w:rFonts w:ascii="Consolas" w:cs="Consolas" w:eastAsia="Consolas" w:hAnsi="Consolas"/>
                 <w:b w:val="1"/>
+                <w:bCs w:val="1"/>
                 <w:color w:val="333333"/>
                 <w:sz w:val="20"/>
                 <w:szCs w:val="20"/>
@@ -5218,6 +5380,7 @@
               <w:rPr>
                 <w:rFonts w:ascii="Consolas" w:cs="Consolas" w:eastAsia="Consolas" w:hAnsi="Consolas"/>
                 <w:i w:val="1"/>
+                <w:iCs w:val="1"/>
                 <w:color w:val="999988"/>
                 <w:sz w:val="20"/>
                 <w:szCs w:val="20"/>
@@ -5267,7 +5430,7 @@
       <w:pPr>
         <w:numPr>
           <w:ilvl w:val="0"/>
-          <w:numId w:val="7"/>
+          <w:numId w:val="4"/>
         </w:numPr>
         <w:ind w:left="720" w:hanging="360"/>
       </w:pPr>
@@ -5280,6 +5443,7 @@
       <w:r>
         <w:rPr>
           <w:b w:val="1"/>
+          <w:bCs w:val="1"/>
           <w:rtl w:val="0"/>
         </w:rPr>
         <w:t xml:space="preserve">models.Model</w:t>
@@ -5295,7 +5459,7 @@
       <w:pPr>
         <w:numPr>
           <w:ilvl w:val="0"/>
-          <w:numId w:val="7"/>
+          <w:numId w:val="4"/>
         </w:numPr>
         <w:ind w:left="720" w:hanging="360"/>
       </w:pPr>
@@ -5308,6 +5472,7 @@
       <w:r>
         <w:rPr>
           <w:b w:val="1"/>
+          <w:bCs w:val="1"/>
           <w:rtl w:val="0"/>
         </w:rPr>
         <w:t xml:space="preserve">_name</w:t>
@@ -5321,6 +5486,7 @@
       <w:r>
         <w:rPr>
           <w:b w:val="1"/>
+          <w:bCs w:val="1"/>
           <w:rtl w:val="0"/>
         </w:rPr>
         <w:t xml:space="preserve">_description</w:t>
@@ -5334,6 +5500,7 @@
       <w:r>
         <w:rPr>
           <w:b w:val="1"/>
+          <w:bCs w:val="1"/>
           <w:rtl w:val="0"/>
         </w:rPr>
         <w:t xml:space="preserve">_name</w:t>
@@ -5347,6 +5514,7 @@
       <w:r>
         <w:rPr>
           <w:b w:val="1"/>
+          <w:bCs w:val="1"/>
           <w:rtl w:val="0"/>
         </w:rPr>
         <w:t xml:space="preserve">Amodel</w:t>
@@ -5360,6 +5528,7 @@
       <w:r>
         <w:rPr>
           <w:b w:val="1"/>
+          <w:bCs w:val="1"/>
           <w:rtl w:val="0"/>
         </w:rPr>
         <w:t xml:space="preserve">a.model”</w:t>
@@ -5375,7 +5544,7 @@
       <w:pPr>
         <w:numPr>
           <w:ilvl w:val="0"/>
-          <w:numId w:val="7"/>
+          <w:numId w:val="4"/>
         </w:numPr>
         <w:ind w:left="720" w:hanging="360"/>
       </w:pPr>
@@ -5388,6 +5557,7 @@
       <w:r>
         <w:rPr>
           <w:b w:val="1"/>
+          <w:bCs w:val="1"/>
           <w:rtl w:val="0"/>
         </w:rPr>
         <w:t xml:space="preserve">field</w:t>
@@ -5401,6 +5571,7 @@
       <w:r>
         <w:rPr>
           <w:b w:val="1"/>
+          <w:bCs w:val="1"/>
           <w:rtl w:val="0"/>
         </w:rPr>
         <w:t xml:space="preserve">ields.Char</w:t>
@@ -5414,6 +5585,7 @@
       <w:r>
         <w:rPr>
           <w:b w:val="1"/>
+          <w:bCs w:val="1"/>
           <w:rtl w:val="0"/>
         </w:rPr>
         <w:t xml:space="preserve">Char</w:t>
@@ -5461,6 +5633,7 @@
       <w:r>
         <w:rPr>
           <w:b w:val="1"/>
+          <w:bCs w:val="1"/>
           <w:rtl w:val="0"/>
         </w:rPr>
         <w:t xml:space="preserve">Interessant: </w:t>
@@ -5519,6 +5692,7 @@
       <w:r>
         <w:rPr>
           <w:b w:val="1"/>
+          <w:bCs w:val="1"/>
           <w:rtl w:val="0"/>
         </w:rPr>
         <w:t xml:space="preserve">Interessant: </w:t>
@@ -5548,7 +5722,7 @@
         <w:rPr>
           <w:rtl w:val="0"/>
         </w:rPr>
-        <w:t xml:space="preserve">Una de les funcionalitats és la manera desenvolupador, que permet, entre moltes altres coses, explorar els models que té en aquest moment el servidor.</w:t>
+        <w:t xml:space="preserve">Una de les funcionalitats és el mode “desenvolupador”, que permet, entre moltes altres coses, explorar els models que té en aquest moment el servidor.</w:t>
       </w:r>
       <w:r>
         <w:rPr>
@@ -5570,6 +5744,7 @@
       <w:r>
         <w:rPr>
           <w:b w:val="1"/>
+          <w:bCs w:val="1"/>
           <w:rtl w:val="0"/>
         </w:rPr>
         <w:t xml:space="preserve">_name</w:t>
@@ -5583,6 +5758,7 @@
       <w:r>
         <w:rPr>
           <w:b w:val="1"/>
+          <w:bCs w:val="1"/>
           <w:rtl w:val="0"/>
         </w:rPr>
         <w:t xml:space="preserve">_description</w:t>
@@ -5596,6 +5772,7 @@
       <w:r>
         <w:rPr>
           <w:b w:val="1"/>
+          <w:bCs w:val="1"/>
           <w:rtl w:val="0"/>
         </w:rPr>
         <w:t xml:space="preserve">_rec_name</w:t>
@@ -5609,6 +5786,7 @@
       <w:r>
         <w:rPr>
           <w:b w:val="1"/>
+          <w:bCs w:val="1"/>
           <w:rtl w:val="0"/>
         </w:rPr>
         <w:t xml:space="preserve">name</w:t>
@@ -5622,6 +5800,7 @@
       <w:r>
         <w:rPr>
           <w:b w:val="1"/>
+          <w:bCs w:val="1"/>
           <w:rtl w:val="0"/>
         </w:rPr>
         <w:t xml:space="preserve">_name</w:t>
@@ -5642,7 +5821,7 @@
       <w:pPr>
         <w:numPr>
           <w:ilvl w:val="0"/>
-          <w:numId w:val="8"/>
+          <w:numId w:val="6"/>
         </w:numPr>
         <w:ind w:left="720" w:hanging="360"/>
         <w:rPr>
@@ -5658,6 +5837,7 @@
       <w:r>
         <w:rPr>
           <w:b w:val="1"/>
+          <w:bCs w:val="1"/>
           <w:rtl w:val="0"/>
         </w:rPr>
         <w:t xml:space="preserve">_rec_name</w:t>
@@ -5671,6 +5851,7 @@
       <w:r>
         <w:rPr>
           <w:b w:val="1"/>
+          <w:bCs w:val="1"/>
           <w:rtl w:val="0"/>
         </w:rPr>
         <w:t xml:space="preserve">name</w:t>
@@ -5684,6 +5865,7 @@
       <w:r>
         <w:rPr>
           <w:b w:val="1"/>
+          <w:bCs w:val="1"/>
           <w:rtl w:val="0"/>
         </w:rPr>
         <w:t xml:space="preserve">name</w:t>
@@ -5697,6 +5879,7 @@
       <w:r>
         <w:rPr>
           <w:b w:val="1"/>
+          <w:bCs w:val="1"/>
           <w:rtl w:val="0"/>
         </w:rPr>
         <w:t xml:space="preserve">_rec_name=’nomatribut’</w:t>
@@ -5723,7 +5906,7 @@
         <w:pStyle w:val="Heading2"/>
         <w:numPr>
           <w:ilvl w:val="1"/>
-          <w:numId w:val="19"/>
+          <w:numId w:val="15"/>
         </w:numPr>
         <w:rPr>
           <w:u w:val="none"/>
@@ -5774,16 +5957,18 @@
       <w:pPr>
         <w:numPr>
           <w:ilvl w:val="0"/>
-          <w:numId w:val="21"/>
+          <w:numId w:val="10"/>
         </w:numPr>
         <w:ind w:left="720" w:hanging="360"/>
         <w:rPr>
           <w:b w:val="1"/>
+          <w:bCs w:val="1"/>
         </w:rPr>
       </w:pPr>
       <w:r>
         <w:rPr>
           <w:b w:val="1"/>
+          <w:bCs w:val="1"/>
           <w:rtl w:val="0"/>
         </w:rPr>
         <w:t xml:space="preserve">Integer</w:t>
@@ -5793,16 +5978,18 @@
       <w:pPr>
         <w:numPr>
           <w:ilvl w:val="0"/>
-          <w:numId w:val="21"/>
+          <w:numId w:val="10"/>
         </w:numPr>
         <w:ind w:left="720" w:hanging="360"/>
         <w:rPr>
           <w:b w:val="1"/>
+          <w:bCs w:val="1"/>
         </w:rPr>
       </w:pPr>
       <w:r>
         <w:rPr>
           <w:b w:val="1"/>
+          <w:bCs w:val="1"/>
           <w:rtl w:val="0"/>
         </w:rPr>
         <w:t xml:space="preserve">Char</w:t>
@@ -5812,16 +5999,18 @@
       <w:pPr>
         <w:numPr>
           <w:ilvl w:val="0"/>
-          <w:numId w:val="21"/>
+          <w:numId w:val="10"/>
         </w:numPr>
         <w:ind w:left="720" w:hanging="360"/>
         <w:rPr>
           <w:b w:val="1"/>
+          <w:bCs w:val="1"/>
         </w:rPr>
       </w:pPr>
       <w:r>
         <w:rPr>
           <w:b w:val="1"/>
+          <w:bCs w:val="1"/>
           <w:rtl w:val="0"/>
         </w:rPr>
         <w:t xml:space="preserve">Text</w:t>
@@ -5831,16 +6020,18 @@
       <w:pPr>
         <w:numPr>
           <w:ilvl w:val="0"/>
-          <w:numId w:val="21"/>
+          <w:numId w:val="10"/>
         </w:numPr>
         <w:ind w:left="720" w:hanging="360"/>
         <w:rPr>
           <w:b w:val="1"/>
+          <w:bCs w:val="1"/>
         </w:rPr>
       </w:pPr>
       <w:r>
         <w:rPr>
           <w:b w:val="1"/>
+          <w:bCs w:val="1"/>
           <w:rtl w:val="0"/>
         </w:rPr>
         <w:t xml:space="preserve">Date</w:t>
@@ -5850,16 +6041,18 @@
       <w:pPr>
         <w:numPr>
           <w:ilvl w:val="0"/>
-          <w:numId w:val="21"/>
+          <w:numId w:val="10"/>
         </w:numPr>
         <w:ind w:left="720" w:hanging="360"/>
         <w:rPr>
           <w:b w:val="1"/>
+          <w:bCs w:val="1"/>
         </w:rPr>
       </w:pPr>
       <w:r>
         <w:rPr>
           <w:b w:val="1"/>
+          <w:bCs w:val="1"/>
           <w:rtl w:val="0"/>
         </w:rPr>
         <w:t xml:space="preserve">Datetime</w:t>
@@ -5869,16 +6062,18 @@
       <w:pPr>
         <w:numPr>
           <w:ilvl w:val="0"/>
-          <w:numId w:val="21"/>
+          <w:numId w:val="10"/>
         </w:numPr>
         <w:ind w:left="720" w:hanging="360"/>
         <w:rPr>
           <w:b w:val="1"/>
+          <w:bCs w:val="1"/>
         </w:rPr>
       </w:pPr>
       <w:r>
         <w:rPr>
           <w:b w:val="1"/>
+          <w:bCs w:val="1"/>
           <w:rtl w:val="0"/>
         </w:rPr>
         <w:t xml:space="preserve">Float</w:t>
@@ -5888,16 +6083,18 @@
       <w:pPr>
         <w:numPr>
           <w:ilvl w:val="0"/>
-          <w:numId w:val="21"/>
+          <w:numId w:val="10"/>
         </w:numPr>
         <w:ind w:left="720" w:hanging="360"/>
         <w:rPr>
           <w:b w:val="1"/>
+          <w:bCs w:val="1"/>
         </w:rPr>
       </w:pPr>
       <w:r>
         <w:rPr>
           <w:b w:val="1"/>
+          <w:bCs w:val="1"/>
           <w:rtl w:val="0"/>
         </w:rPr>
         <w:t xml:space="preserve">Boolean</w:t>
@@ -5907,16 +6104,18 @@
       <w:pPr>
         <w:numPr>
           <w:ilvl w:val="0"/>
-          <w:numId w:val="21"/>
+          <w:numId w:val="10"/>
         </w:numPr>
         <w:ind w:left="720" w:hanging="360"/>
         <w:rPr>
           <w:b w:val="1"/>
+          <w:bCs w:val="1"/>
         </w:rPr>
       </w:pPr>
       <w:r>
         <w:rPr>
           <w:b w:val="1"/>
+          <w:bCs w:val="1"/>
           <w:rtl w:val="0"/>
         </w:rPr>
         <w:t xml:space="preserve">Html</w:t>
@@ -5926,13 +6125,14 @@
       <w:pPr>
         <w:numPr>
           <w:ilvl w:val="0"/>
-          <w:numId w:val="21"/>
+          <w:numId w:val="10"/>
         </w:numPr>
         <w:ind w:left="720" w:hanging="360"/>
       </w:pPr>
       <w:r>
         <w:rPr>
           <w:b w:val="1"/>
+          <w:bCs w:val="1"/>
           <w:rtl w:val="0"/>
         </w:rPr>
         <w:t xml:space="preserve">Binary</w:t>
@@ -5999,13 +6199,14 @@
       <w:pPr>
         <w:numPr>
           <w:ilvl w:val="0"/>
-          <w:numId w:val="17"/>
+          <w:numId w:val="2"/>
         </w:numPr>
         <w:ind w:left="720" w:hanging="360"/>
       </w:pPr>
       <w:r>
         <w:rPr>
           <w:b w:val="1"/>
+          <w:bCs w:val="1"/>
           <w:rtl w:val="0"/>
         </w:rPr>
         <w:t xml:space="preserve">Image</w:t>
@@ -6021,13 +6222,14 @@
       <w:pPr>
         <w:numPr>
           <w:ilvl w:val="0"/>
-          <w:numId w:val="17"/>
+          <w:numId w:val="2"/>
         </w:numPr>
         <w:ind w:left="720" w:hanging="360"/>
       </w:pPr>
       <w:r>
         <w:rPr>
           <w:b w:val="1"/>
+          <w:bCs w:val="1"/>
           <w:rtl w:val="0"/>
         </w:rPr>
         <w:t xml:space="preserve">Selection</w:t>
@@ -6053,6 +6255,7 @@
       <w:r>
         <w:rPr>
           <w:b w:val="1"/>
+          <w:bCs w:val="1"/>
           <w:rtl w:val="0"/>
         </w:rPr>
         <w:t xml:space="preserve">Selection</w:t>
@@ -6295,6 +6498,7 @@
               <w:rPr>
                 <w:rFonts w:ascii="Consolas" w:cs="Consolas" w:eastAsia="Consolas" w:hAnsi="Consolas"/>
                 <w:i w:val="1"/>
+                <w:iCs w:val="1"/>
                 <w:color w:val="999988"/>
                 <w:sz w:val="20"/>
                 <w:szCs w:val="20"/>
@@ -6344,7 +6548,7 @@
         <w:pStyle w:val="Heading2"/>
         <w:numPr>
           <w:ilvl w:val="1"/>
-          <w:numId w:val="19"/>
+          <w:numId w:val="15"/>
         </w:numPr>
         <w:rPr>
           <w:u w:val="none"/>
@@ -6387,6 +6591,7 @@
       <w:r>
         <w:rPr>
           <w:b w:val="1"/>
+          <w:bCs w:val="1"/>
           <w:rtl w:val="0"/>
         </w:rPr>
         <w:t xml:space="preserve">Exemple:</w:t>
@@ -6444,13 +6649,14 @@
       <w:pPr>
         <w:numPr>
           <w:ilvl w:val="0"/>
-          <w:numId w:val="11"/>
+          <w:numId w:val="17"/>
         </w:numPr>
         <w:ind w:left="720" w:hanging="360"/>
       </w:pPr>
       <w:r>
         <w:rPr>
           <w:b w:val="1"/>
+          <w:bCs w:val="1"/>
           <w:rtl w:val="0"/>
         </w:rPr>
         <w:t xml:space="preserve">Many2one</w:t>
@@ -6466,7 +6672,7 @@
       <w:pPr>
         <w:numPr>
           <w:ilvl w:val="1"/>
-          <w:numId w:val="11"/>
+          <w:numId w:val="17"/>
         </w:numPr>
         <w:ind w:left="1440" w:hanging="360"/>
         <w:rPr>
@@ -6502,12 +6708,12 @@
             <wp:extent cx="2092643" cy="794880"/>
             <wp:effectExtent b="0" l="0" r="0" t="0"/>
             <wp:wrapTopAndBottom distB="114300" distT="114300"/>
-            <wp:docPr id="10" name="image4.png"/>
+            <wp:docPr id="10" name="image12.png"/>
             <a:graphic>
               <a:graphicData uri="http://schemas.openxmlformats.org/drawingml/2006/picture">
                 <pic:pic>
                   <pic:nvPicPr>
-                    <pic:cNvPr id="0" name="image4.png"/>
+                    <pic:cNvPr id="0" name="image12.png"/>
                     <pic:cNvPicPr preferRelativeResize="0"/>
                   </pic:nvPicPr>
                   <pic:blipFill>
@@ -6622,6 +6828,7 @@
               <w:rPr>
                 <w:rFonts w:ascii="Consolas" w:cs="Consolas" w:eastAsia="Consolas" w:hAnsi="Consolas"/>
                 <w:i w:val="1"/>
+                <w:iCs w:val="1"/>
                 <w:color w:val="999988"/>
                 <w:sz w:val="20"/>
                 <w:szCs w:val="20"/>
@@ -6668,6 +6875,7 @@
               <w:rPr>
                 <w:rFonts w:ascii="Consolas" w:cs="Consolas" w:eastAsia="Consolas" w:hAnsi="Consolas"/>
                 <w:i w:val="1"/>
+                <w:iCs w:val="1"/>
                 <w:color w:val="999988"/>
                 <w:sz w:val="20"/>
                 <w:szCs w:val="20"/>
@@ -6731,6 +6939,7 @@
         <w:rPr>
           <w:rFonts w:ascii="Arimo" w:cs="Arimo" w:eastAsia="Arimo" w:hAnsi="Arimo"/>
           <w:b w:val="1"/>
+          <w:bCs w:val="1"/>
           <w:sz w:val="20"/>
           <w:szCs w:val="20"/>
           <w:rtl w:val="0"/>
@@ -6762,13 +6971,14 @@
       <w:pPr>
         <w:numPr>
           <w:ilvl w:val="0"/>
-          <w:numId w:val="20"/>
+          <w:numId w:val="3"/>
         </w:numPr>
         <w:ind w:left="720" w:hanging="360"/>
       </w:pPr>
       <w:r>
         <w:rPr>
           <w:b w:val="1"/>
+          <w:bCs w:val="1"/>
           <w:rtl w:val="0"/>
         </w:rPr>
         <w:t xml:space="preserve">One2many</w:t>
@@ -6782,6 +6992,7 @@
       <w:r>
         <w:rPr>
           <w:b w:val="1"/>
+          <w:bCs w:val="1"/>
           <w:u w:val="single"/>
           <w:rtl w:val="0"/>
         </w:rPr>
@@ -6798,7 +7009,7 @@
       <w:pPr>
         <w:numPr>
           <w:ilvl w:val="1"/>
-          <w:numId w:val="20"/>
+          <w:numId w:val="3"/>
         </w:numPr>
         <w:ind w:left="1440" w:hanging="360"/>
       </w:pPr>
@@ -6833,12 +7044,12 @@
             <wp:extent cx="3029935" cy="1190625"/>
             <wp:effectExtent b="0" l="0" r="0" t="0"/>
             <wp:wrapTopAndBottom distB="114300" distT="114300"/>
-            <wp:docPr id="6" name="image8.png"/>
+            <wp:docPr id="6" name="image2.png"/>
             <a:graphic>
               <a:graphicData uri="http://schemas.openxmlformats.org/drawingml/2006/picture">
                 <pic:pic>
                   <pic:nvPicPr>
-                    <pic:cNvPr id="0" name="image8.png"/>
+                    <pic:cNvPr id="0" name="image2.png"/>
                     <pic:cNvPicPr preferRelativeResize="0"/>
                   </pic:nvPicPr>
                   <pic:blipFill>
@@ -6914,6 +7125,7 @@
               <w:rPr>
                 <w:rFonts w:ascii="Consolas" w:cs="Consolas" w:eastAsia="Consolas" w:hAnsi="Consolas"/>
                 <w:i w:val="1"/>
+                <w:iCs w:val="1"/>
                 <w:color w:val="999988"/>
                 <w:sz w:val="20"/>
                 <w:szCs w:val="20"/>
@@ -6957,6 +7169,7 @@
               <w:rPr>
                 <w:rFonts w:ascii="Consolas" w:cs="Consolas" w:eastAsia="Consolas" w:hAnsi="Consolas"/>
                 <w:i w:val="1"/>
+                <w:iCs w:val="1"/>
                 <w:color w:val="999988"/>
                 <w:sz w:val="20"/>
                 <w:szCs w:val="20"/>
@@ -7025,6 +7238,7 @@
               <w:rPr>
                 <w:rFonts w:ascii="Consolas" w:cs="Consolas" w:eastAsia="Consolas" w:hAnsi="Consolas"/>
                 <w:i w:val="1"/>
+                <w:iCs w:val="1"/>
                 <w:color w:val="999988"/>
                 <w:sz w:val="20"/>
                 <w:szCs w:val="20"/>
@@ -7060,6 +7274,7 @@
               <w:rPr>
                 <w:rFonts w:ascii="Consolas" w:cs="Consolas" w:eastAsia="Consolas" w:hAnsi="Consolas"/>
                 <w:i w:val="1"/>
+                <w:iCs w:val="1"/>
                 <w:color w:val="999988"/>
                 <w:sz w:val="20"/>
                 <w:szCs w:val="20"/>
@@ -7082,6 +7297,7 @@
         <w:ind w:left="0" w:firstLine="0"/>
         <w:rPr>
           <w:b w:val="1"/>
+          <w:bCs w:val="1"/>
         </w:rPr>
       </w:pPr>
       <w:r>
@@ -7094,13 +7310,14 @@
       <w:pPr>
         <w:numPr>
           <w:ilvl w:val="0"/>
-          <w:numId w:val="5"/>
+          <w:numId w:val="22"/>
         </w:numPr>
         <w:ind w:left="720" w:hanging="360"/>
       </w:pPr>
       <w:r>
         <w:rPr>
           <w:b w:val="1"/>
+          <w:bCs w:val="1"/>
           <w:rtl w:val="0"/>
         </w:rPr>
         <w:t xml:space="preserve">Many2many</w:t>
@@ -7116,7 +7333,7 @@
       <w:pPr>
         <w:numPr>
           <w:ilvl w:val="1"/>
-          <w:numId w:val="5"/>
+          <w:numId w:val="22"/>
         </w:numPr>
         <w:ind w:left="1440" w:hanging="360"/>
       </w:pPr>
@@ -7150,12 +7367,12 @@
             <wp:extent cx="3283268" cy="1055035"/>
             <wp:effectExtent b="0" l="0" r="0" t="0"/>
             <wp:wrapTopAndBottom distB="114300" distT="114300"/>
-            <wp:docPr id="3" name="image6.png"/>
+            <wp:docPr id="3" name="image10.png"/>
             <a:graphic>
               <a:graphicData uri="http://schemas.openxmlformats.org/drawingml/2006/picture">
                 <pic:pic>
                   <pic:nvPicPr>
-                    <pic:cNvPr id="0" name="image6.png"/>
+                    <pic:cNvPr id="0" name="image10.png"/>
                     <pic:cNvPicPr preferRelativeResize="0"/>
                   </pic:nvPicPr>
                   <pic:blipFill>
@@ -7270,6 +7487,7 @@
               <w:rPr>
                 <w:rFonts w:ascii="Consolas" w:cs="Consolas" w:eastAsia="Consolas" w:hAnsi="Consolas"/>
                 <w:i w:val="1"/>
+                <w:iCs w:val="1"/>
                 <w:color w:val="999988"/>
                 <w:sz w:val="20"/>
                 <w:szCs w:val="20"/>
@@ -7316,6 +7534,7 @@
               <w:rPr>
                 <w:rFonts w:ascii="Consolas" w:cs="Consolas" w:eastAsia="Consolas" w:hAnsi="Consolas"/>
                 <w:i w:val="1"/>
+                <w:iCs w:val="1"/>
                 <w:color w:val="999988"/>
                 <w:sz w:val="20"/>
                 <w:szCs w:val="20"/>
@@ -7415,12 +7634,12 @@
             <wp:extent cx="3273743" cy="1566919"/>
             <wp:effectExtent b="0" l="0" r="0" t="0"/>
             <wp:wrapTopAndBottom distB="114300" distT="114300"/>
-            <wp:docPr id="8" name="image12.png"/>
+            <wp:docPr id="8" name="image8.png"/>
             <a:graphic>
               <a:graphicData uri="http://schemas.openxmlformats.org/drawingml/2006/picture">
                 <pic:pic>
                   <pic:nvPicPr>
-                    <pic:cNvPr id="0" name="image12.png"/>
+                    <pic:cNvPr id="0" name="image8.png"/>
                     <pic:cNvPicPr preferRelativeResize="0"/>
                   </pic:nvPicPr>
                   <pic:blipFill>
@@ -7449,7 +7668,7 @@
       <w:pPr>
         <w:numPr>
           <w:ilvl w:val="0"/>
-          <w:numId w:val="16"/>
+          <w:numId w:val="14"/>
         </w:numPr>
         <w:spacing w:after="0" w:afterAutospacing="0"/>
         <w:ind w:left="1440" w:hanging="360"/>
@@ -7468,7 +7687,7 @@
       <w:pPr>
         <w:numPr>
           <w:ilvl w:val="0"/>
-          <w:numId w:val="16"/>
+          <w:numId w:val="14"/>
         </w:numPr>
         <w:spacing w:before="0" w:beforeAutospacing="0"/>
         <w:ind w:left="1440" w:hanging="360"/>
@@ -7496,6 +7715,7 @@
       <w:r>
         <w:rPr>
           <w:b w:val="1"/>
+          <w:bCs w:val="1"/>
           <w:u w:val="single"/>
           <w:rtl w:val="0"/>
         </w:rPr>
@@ -7624,6 +7844,7 @@
               <w:rPr>
                 <w:rFonts w:ascii="Consolas" w:cs="Consolas" w:eastAsia="Consolas" w:hAnsi="Consolas"/>
                 <w:i w:val="1"/>
+                <w:iCs w:val="1"/>
                 <w:color w:val="999988"/>
                 <w:sz w:val="18"/>
                 <w:szCs w:val="18"/>
@@ -7670,6 +7891,7 @@
               <w:rPr>
                 <w:rFonts w:ascii="Consolas" w:cs="Consolas" w:eastAsia="Consolas" w:hAnsi="Consolas"/>
                 <w:i w:val="1"/>
+                <w:iCs w:val="1"/>
                 <w:color w:val="999988"/>
                 <w:sz w:val="18"/>
                 <w:szCs w:val="18"/>
@@ -7716,6 +7938,7 @@
               <w:rPr>
                 <w:rFonts w:ascii="Consolas" w:cs="Consolas" w:eastAsia="Consolas" w:hAnsi="Consolas"/>
                 <w:i w:val="1"/>
+                <w:iCs w:val="1"/>
                 <w:color w:val="999988"/>
                 <w:sz w:val="18"/>
                 <w:szCs w:val="18"/>
@@ -7786,6 +8009,7 @@
               <w:rPr>
                 <w:rFonts w:ascii="Consolas" w:cs="Consolas" w:eastAsia="Consolas" w:hAnsi="Consolas"/>
                 <w:i w:val="1"/>
+                <w:iCs w:val="1"/>
                 <w:color w:val="999988"/>
                 <w:sz w:val="18"/>
                 <w:szCs w:val="18"/>
@@ -7832,6 +8056,7 @@
               <w:rPr>
                 <w:rFonts w:ascii="Consolas" w:cs="Consolas" w:eastAsia="Consolas" w:hAnsi="Consolas"/>
                 <w:i w:val="1"/>
+                <w:iCs w:val="1"/>
                 <w:color w:val="999988"/>
                 <w:sz w:val="18"/>
                 <w:szCs w:val="18"/>
@@ -7878,6 +8103,7 @@
               <w:rPr>
                 <w:rFonts w:ascii="Consolas" w:cs="Consolas" w:eastAsia="Consolas" w:hAnsi="Consolas"/>
                 <w:i w:val="1"/>
+                <w:iCs w:val="1"/>
                 <w:color w:val="999988"/>
                 <w:sz w:val="18"/>
                 <w:szCs w:val="18"/>
@@ -7948,6 +8174,7 @@
               <w:rPr>
                 <w:rFonts w:ascii="Consolas" w:cs="Consolas" w:eastAsia="Consolas" w:hAnsi="Consolas"/>
                 <w:i w:val="1"/>
+                <w:iCs w:val="1"/>
                 <w:color w:val="999988"/>
                 <w:sz w:val="18"/>
                 <w:szCs w:val="18"/>
@@ -7994,6 +8221,7 @@
               <w:rPr>
                 <w:rFonts w:ascii="Consolas" w:cs="Consolas" w:eastAsia="Consolas" w:hAnsi="Consolas"/>
                 <w:i w:val="1"/>
+                <w:iCs w:val="1"/>
                 <w:color w:val="999988"/>
                 <w:sz w:val="18"/>
                 <w:szCs w:val="18"/>
@@ -8040,6 +8268,7 @@
               <w:rPr>
                 <w:rFonts w:ascii="Consolas" w:cs="Consolas" w:eastAsia="Consolas" w:hAnsi="Consolas"/>
                 <w:i w:val="1"/>
+                <w:iCs w:val="1"/>
                 <w:color w:val="999988"/>
                 <w:sz w:val="18"/>
                 <w:szCs w:val="18"/>
@@ -8110,6 +8339,7 @@
               <w:rPr>
                 <w:rFonts w:ascii="Consolas" w:cs="Consolas" w:eastAsia="Consolas" w:hAnsi="Consolas"/>
                 <w:i w:val="1"/>
+                <w:iCs w:val="1"/>
                 <w:color w:val="999988"/>
                 <w:sz w:val="18"/>
                 <w:szCs w:val="18"/>
@@ -8156,6 +8386,7 @@
               <w:rPr>
                 <w:rFonts w:ascii="Consolas" w:cs="Consolas" w:eastAsia="Consolas" w:hAnsi="Consolas"/>
                 <w:i w:val="1"/>
+                <w:iCs w:val="1"/>
                 <w:color w:val="999988"/>
                 <w:sz w:val="18"/>
                 <w:szCs w:val="18"/>
@@ -8202,6 +8433,7 @@
               <w:rPr>
                 <w:rFonts w:ascii="Consolas" w:cs="Consolas" w:eastAsia="Consolas" w:hAnsi="Consolas"/>
                 <w:i w:val="1"/>
+                <w:iCs w:val="1"/>
                 <w:color w:val="999988"/>
                 <w:sz w:val="18"/>
                 <w:szCs w:val="18"/>
@@ -8251,13 +8483,14 @@
       <w:pPr>
         <w:numPr>
           <w:ilvl w:val="0"/>
-          <w:numId w:val="2"/>
+          <w:numId w:val="23"/>
         </w:numPr>
         <w:ind w:left="720" w:hanging="360"/>
       </w:pPr>
       <w:r>
         <w:rPr>
           <w:b w:val="1"/>
+          <w:bCs w:val="1"/>
           <w:rtl w:val="0"/>
         </w:rPr>
         <w:t xml:space="preserve">related</w:t>
@@ -8294,7 +8527,7 @@
       <w:pPr>
         <w:numPr>
           <w:ilvl w:val="0"/>
-          <w:numId w:val="3"/>
+          <w:numId w:val="9"/>
         </w:numPr>
         <w:spacing w:after="0" w:afterAutospacing="0"/>
         <w:ind w:left="720" w:hanging="360"/>
@@ -8313,7 +8546,7 @@
       <w:pPr>
         <w:numPr>
           <w:ilvl w:val="0"/>
-          <w:numId w:val="3"/>
+          <w:numId w:val="9"/>
         </w:numPr>
         <w:spacing w:before="0" w:beforeAutospacing="0"/>
         <w:ind w:left="720" w:hanging="360"/>
@@ -8418,6 +8651,7 @@
               <w:rPr>
                 <w:rFonts w:ascii="Consolas" w:cs="Consolas" w:eastAsia="Consolas" w:hAnsi="Consolas"/>
                 <w:i w:val="1"/>
+                <w:iCs w:val="1"/>
                 <w:color w:val="999988"/>
                 <w:sz w:val="20"/>
                 <w:szCs w:val="20"/>
@@ -8464,6 +8698,7 @@
               <w:rPr>
                 <w:rFonts w:ascii="Consolas" w:cs="Consolas" w:eastAsia="Consolas" w:hAnsi="Consolas"/>
                 <w:i w:val="1"/>
+                <w:iCs w:val="1"/>
                 <w:color w:val="999988"/>
                 <w:sz w:val="20"/>
                 <w:szCs w:val="20"/>
@@ -8506,6 +8741,7 @@
       <w:r>
         <w:rPr>
           <w:b w:val="1"/>
+          <w:bCs w:val="1"/>
           <w:rtl w:val="0"/>
         </w:rPr>
         <w:t xml:space="preserve">Important: </w:t>
@@ -8559,6 +8795,7 @@
       <w:r>
         <w:rPr>
           <w:b w:val="1"/>
+          <w:bCs w:val="1"/>
           <w:rtl w:val="0"/>
         </w:rPr>
         <w:t xml:space="preserve">Important: </w:t>
@@ -8579,13 +8816,14 @@
       <w:pPr>
         <w:numPr>
           <w:ilvl w:val="0"/>
-          <w:numId w:val="4"/>
+          <w:numId w:val="7"/>
         </w:numPr>
         <w:ind w:left="720" w:hanging="360"/>
       </w:pPr>
       <w:r>
         <w:rPr>
           <w:b w:val="1"/>
+          <w:bCs w:val="1"/>
           <w:rtl w:val="0"/>
         </w:rPr>
         <w:t xml:space="preserve">Reference</w:t>
@@ -8601,13 +8839,14 @@
       <w:pPr>
         <w:numPr>
           <w:ilvl w:val="0"/>
-          <w:numId w:val="4"/>
+          <w:numId w:val="7"/>
         </w:numPr>
         <w:ind w:left="720" w:hanging="360"/>
       </w:pPr>
       <w:r>
         <w:rPr>
           <w:b w:val="1"/>
+          <w:bCs w:val="1"/>
           <w:rtl w:val="0"/>
         </w:rPr>
         <w:t xml:space="preserve">Many2oneReference</w:t>
@@ -8655,6 +8894,7 @@
       <w:r>
         <w:rPr>
           <w:b w:val="1"/>
+          <w:bCs w:val="1"/>
           <w:rtl w:val="0"/>
         </w:rPr>
         <w:t xml:space="preserve">Interessant:</w:t>
@@ -8668,6 +8908,7 @@
       <w:r>
         <w:rPr>
           <w:b w:val="1"/>
+          <w:bCs w:val="1"/>
           <w:rtl w:val="0"/>
         </w:rPr>
         <w:t xml:space="preserve">One2one</w:t>
@@ -8681,6 +8922,7 @@
       <w:r>
         <w:rPr>
           <w:b w:val="1"/>
+          <w:bCs w:val="1"/>
           <w:rtl w:val="0"/>
         </w:rPr>
         <w:t xml:space="preserve">Odoo va deixar d'usar-les per motius de rendiment i recomana en el seu lloc unir els dos models en un.</w:t>
@@ -8775,6 +9017,7 @@
               <w:rPr>
                 <w:rFonts w:ascii="Consolas" w:cs="Consolas" w:eastAsia="Consolas" w:hAnsi="Consolas"/>
                 <w:i w:val="1"/>
+                <w:iCs w:val="1"/>
                 <w:color w:val="999988"/>
                 <w:sz w:val="20"/>
                 <w:szCs w:val="20"/>
@@ -8798,6 +9041,7 @@
               <w:rPr>
                 <w:rFonts w:ascii="Consolas" w:cs="Consolas" w:eastAsia="Consolas" w:hAnsi="Consolas"/>
                 <w:b w:val="1"/>
+                <w:bCs w:val="1"/>
                 <w:color w:val="333333"/>
                 <w:sz w:val="20"/>
                 <w:szCs w:val="20"/>
@@ -8821,6 +9065,7 @@
               <w:rPr>
                 <w:rFonts w:ascii="Consolas" w:cs="Consolas" w:eastAsia="Consolas" w:hAnsi="Consolas"/>
                 <w:b w:val="1"/>
+                <w:bCs w:val="1"/>
                 <w:color w:val="333333"/>
                 <w:sz w:val="20"/>
                 <w:szCs w:val="20"/>
@@ -8845,6 +9090,7 @@
               <w:rPr>
                 <w:rFonts w:ascii="Consolas" w:cs="Consolas" w:eastAsia="Consolas" w:hAnsi="Consolas"/>
                 <w:b w:val="1"/>
+                <w:bCs w:val="1"/>
                 <w:color w:val="333333"/>
                 <w:sz w:val="20"/>
                 <w:szCs w:val="20"/>
@@ -8868,6 +9114,7 @@
               <w:rPr>
                 <w:rFonts w:ascii="Consolas" w:cs="Consolas" w:eastAsia="Consolas" w:hAnsi="Consolas"/>
                 <w:b w:val="1"/>
+                <w:bCs w:val="1"/>
                 <w:color w:val="333333"/>
                 <w:sz w:val="20"/>
                 <w:szCs w:val="20"/>
@@ -8892,6 +9139,7 @@
               <w:rPr>
                 <w:rFonts w:ascii="Consolas" w:cs="Consolas" w:eastAsia="Consolas" w:hAnsi="Consolas"/>
                 <w:i w:val="1"/>
+                <w:iCs w:val="1"/>
                 <w:color w:val="999988"/>
                 <w:sz w:val="20"/>
                 <w:szCs w:val="20"/>
@@ -8915,6 +9163,7 @@
               <w:rPr>
                 <w:rFonts w:ascii="Consolas" w:cs="Consolas" w:eastAsia="Consolas" w:hAnsi="Consolas"/>
                 <w:b w:val="1"/>
+                <w:bCs w:val="1"/>
                 <w:color w:val="333333"/>
                 <w:sz w:val="20"/>
                 <w:szCs w:val="20"/>
@@ -8938,6 +9187,7 @@
               <w:rPr>
                 <w:rFonts w:ascii="Consolas" w:cs="Consolas" w:eastAsia="Consolas" w:hAnsi="Consolas"/>
                 <w:b w:val="1"/>
+                <w:bCs w:val="1"/>
                 <w:color w:val="445588"/>
                 <w:sz w:val="20"/>
                 <w:szCs w:val="20"/>
@@ -9262,6 +9512,7 @@
               <w:rPr>
                 <w:rFonts w:ascii="Consolas" w:cs="Consolas" w:eastAsia="Consolas" w:hAnsi="Consolas"/>
                 <w:b w:val="1"/>
+                <w:bCs w:val="1"/>
                 <w:color w:val="333333"/>
                 <w:sz w:val="20"/>
                 <w:szCs w:val="20"/>
@@ -9285,6 +9536,7 @@
               <w:rPr>
                 <w:rFonts w:ascii="Consolas" w:cs="Consolas" w:eastAsia="Consolas" w:hAnsi="Consolas"/>
                 <w:b w:val="1"/>
+                <w:bCs w:val="1"/>
                 <w:color w:val="445588"/>
                 <w:sz w:val="20"/>
                 <w:szCs w:val="20"/>
@@ -9566,7 +9818,7 @@
         <w:pStyle w:val="Heading2"/>
         <w:numPr>
           <w:ilvl w:val="1"/>
-          <w:numId w:val="19"/>
+          <w:numId w:val="15"/>
         </w:numPr>
         <w:rPr>
           <w:u w:val="none"/>
@@ -9654,6 +9906,7 @@
               <w:rPr>
                 <w:rFonts w:ascii="Consolas" w:cs="Consolas" w:eastAsia="Consolas" w:hAnsi="Consolas"/>
                 <w:i w:val="1"/>
+                <w:iCs w:val="1"/>
                 <w:color w:val="999988"/>
                 <w:sz w:val="20"/>
                 <w:szCs w:val="20"/>
@@ -9720,6 +9973,7 @@
               <w:rPr>
                 <w:rFonts w:ascii="Consolas" w:cs="Consolas" w:eastAsia="Consolas" w:hAnsi="Consolas"/>
                 <w:b w:val="1"/>
+                <w:bCs w:val="1"/>
                 <w:color w:val="999999"/>
                 <w:sz w:val="20"/>
                 <w:szCs w:val="20"/>
@@ -9744,6 +9998,7 @@
               <w:rPr>
                 <w:rFonts w:ascii="Consolas" w:cs="Consolas" w:eastAsia="Consolas" w:hAnsi="Consolas"/>
                 <w:i w:val="1"/>
+                <w:iCs w:val="1"/>
                 <w:color w:val="999988"/>
                 <w:sz w:val="20"/>
                 <w:szCs w:val="20"/>
@@ -9768,6 +10023,7 @@
               <w:rPr>
                 <w:rFonts w:ascii="Consolas" w:cs="Consolas" w:eastAsia="Consolas" w:hAnsi="Consolas"/>
                 <w:i w:val="1"/>
+                <w:iCs w:val="1"/>
                 <w:color w:val="999988"/>
                 <w:sz w:val="20"/>
                 <w:szCs w:val="20"/>
@@ -9791,6 +10047,7 @@
               <w:rPr>
                 <w:rFonts w:ascii="Consolas" w:cs="Consolas" w:eastAsia="Consolas" w:hAnsi="Consolas"/>
                 <w:b w:val="1"/>
+                <w:bCs w:val="1"/>
                 <w:color w:val="333333"/>
                 <w:sz w:val="20"/>
                 <w:szCs w:val="20"/>
@@ -9814,6 +10071,7 @@
               <w:rPr>
                 <w:rFonts w:ascii="Consolas" w:cs="Consolas" w:eastAsia="Consolas" w:hAnsi="Consolas"/>
                 <w:b w:val="1"/>
+                <w:bCs w:val="1"/>
                 <w:color w:val="990000"/>
                 <w:sz w:val="20"/>
                 <w:szCs w:val="20"/>
@@ -9839,6 +10097,7 @@
               <w:rPr>
                 <w:rFonts w:ascii="Consolas" w:cs="Consolas" w:eastAsia="Consolas" w:hAnsi="Consolas"/>
                 <w:b w:val="1"/>
+                <w:bCs w:val="1"/>
                 <w:color w:val="333333"/>
                 <w:sz w:val="20"/>
                 <w:szCs w:val="20"/>
@@ -9862,6 +10121,7 @@
               <w:rPr>
                 <w:rFonts w:ascii="Consolas" w:cs="Consolas" w:eastAsia="Consolas" w:hAnsi="Consolas"/>
                 <w:b w:val="1"/>
+                <w:bCs w:val="1"/>
                 <w:color w:val="333333"/>
                 <w:sz w:val="20"/>
                 <w:szCs w:val="20"/>
@@ -9885,6 +10145,7 @@
               <w:rPr>
                 <w:rFonts w:ascii="Consolas" w:cs="Consolas" w:eastAsia="Consolas" w:hAnsi="Consolas"/>
                 <w:i w:val="1"/>
+                <w:iCs w:val="1"/>
                 <w:color w:val="999988"/>
                 <w:sz w:val="20"/>
                 <w:szCs w:val="20"/>
@@ -9921,6 +10182,7 @@
               <w:rPr>
                 <w:rFonts w:ascii="Consolas" w:cs="Consolas" w:eastAsia="Consolas" w:hAnsi="Consolas"/>
                 <w:i w:val="1"/>
+                <w:iCs w:val="1"/>
                 <w:color w:val="999988"/>
                 <w:sz w:val="20"/>
                 <w:szCs w:val="20"/>
@@ -9967,6 +10229,7 @@
               <w:rPr>
                 <w:rFonts w:ascii="Consolas" w:cs="Consolas" w:eastAsia="Consolas" w:hAnsi="Consolas"/>
                 <w:i w:val="1"/>
+                <w:iCs w:val="1"/>
                 <w:color w:val="999988"/>
                 <w:sz w:val="20"/>
                 <w:szCs w:val="20"/>
@@ -9991,6 +10254,7 @@
               <w:rPr>
                 <w:rFonts w:ascii="Consolas" w:cs="Consolas" w:eastAsia="Consolas" w:hAnsi="Consolas"/>
                 <w:b w:val="1"/>
+                <w:bCs w:val="1"/>
                 <w:color w:val="333333"/>
                 <w:sz w:val="20"/>
                 <w:szCs w:val="20"/>
@@ -10111,6 +10375,7 @@
       <w:r>
         <w:rPr>
           <w:b w:val="1"/>
+          <w:bCs w:val="1"/>
           <w:u w:val="single"/>
           <w:rtl w:val="0"/>
         </w:rPr>
@@ -10131,11 +10396,12 @@
         <w:rPr>
           <w:rtl w:val="0"/>
         </w:rPr>
-        <w:t xml:space="preserve">En cas de no voler guardar en la base de dades, però si voler cercar en el camp, Odoo proporciona la funció “</w:t>
+        <w:t xml:space="preserve">En cas de no voler guardar en la base de dades, però sí voler cercar en el camp, Odoo proporciona la funció “</w:t>
       </w:r>
       <w:r>
         <w:rPr>
           <w:b w:val="1"/>
+          <w:bCs w:val="1"/>
           <w:rtl w:val="0"/>
         </w:rPr>
         <w:t xml:space="preserve">search</w:t>
@@ -10183,6 +10449,7 @@
       <w:r>
         <w:rPr>
           <w:b w:val="1"/>
+          <w:bCs w:val="1"/>
           <w:rtl w:val="0"/>
         </w:rPr>
         <w:t xml:space="preserve">Interessant: </w:t>
@@ -10212,6 +10479,7 @@
       <w:r>
         <w:rPr>
           <w:b w:val="1"/>
+          <w:bCs w:val="1"/>
           <w:rtl w:val="0"/>
         </w:rPr>
         <w:t xml:space="preserve">inverse</w:t>
@@ -10239,7 +10507,7 @@
         <w:pStyle w:val="Heading2"/>
         <w:numPr>
           <w:ilvl w:val="1"/>
-          <w:numId w:val="19"/>
+          <w:numId w:val="15"/>
         </w:numPr>
         <w:rPr>
           <w:u w:val="none"/>
@@ -10396,6 +10664,7 @@
               <w:rPr>
                 <w:rFonts w:ascii="Consolas" w:cs="Consolas" w:eastAsia="Consolas" w:hAnsi="Consolas"/>
                 <w:b w:val="1"/>
+                <w:bCs w:val="1"/>
                 <w:color w:val="333333"/>
                 <w:sz w:val="20"/>
                 <w:szCs w:val="20"/>
@@ -10421,6 +10690,7 @@
               <w:rPr>
                 <w:rFonts w:ascii="Consolas" w:cs="Consolas" w:eastAsia="Consolas" w:hAnsi="Consolas"/>
                 <w:b w:val="1"/>
+                <w:bCs w:val="1"/>
                 <w:color w:val="333333"/>
                 <w:sz w:val="20"/>
                 <w:szCs w:val="20"/>
@@ -10446,6 +10716,7 @@
               <w:rPr>
                 <w:rFonts w:ascii="Consolas" w:cs="Consolas" w:eastAsia="Consolas" w:hAnsi="Consolas"/>
                 <w:b w:val="1"/>
+                <w:bCs w:val="1"/>
                 <w:color w:val="333333"/>
                 <w:sz w:val="20"/>
                 <w:szCs w:val="20"/>
@@ -10470,6 +10741,7 @@
               <w:rPr>
                 <w:rFonts w:ascii="Consolas" w:cs="Consolas" w:eastAsia="Consolas" w:hAnsi="Consolas"/>
                 <w:b w:val="1"/>
+                <w:bCs w:val="1"/>
                 <w:color w:val="333333"/>
                 <w:sz w:val="20"/>
                 <w:szCs w:val="20"/>
@@ -10493,6 +10765,7 @@
               <w:rPr>
                 <w:rFonts w:ascii="Consolas" w:cs="Consolas" w:eastAsia="Consolas" w:hAnsi="Consolas"/>
                 <w:b w:val="1"/>
+                <w:bCs w:val="1"/>
                 <w:color w:val="990000"/>
                 <w:sz w:val="20"/>
                 <w:szCs w:val="20"/>
@@ -10518,6 +10791,7 @@
               <w:rPr>
                 <w:rFonts w:ascii="Consolas" w:cs="Consolas" w:eastAsia="Consolas" w:hAnsi="Consolas"/>
                 <w:b w:val="1"/>
+                <w:bCs w:val="1"/>
                 <w:color w:val="333333"/>
                 <w:sz w:val="20"/>
                 <w:szCs w:val="20"/>
@@ -10568,7 +10842,7 @@
       <w:pPr>
         <w:numPr>
           <w:ilvl w:val="0"/>
-          <w:numId w:val="26"/>
+          <w:numId w:val="18"/>
         </w:numPr>
         <w:spacing w:after="0" w:afterAutospacing="0"/>
         <w:ind w:left="720" w:hanging="360"/>
@@ -10587,7 +10861,7 @@
       <w:pPr>
         <w:numPr>
           <w:ilvl w:val="0"/>
-          <w:numId w:val="26"/>
+          <w:numId w:val="18"/>
         </w:numPr>
         <w:spacing w:after="0" w:afterAutospacing="0" w:before="0" w:beforeAutospacing="0"/>
         <w:ind w:left="720" w:hanging="360"/>
@@ -10606,7 +10880,7 @@
       <w:pPr>
         <w:numPr>
           <w:ilvl w:val="0"/>
-          <w:numId w:val="26"/>
+          <w:numId w:val="18"/>
         </w:numPr>
         <w:spacing w:after="0" w:afterAutospacing="0" w:before="0" w:beforeAutospacing="0"/>
         <w:ind w:left="720" w:hanging="360"/>
@@ -10625,7 +10899,7 @@
       <w:pPr>
         <w:numPr>
           <w:ilvl w:val="0"/>
-          <w:numId w:val="26"/>
+          <w:numId w:val="18"/>
         </w:numPr>
         <w:spacing w:after="0" w:afterAutospacing="0" w:before="0" w:beforeAutospacing="0"/>
         <w:ind w:left="720" w:hanging="360"/>
@@ -10644,7 +10918,7 @@
       <w:pPr>
         <w:numPr>
           <w:ilvl w:val="0"/>
-          <w:numId w:val="26"/>
+          <w:numId w:val="18"/>
         </w:numPr>
         <w:spacing w:before="0" w:beforeAutospacing="0"/>
         <w:ind w:left="720" w:hanging="360"/>
@@ -10705,6 +10979,7 @@
       <w:r>
         <w:rPr>
           <w:b w:val="1"/>
+          <w:bCs w:val="1"/>
           <w:rtl w:val="0"/>
         </w:rPr>
         <w:t xml:space="preserve">Atenció:</w:t>
@@ -10745,6 +11020,7 @@
       <w:r>
         <w:rPr>
           <w:b w:val="1"/>
+          <w:bCs w:val="1"/>
           <w:rtl w:val="0"/>
         </w:rPr>
         <w:t xml:space="preserve">fields.Date.today()”</w:t>
@@ -10798,6 +11074,7 @@
       <w:r>
         <w:rPr>
           <w:b w:val="1"/>
+          <w:bCs w:val="1"/>
           <w:rtl w:val="0"/>
         </w:rPr>
         <w:t xml:space="preserve">Interessant</w:t>
@@ -10814,7 +11091,7 @@
         <w:pStyle w:val="Heading2"/>
         <w:numPr>
           <w:ilvl w:val="1"/>
-          <w:numId w:val="19"/>
+          <w:numId w:val="15"/>
         </w:numPr>
         <w:rPr>
           <w:u w:val="none"/>
@@ -10842,6 +11119,7 @@
       <w:r>
         <w:rPr>
           <w:b w:val="1"/>
+          <w:bCs w:val="1"/>
           <w:rtl w:val="0"/>
         </w:rPr>
         <w:t xml:space="preserve">@api.constraint()</w:t>
@@ -10917,6 +11195,7 @@
               <w:rPr>
                 <w:rFonts w:ascii="Consolas" w:cs="Consolas" w:eastAsia="Consolas" w:hAnsi="Consolas"/>
                 <w:b w:val="1"/>
+                <w:bCs w:val="1"/>
                 <w:color w:val="333333"/>
                 <w:sz w:val="20"/>
                 <w:szCs w:val="20"/>
@@ -10940,6 +11219,7 @@
               <w:rPr>
                 <w:rFonts w:ascii="Consolas" w:cs="Consolas" w:eastAsia="Consolas" w:hAnsi="Consolas"/>
                 <w:b w:val="1"/>
+                <w:bCs w:val="1"/>
                 <w:color w:val="333333"/>
                 <w:sz w:val="20"/>
                 <w:szCs w:val="20"/>
@@ -10966,6 +11246,7 @@
               <w:rPr>
                 <w:rFonts w:ascii="Consolas" w:cs="Consolas" w:eastAsia="Consolas" w:hAnsi="Consolas"/>
                 <w:b w:val="1"/>
+                <w:bCs w:val="1"/>
                 <w:color w:val="999999"/>
                 <w:sz w:val="20"/>
                 <w:szCs w:val="20"/>
@@ -10989,6 +11270,7 @@
               <w:rPr>
                 <w:rFonts w:ascii="Consolas" w:cs="Consolas" w:eastAsia="Consolas" w:hAnsi="Consolas"/>
                 <w:b w:val="1"/>
+                <w:bCs w:val="1"/>
                 <w:color w:val="333333"/>
                 <w:sz w:val="20"/>
                 <w:szCs w:val="20"/>
@@ -11012,6 +11294,7 @@
               <w:rPr>
                 <w:rFonts w:ascii="Consolas" w:cs="Consolas" w:eastAsia="Consolas" w:hAnsi="Consolas"/>
                 <w:b w:val="1"/>
+                <w:bCs w:val="1"/>
                 <w:color w:val="990000"/>
                 <w:sz w:val="20"/>
                 <w:szCs w:val="20"/>
@@ -11037,6 +11320,7 @@
               <w:rPr>
                 <w:rFonts w:ascii="Consolas" w:cs="Consolas" w:eastAsia="Consolas" w:hAnsi="Consolas"/>
                 <w:b w:val="1"/>
+                <w:bCs w:val="1"/>
                 <w:color w:val="333333"/>
                 <w:sz w:val="20"/>
                 <w:szCs w:val="20"/>
@@ -11060,6 +11344,7 @@
               <w:rPr>
                 <w:rFonts w:ascii="Consolas" w:cs="Consolas" w:eastAsia="Consolas" w:hAnsi="Consolas"/>
                 <w:b w:val="1"/>
+                <w:bCs w:val="1"/>
                 <w:color w:val="333333"/>
                 <w:sz w:val="20"/>
                 <w:szCs w:val="20"/>
@@ -11085,6 +11370,7 @@
               <w:rPr>
                 <w:rFonts w:ascii="Consolas" w:cs="Consolas" w:eastAsia="Consolas" w:hAnsi="Consolas"/>
                 <w:b w:val="1"/>
+                <w:bCs w:val="1"/>
                 <w:color w:val="333333"/>
                 <w:sz w:val="20"/>
                 <w:szCs w:val="20"/>
@@ -11132,6 +11418,7 @@
               <w:rPr>
                 <w:rFonts w:ascii="Consolas" w:cs="Consolas" w:eastAsia="Consolas" w:hAnsi="Consolas"/>
                 <w:b w:val="1"/>
+                <w:bCs w:val="1"/>
                 <w:color w:val="333333"/>
                 <w:sz w:val="20"/>
                 <w:szCs w:val="20"/>
@@ -11242,6 +11529,7 @@
       <w:r>
         <w:rPr>
           <w:b w:val="1"/>
+          <w:bCs w:val="1"/>
           <w:rtl w:val="0"/>
         </w:rPr>
         <w:t xml:space="preserve">_sql_constraints”</w:t>
@@ -11499,7 +11787,7 @@
         <w:pStyle w:val="Heading1"/>
         <w:numPr>
           <w:ilvl w:val="0"/>
-          <w:numId w:val="19"/>
+          <w:numId w:val="15"/>
         </w:numPr>
         <w:ind w:left="432"/>
         <w:rPr>
@@ -11531,6 +11819,7 @@
       <w:r>
         <w:rPr>
           <w:b w:val="1"/>
+          <w:bCs w:val="1"/>
           <w:u w:val="single"/>
           <w:rtl w:val="0"/>
         </w:rPr>
@@ -11555,12 +11844,12 @@
             <wp:extent cx="3769043" cy="1645163"/>
             <wp:effectExtent b="0" l="0" r="0" t="0"/>
             <wp:wrapTopAndBottom distB="114300" distT="114300"/>
-            <wp:docPr id="1" name="image5.png"/>
+            <wp:docPr id="1" name="image4.png"/>
             <a:graphic>
               <a:graphicData uri="http://schemas.openxmlformats.org/drawingml/2006/picture">
                 <pic:pic>
                   <pic:nvPicPr>
-                    <pic:cNvPr id="0" name="image5.png"/>
+                    <pic:cNvPr id="0" name="image4.png"/>
                     <pic:cNvPicPr preferRelativeResize="0"/>
                   </pic:nvPicPr>
                   <pic:blipFill>
@@ -11672,6 +11961,7 @@
       <w:r>
         <w:rPr>
           <w:b w:val="1"/>
+          <w:bCs w:val="1"/>
           <w:u w:val="single"/>
           <w:rtl w:val="0"/>
         </w:rPr>
@@ -11715,6 +12005,7 @@
       <w:r>
         <w:rPr>
           <w:b w:val="1"/>
+          <w:bCs w:val="1"/>
           <w:rtl w:val="0"/>
         </w:rPr>
         <w:t xml:space="preserve">Interessant: </w:t>
@@ -11728,6 +12019,7 @@
       <w:r>
         <w:rPr>
           <w:b w:val="1"/>
+          <w:bCs w:val="1"/>
           <w:rtl w:val="0"/>
         </w:rPr>
         <w:t xml:space="preserve">scaffold</w:t>
@@ -11741,6 +12033,7 @@
       <w:r>
         <w:rPr>
           <w:b w:val="1"/>
+          <w:bCs w:val="1"/>
           <w:rtl w:val="0"/>
         </w:rPr>
         <w:t xml:space="preserve">__manifest__.py</w:t>
@@ -11754,6 +12047,7 @@
       <w:r>
         <w:rPr>
           <w:b w:val="1"/>
+          <w:bCs w:val="1"/>
           <w:rtl w:val="0"/>
         </w:rPr>
         <w:t xml:space="preserve">views</w:t>
@@ -11787,7 +12081,7 @@
         <w:pageBreakBefore w:val="0"/>
         <w:numPr>
           <w:ilvl w:val="0"/>
-          <w:numId w:val="14"/>
+          <w:numId w:val="20"/>
         </w:numPr>
         <w:spacing w:after="0" w:afterAutospacing="0"/>
         <w:ind w:left="720" w:hanging="360"/>
@@ -11798,9 +12092,10 @@
       <w:r>
         <w:rPr>
           <w:b w:val="1"/>
-          <w:rtl w:val="0"/>
-        </w:rPr>
-        <w:t xml:space="preserve">Defincions de vistes</w:t>
+          <w:bCs w:val="1"/>
+          <w:rtl w:val="0"/>
+        </w:rPr>
+        <w:t xml:space="preserve">Definicions de vistes</w:t>
       </w:r>
       <w:r>
         <w:rPr>
@@ -11811,6 +12106,7 @@
       <w:r>
         <w:rPr>
           <w:b w:val="1"/>
+          <w:bCs w:val="1"/>
           <w:rtl w:val="0"/>
         </w:rPr>
         <w:t xml:space="preserve">ir.ui.view”</w:t>
@@ -11827,7 +12123,7 @@
         <w:pageBreakBefore w:val="0"/>
         <w:numPr>
           <w:ilvl w:val="0"/>
-          <w:numId w:val="14"/>
+          <w:numId w:val="20"/>
         </w:numPr>
         <w:spacing w:after="0" w:afterAutospacing="0" w:before="0" w:beforeAutospacing="0"/>
         <w:ind w:left="720" w:hanging="360"/>
@@ -11838,6 +12134,7 @@
       <w:r>
         <w:rPr>
           <w:b w:val="1"/>
+          <w:bCs w:val="1"/>
           <w:rtl w:val="0"/>
         </w:rPr>
         <w:t xml:space="preserve">Menus</w:t>
@@ -11851,6 +12148,7 @@
       <w:r>
         <w:rPr>
           <w:b w:val="1"/>
+          <w:bCs w:val="1"/>
           <w:rtl w:val="0"/>
         </w:rPr>
         <w:t xml:space="preserve">ir.ui.menu”.</w:t>
@@ -11867,7 +12165,7 @@
         <w:pageBreakBefore w:val="0"/>
         <w:numPr>
           <w:ilvl w:val="0"/>
-          <w:numId w:val="14"/>
+          <w:numId w:val="20"/>
         </w:numPr>
         <w:spacing w:before="0" w:beforeAutospacing="0"/>
         <w:ind w:left="720" w:hanging="360"/>
@@ -11878,6 +12176,7 @@
       <w:r>
         <w:rPr>
           <w:b w:val="1"/>
+          <w:bCs w:val="1"/>
           <w:rtl w:val="0"/>
         </w:rPr>
         <w:t xml:space="preserve">Actions</w:t>
@@ -11891,6 +12190,7 @@
       <w:r>
         <w:rPr>
           <w:b w:val="1"/>
+          <w:bCs w:val="1"/>
           <w:rtl w:val="0"/>
         </w:rPr>
         <w:t xml:space="preserve">actions</w:t>
@@ -12020,6 +12320,7 @@
               <w:rPr>
                 <w:rFonts w:ascii="Consolas" w:cs="Consolas" w:eastAsia="Consolas" w:hAnsi="Consolas"/>
                 <w:i w:val="1"/>
+                <w:iCs w:val="1"/>
                 <w:color w:val="999988"/>
                 <w:sz w:val="18"/>
                 <w:szCs w:val="18"/>
@@ -12686,6 +12987,7 @@
               <w:rPr>
                 <w:rFonts w:ascii="Consolas" w:cs="Consolas" w:eastAsia="Consolas" w:hAnsi="Consolas"/>
                 <w:i w:val="1"/>
+                <w:iCs w:val="1"/>
                 <w:color w:val="999988"/>
                 <w:sz w:val="18"/>
                 <w:szCs w:val="18"/>
@@ -13117,6 +13419,7 @@
               <w:rPr>
                 <w:rFonts w:ascii="Consolas" w:cs="Consolas" w:eastAsia="Consolas" w:hAnsi="Consolas"/>
                 <w:i w:val="1"/>
+                <w:iCs w:val="1"/>
                 <w:color w:val="999988"/>
                 <w:sz w:val="18"/>
                 <w:szCs w:val="18"/>
@@ -13253,6 +13556,7 @@
               <w:rPr>
                 <w:rFonts w:ascii="Consolas" w:cs="Consolas" w:eastAsia="Consolas" w:hAnsi="Consolas"/>
                 <w:i w:val="1"/>
+                <w:iCs w:val="1"/>
                 <w:color w:val="999988"/>
                 <w:sz w:val="18"/>
                 <w:szCs w:val="18"/>
@@ -13432,6 +13736,7 @@
               <w:rPr>
                 <w:rFonts w:ascii="Consolas" w:cs="Consolas" w:eastAsia="Consolas" w:hAnsi="Consolas"/>
                 <w:i w:val="1"/>
+                <w:iCs w:val="1"/>
                 <w:color w:val="999988"/>
                 <w:sz w:val="18"/>
                 <w:szCs w:val="18"/>
@@ -13757,6 +14062,7 @@
       <w:r>
         <w:rPr>
           <w:b w:val="1"/>
+          <w:bCs w:val="1"/>
           <w:rtl w:val="0"/>
         </w:rPr>
         <w:t xml:space="preserve">Interessant: </w:t>
@@ -13791,7 +14097,7 @@
         <w:pStyle w:val="Heading2"/>
         <w:numPr>
           <w:ilvl w:val="1"/>
-          <w:numId w:val="19"/>
+          <w:numId w:val="15"/>
         </w:numPr>
         <w:rPr>
           <w:color w:val="669966"/>
@@ -14527,6 +14833,7 @@
       <w:r>
         <w:rPr>
           <w:b w:val="1"/>
+          <w:bCs w:val="1"/>
           <w:rtl w:val="0"/>
         </w:rPr>
         <w:t xml:space="preserve">ir.ui.view”</w:t>
@@ -14540,6 +14847,7 @@
       <w:r>
         <w:rPr>
           <w:b w:val="1"/>
+          <w:bCs w:val="1"/>
           <w:rtl w:val="0"/>
         </w:rPr>
         <w:t xml:space="preserve">external ID </w:t>
@@ -14559,6 +14867,7 @@
       <w:r>
         <w:rPr>
           <w:b w:val="1"/>
+          <w:bCs w:val="1"/>
           <w:rtl w:val="0"/>
         </w:rPr>
         <w:t xml:space="preserve">name”, “model” i “arch”</w:t>
@@ -14584,6 +14893,7 @@
       <w:r>
         <w:rPr>
           <w:b w:val="1"/>
+          <w:bCs w:val="1"/>
           <w:rtl w:val="0"/>
         </w:rPr>
         <w:t xml:space="preserve">&lt;tree&gt;</w:t>
@@ -14624,7 +14934,7 @@
         <w:pageBreakBefore w:val="0"/>
         <w:numPr>
           <w:ilvl w:val="2"/>
-          <w:numId w:val="19"/>
+          <w:numId w:val="15"/>
         </w:numPr>
         <w:rPr>
           <w:u w:val="none"/>
@@ -14656,7 +14966,7 @@
         <w:pageBreakBefore w:val="0"/>
         <w:numPr>
           <w:ilvl w:val="0"/>
-          <w:numId w:val="10"/>
+          <w:numId w:val="1"/>
         </w:numPr>
         <w:spacing w:after="0" w:afterAutospacing="0"/>
         <w:ind w:left="720" w:hanging="360"/>
@@ -14667,6 +14977,7 @@
       <w:r>
         <w:rPr>
           <w:b w:val="1"/>
+          <w:bCs w:val="1"/>
           <w:rtl w:val="0"/>
         </w:rPr>
         <w:t xml:space="preserve">decoration-bf</w:t>
@@ -14689,7 +15000,7 @@
         <w:pageBreakBefore w:val="0"/>
         <w:numPr>
           <w:ilvl w:val="0"/>
-          <w:numId w:val="10"/>
+          <w:numId w:val="1"/>
         </w:numPr>
         <w:spacing w:after="0" w:afterAutospacing="0" w:before="0" w:beforeAutospacing="0"/>
         <w:ind w:left="720" w:hanging="360"/>
@@ -14700,6 +15011,7 @@
       <w:r>
         <w:rPr>
           <w:b w:val="1"/>
+          <w:bCs w:val="1"/>
           <w:rtl w:val="0"/>
         </w:rPr>
         <w:t xml:space="preserve">decoration-it</w:t>
@@ -14722,7 +15034,7 @@
         <w:pageBreakBefore w:val="0"/>
         <w:numPr>
           <w:ilvl w:val="0"/>
-          <w:numId w:val="10"/>
+          <w:numId w:val="1"/>
         </w:numPr>
         <w:spacing w:after="0" w:afterAutospacing="0" w:before="0" w:beforeAutospacing="0"/>
         <w:ind w:left="720" w:hanging="360"/>
@@ -14733,6 +15045,7 @@
       <w:r>
         <w:rPr>
           <w:b w:val="1"/>
+          <w:bCs w:val="1"/>
           <w:rtl w:val="0"/>
         </w:rPr>
         <w:t xml:space="preserve">decoration-danger</w:t>
@@ -14755,7 +15068,7 @@
         <w:pageBreakBefore w:val="0"/>
         <w:numPr>
           <w:ilvl w:val="0"/>
-          <w:numId w:val="10"/>
+          <w:numId w:val="1"/>
         </w:numPr>
         <w:spacing w:after="0" w:afterAutospacing="0" w:before="0" w:beforeAutospacing="0"/>
         <w:ind w:left="720" w:hanging="360"/>
@@ -14766,6 +15079,7 @@
       <w:r>
         <w:rPr>
           <w:b w:val="1"/>
+          <w:bCs w:val="1"/>
           <w:rtl w:val="0"/>
         </w:rPr>
         <w:t xml:space="preserve">decoration-info</w:t>
@@ -14788,7 +15102,7 @@
         <w:pageBreakBefore w:val="0"/>
         <w:numPr>
           <w:ilvl w:val="0"/>
-          <w:numId w:val="10"/>
+          <w:numId w:val="1"/>
         </w:numPr>
         <w:spacing w:after="0" w:afterAutospacing="0" w:before="0" w:beforeAutospacing="0"/>
         <w:ind w:left="720" w:hanging="360"/>
@@ -14799,6 +15113,7 @@
       <w:r>
         <w:rPr>
           <w:b w:val="1"/>
+          <w:bCs w:val="1"/>
           <w:rtl w:val="0"/>
         </w:rPr>
         <w:t xml:space="preserve">decoration-muted</w:t>
@@ -14821,7 +15136,7 @@
         <w:pageBreakBefore w:val="0"/>
         <w:numPr>
           <w:ilvl w:val="0"/>
-          <w:numId w:val="10"/>
+          <w:numId w:val="1"/>
         </w:numPr>
         <w:spacing w:after="0" w:afterAutospacing="0" w:before="0" w:beforeAutospacing="0"/>
         <w:ind w:left="720" w:hanging="360"/>
@@ -14832,6 +15147,7 @@
       <w:r>
         <w:rPr>
           <w:b w:val="1"/>
+          <w:bCs w:val="1"/>
           <w:rtl w:val="0"/>
         </w:rPr>
         <w:t xml:space="preserve">decoration-primary</w:t>
@@ -14854,7 +15170,7 @@
         <w:pageBreakBefore w:val="0"/>
         <w:numPr>
           <w:ilvl w:val="0"/>
-          <w:numId w:val="10"/>
+          <w:numId w:val="1"/>
         </w:numPr>
         <w:spacing w:after="0" w:afterAutospacing="0" w:before="0" w:beforeAutospacing="0"/>
         <w:ind w:left="720" w:hanging="360"/>
@@ -14865,6 +15181,7 @@
       <w:r>
         <w:rPr>
           <w:b w:val="1"/>
+          <w:bCs w:val="1"/>
           <w:rtl w:val="0"/>
         </w:rPr>
         <w:t xml:space="preserve">decoration-success</w:t>
@@ -14887,7 +15204,7 @@
         <w:pageBreakBefore w:val="0"/>
         <w:numPr>
           <w:ilvl w:val="0"/>
-          <w:numId w:val="10"/>
+          <w:numId w:val="1"/>
         </w:numPr>
         <w:spacing w:before="0" w:beforeAutospacing="0"/>
         <w:ind w:left="720" w:hanging="360"/>
@@ -14898,6 +15215,7 @@
       <w:r>
         <w:rPr>
           <w:b w:val="1"/>
+          <w:bCs w:val="1"/>
           <w:rtl w:val="0"/>
         </w:rPr>
         <w:t xml:space="preserve">decoration-warning</w:t>
@@ -15146,6 +15464,7 @@
       <w:r>
         <w:rPr>
           <w:b w:val="1"/>
+          <w:bCs w:val="1"/>
           <w:rtl w:val="0"/>
         </w:rPr>
         <w:t xml:space="preserve">Interessant: </w:t>
@@ -15159,6 +15478,7 @@
       <w:r>
         <w:rPr>
           <w:b w:val="1"/>
+          <w:bCs w:val="1"/>
           <w:rtl w:val="0"/>
         </w:rPr>
         <w:t xml:space="preserve">current_date</w:t>
@@ -15172,6 +15492,7 @@
       <w:r>
         <w:rPr>
           <w:b w:val="1"/>
+          <w:bCs w:val="1"/>
           <w:rtl w:val="0"/>
         </w:rPr>
         <w:t xml:space="preserve">:</w:t>
@@ -15244,7 +15565,7 @@
         <w:pageBreakBefore w:val="0"/>
         <w:numPr>
           <w:ilvl w:val="2"/>
-          <w:numId w:val="19"/>
+          <w:numId w:val="15"/>
         </w:numPr>
         <w:rPr>
           <w:u w:val="none"/>
@@ -15316,6 +15637,7 @@
       <w:r>
         <w:rPr>
           <w:b w:val="1"/>
+          <w:bCs w:val="1"/>
           <w:rtl w:val="0"/>
         </w:rPr>
         <w:t xml:space="preserve">Atenció:</w:t>
@@ -15346,6 +15668,7 @@
       <w:r>
         <w:rPr>
           <w:b w:val="1"/>
+          <w:bCs w:val="1"/>
           <w:rtl w:val="0"/>
         </w:rPr>
         <w:t xml:space="preserve">editable=’[top | bottom]’"</w:t>
@@ -15359,6 +15682,7 @@
       <w:r>
         <w:rPr>
           <w:b w:val="1"/>
+          <w:bCs w:val="1"/>
           <w:rtl w:val="0"/>
         </w:rPr>
         <w:t xml:space="preserve">on_write</w:t>
@@ -15376,7 +15700,7 @@
         <w:pageBreakBefore w:val="0"/>
         <w:numPr>
           <w:ilvl w:val="2"/>
-          <w:numId w:val="19"/>
+          <w:numId w:val="15"/>
         </w:numPr>
         <w:rPr>
           <w:u w:val="none"/>
@@ -15410,6 +15734,7 @@
       <w:r>
         <w:rPr>
           <w:b w:val="1"/>
+          <w:bCs w:val="1"/>
           <w:rtl w:val="0"/>
         </w:rPr>
         <w:t xml:space="preserve">invisible=’1’</w:t>
@@ -15432,7 +15757,7 @@
         <w:pageBreakBefore w:val="0"/>
         <w:numPr>
           <w:ilvl w:val="2"/>
-          <w:numId w:val="19"/>
+          <w:numId w:val="15"/>
         </w:numPr>
         <w:rPr>
           <w:u w:val="none"/>
@@ -15466,6 +15791,7 @@
       <w:r>
         <w:rPr>
           <w:b w:val="1"/>
+          <w:bCs w:val="1"/>
           <w:rtl w:val="0"/>
         </w:rPr>
         <w:t xml:space="preserve">sum</w:t>
@@ -16440,7 +16766,7 @@
         <w:pStyle w:val="Heading2"/>
         <w:numPr>
           <w:ilvl w:val="1"/>
-          <w:numId w:val="19"/>
+          <w:numId w:val="15"/>
         </w:numPr>
         <w:rPr>
           <w:color w:val="669966"/>
@@ -16504,6 +16830,7 @@
       <w:r>
         <w:rPr>
           <w:b w:val="1"/>
+          <w:bCs w:val="1"/>
           <w:rtl w:val="0"/>
         </w:rPr>
         <w:t xml:space="preserve">Atenció:</w:t>
@@ -16548,6 +16875,7 @@
       <w:r>
         <w:rPr>
           <w:b w:val="1"/>
+          <w:bCs w:val="1"/>
           <w:rtl w:val="0"/>
         </w:rPr>
         <w:t xml:space="preserve">&lt;form&gt;</w:t>
@@ -16586,6 +16914,7 @@
       <w:r>
         <w:rPr>
           <w:b w:val="1"/>
+          <w:bCs w:val="1"/>
           <w:rtl w:val="0"/>
         </w:rPr>
         <w:t xml:space="preserve">&lt;sheet&gt;</w:t>
@@ -16599,6 +16928,7 @@
       <w:r>
         <w:rPr>
           <w:b w:val="1"/>
+          <w:bCs w:val="1"/>
           <w:rtl w:val="0"/>
         </w:rPr>
         <w:t xml:space="preserve">&lt;group string=”nom del grup”&gt;”</w:t>
@@ -16612,6 +16942,7 @@
       <w:r>
         <w:rPr>
           <w:b w:val="1"/>
+          <w:bCs w:val="1"/>
           <w:rtl w:val="0"/>
         </w:rPr>
         <w:t xml:space="preserve">&lt;label for="nom del field"&gt;”.</w:t>
@@ -16628,6 +16959,7 @@
         <w:ind w:left="0" w:firstLine="0"/>
         <w:rPr>
           <w:b w:val="1"/>
+          <w:bCs w:val="1"/>
         </w:rPr>
       </w:pPr>
       <w:r>
@@ -16639,6 +16971,7 @@
       <w:r>
         <w:rPr>
           <w:b w:val="1"/>
+          <w:bCs w:val="1"/>
           <w:rtl w:val="0"/>
         </w:rPr>
         <w:t xml:space="preserve">groups</w:t>
@@ -16652,6 +16985,7 @@
       <w:r>
         <w:rPr>
           <w:b w:val="1"/>
+          <w:bCs w:val="1"/>
           <w:rtl w:val="0"/>
         </w:rPr>
         <w:t xml:space="preserve">&lt;separator string="nom  del separador"/&gt;”.</w:t>
@@ -16672,6 +17006,7 @@
       <w:r>
         <w:rPr>
           <w:b w:val="1"/>
+          <w:bCs w:val="1"/>
           <w:rtl w:val="0"/>
         </w:rPr>
         <w:t xml:space="preserve">&lt;notebook&gt; &lt;page string="titol"&gt;”,</w:t>
@@ -16730,6 +17065,7 @@
       <w:r>
         <w:rPr>
           <w:b w:val="1"/>
+          <w:bCs w:val="1"/>
           <w:rtl w:val="0"/>
         </w:rPr>
         <w:t xml:space="preserve">Atenció:</w:t>
@@ -16775,7 +17111,7 @@
         <w:pageBreakBefore w:val="0"/>
         <w:numPr>
           <w:ilvl w:val="2"/>
-          <w:numId w:val="19"/>
+          <w:numId w:val="15"/>
         </w:numPr>
         <w:rPr>
           <w:u w:val="none"/>
@@ -16813,7 +17149,7 @@
         <w:pageBreakBefore w:val="0"/>
         <w:numPr>
           <w:ilvl w:val="0"/>
-          <w:numId w:val="9"/>
+          <w:numId w:val="8"/>
         </w:numPr>
         <w:spacing w:after="0" w:afterAutospacing="0"/>
         <w:ind w:left="720" w:hanging="360"/>
@@ -16833,7 +17169,7 @@
         <w:pageBreakBefore w:val="0"/>
         <w:numPr>
           <w:ilvl w:val="0"/>
-          <w:numId w:val="9"/>
+          <w:numId w:val="8"/>
         </w:numPr>
         <w:spacing w:before="0" w:beforeAutospacing="0"/>
         <w:ind w:left="720" w:hanging="360"/>
@@ -17097,7 +17433,7 @@
         <w:pageBreakBefore w:val="0"/>
         <w:numPr>
           <w:ilvl w:val="2"/>
-          <w:numId w:val="19"/>
+          <w:numId w:val="15"/>
         </w:numPr>
         <w:rPr>
           <w:u w:val="none"/>
@@ -17165,7 +17501,7 @@
         <w:pageBreakBefore w:val="0"/>
         <w:numPr>
           <w:ilvl w:val="0"/>
-          <w:numId w:val="25"/>
+          <w:numId w:val="12"/>
         </w:numPr>
         <w:spacing w:after="0" w:afterAutospacing="0"/>
         <w:ind w:left="720" w:hanging="360"/>
@@ -17176,6 +17512,7 @@
       <w:r>
         <w:rPr>
           <w:b w:val="1"/>
+          <w:bCs w:val="1"/>
           <w:rtl w:val="0"/>
         </w:rPr>
         <w:t xml:space="preserve">integer</w:t>
@@ -17192,7 +17529,7 @@
         <w:pageBreakBefore w:val="0"/>
         <w:numPr>
           <w:ilvl w:val="0"/>
-          <w:numId w:val="25"/>
+          <w:numId w:val="12"/>
         </w:numPr>
         <w:spacing w:after="0" w:afterAutospacing="0" w:before="0" w:beforeAutospacing="0"/>
         <w:ind w:left="720" w:hanging="360"/>
@@ -17203,6 +17540,7 @@
       <w:r>
         <w:rPr>
           <w:b w:val="1"/>
+          <w:bCs w:val="1"/>
           <w:rtl w:val="0"/>
         </w:rPr>
         <w:t xml:space="preserve">char</w:t>
@@ -17219,7 +17557,7 @@
         <w:pageBreakBefore w:val="0"/>
         <w:numPr>
           <w:ilvl w:val="0"/>
-          <w:numId w:val="25"/>
+          <w:numId w:val="12"/>
         </w:numPr>
         <w:spacing w:after="0" w:afterAutospacing="0" w:before="0" w:beforeAutospacing="0"/>
         <w:ind w:left="720" w:hanging="360"/>
@@ -17230,6 +17568,7 @@
       <w:r>
         <w:rPr>
           <w:b w:val="1"/>
+          <w:bCs w:val="1"/>
           <w:rtl w:val="0"/>
         </w:rPr>
         <w:t xml:space="preserve">id</w:t>
@@ -17253,12 +17592,12 @@
             <wp:extent cx="387668" cy="368909"/>
             <wp:effectExtent b="0" l="0" r="0" t="0"/>
             <wp:wrapNone/>
-            <wp:docPr id="4" name="image9.png"/>
+            <wp:docPr id="4" name="image5.png"/>
             <a:graphic>
               <a:graphicData uri="http://schemas.openxmlformats.org/drawingml/2006/picture">
                 <pic:pic>
                   <pic:nvPicPr>
-                    <pic:cNvPr id="0" name="image9.png"/>
+                    <pic:cNvPr id="0" name="image5.png"/>
                     <pic:cNvPicPr preferRelativeResize="0"/>
                   </pic:nvPicPr>
                   <pic:blipFill>
@@ -17288,7 +17627,7 @@
         <w:pageBreakBefore w:val="0"/>
         <w:numPr>
           <w:ilvl w:val="0"/>
-          <w:numId w:val="25"/>
+          <w:numId w:val="12"/>
         </w:numPr>
         <w:spacing w:after="0" w:afterAutospacing="0" w:before="0" w:beforeAutospacing="0"/>
         <w:ind w:left="720" w:hanging="360"/>
@@ -17299,6 +17638,7 @@
       <w:r>
         <w:rPr>
           <w:b w:val="1"/>
+          <w:bCs w:val="1"/>
           <w:rtl w:val="0"/>
         </w:rPr>
         <w:t xml:space="preserve">float</w:t>
@@ -17315,7 +17655,7 @@
         <w:pageBreakBefore w:val="0"/>
         <w:numPr>
           <w:ilvl w:val="0"/>
-          <w:numId w:val="25"/>
+          <w:numId w:val="12"/>
         </w:numPr>
         <w:spacing w:after="0" w:afterAutospacing="0" w:before="0" w:beforeAutospacing="0"/>
         <w:ind w:left="720" w:hanging="360"/>
@@ -17326,6 +17666,7 @@
       <w:r>
         <w:rPr>
           <w:b w:val="1"/>
+          <w:bCs w:val="1"/>
           <w:rtl w:val="0"/>
         </w:rPr>
         <w:t xml:space="preserve">percentpie</w:t>
@@ -17349,12 +17690,12 @@
             <wp:extent cx="3616643" cy="228600"/>
             <wp:effectExtent b="0" l="0" r="0" t="0"/>
             <wp:wrapNone/>
-            <wp:docPr id="2" name="image1.png"/>
+            <wp:docPr id="2" name="image6.png"/>
             <a:graphic>
               <a:graphicData uri="http://schemas.openxmlformats.org/drawingml/2006/picture">
                 <pic:pic>
                   <pic:nvPicPr>
-                    <pic:cNvPr id="0" name="image1.png"/>
+                    <pic:cNvPr id="0" name="image6.png"/>
                     <pic:cNvPicPr preferRelativeResize="0"/>
                   </pic:nvPicPr>
                   <pic:blipFill>
@@ -17384,7 +17725,7 @@
         <w:pageBreakBefore w:val="0"/>
         <w:numPr>
           <w:ilvl w:val="0"/>
-          <w:numId w:val="25"/>
+          <w:numId w:val="12"/>
         </w:numPr>
         <w:spacing w:after="0" w:afterAutospacing="0" w:before="0" w:beforeAutospacing="0"/>
         <w:ind w:left="720" w:hanging="360"/>
@@ -17395,6 +17736,7 @@
       <w:r>
         <w:rPr>
           <w:b w:val="1"/>
+          <w:bCs w:val="1"/>
           <w:rtl w:val="0"/>
         </w:rPr>
         <w:t xml:space="preserve">progressbar</w:t>
@@ -17404,6 +17746,134 @@
           <w:rtl w:val="0"/>
         </w:rPr>
         <w:t xml:space="preserve">: una barra de progrés: </w:t>
+      </w:r>
+    </w:p>
+    <w:p>
+      <w:pPr>
+        <w:pageBreakBefore w:val="0"/>
+        <w:numPr>
+          <w:ilvl w:val="0"/>
+          <w:numId w:val="12"/>
+        </w:numPr>
+        <w:spacing w:after="0" w:afterAutospacing="0" w:before="0" w:beforeAutospacing="0"/>
+        <w:ind w:left="720" w:hanging="360"/>
+        <w:rPr>
+          <w:u w:val="none"/>
+        </w:rPr>
+      </w:pPr>
+      <w:r>
+        <w:rPr>
+          <w:b w:val="1"/>
+          <w:bCs w:val="1"/>
+          <w:rtl w:val="0"/>
+        </w:rPr>
+        <w:t xml:space="preserve">monetary</w:t>
+      </w:r>
+      <w:r>
+        <w:rPr>
+          <w:rtl w:val="0"/>
+        </w:rPr>
+        <w:t xml:space="preserve">: amb dues decimals.</w:t>
+      </w:r>
+    </w:p>
+    <w:p>
+      <w:pPr>
+        <w:pageBreakBefore w:val="0"/>
+        <w:numPr>
+          <w:ilvl w:val="0"/>
+          <w:numId w:val="12"/>
+        </w:numPr>
+        <w:spacing w:before="0" w:beforeAutospacing="0"/>
+        <w:ind w:left="720" w:hanging="360"/>
+        <w:rPr>
+          <w:u w:val="none"/>
+        </w:rPr>
+      </w:pPr>
+      <w:r>
+        <w:rPr>
+          <w:b w:val="1"/>
+          <w:bCs w:val="1"/>
+          <w:rtl w:val="0"/>
+        </w:rPr>
+        <w:t xml:space="preserve">field_float_rating</w:t>
+      </w:r>
+      <w:r>
+        <w:rPr>
+          <w:rtl w:val="0"/>
+        </w:rPr>
+        <w:t xml:space="preserve">: estreles en funció d'un float.</w:t>
+      </w:r>
+    </w:p>
+    <w:p>
+      <w:pPr>
+        <w:pageBreakBefore w:val="0"/>
+        <w:rPr/>
+      </w:pPr>
+      <w:r>
+        <w:rPr>
+          <w:rtl w:val="0"/>
+        </w:rPr>
+      </w:r>
+    </w:p>
+    <w:p>
+      <w:pPr>
+        <w:pageBreakBefore w:val="0"/>
+        <w:rPr/>
+      </w:pPr>
+      <w:r>
+        <w:rPr>
+          <w:rtl w:val="0"/>
+        </w:rPr>
+      </w:r>
+    </w:p>
+    <w:p>
+      <w:pPr>
+        <w:pageBreakBefore w:val="0"/>
+        <w:rPr/>
+      </w:pPr>
+      <w:r>
+        <w:rPr>
+          <w:rtl w:val="0"/>
+        </w:rPr>
+        <w:t xml:space="preserve">Per als “fields” de text tenim alguns que amb el seu nom s'expliquen a soles pel seu nom: char, text, email, url, date, html.</w:t>
+      </w:r>
+    </w:p>
+    <w:p>
+      <w:pPr>
+        <w:pageBreakBefore w:val="0"/>
+        <w:rPr/>
+      </w:pPr>
+      <w:r>
+        <w:rPr>
+          <w:rtl w:val="0"/>
+        </w:rPr>
+        <w:t xml:space="preserve">Per als booleans, a partir d'Odoo 13 es pot mostrar una cinta al costat del formulari amb el “widget” anomenat “</w:t>
+      </w:r>
+      <w:r>
+        <w:rPr>
+          <w:b w:val="1"/>
+          <w:bCs w:val="1"/>
+          <w:rtl w:val="0"/>
+        </w:rPr>
+        <w:t xml:space="preserve">web_ribbon</w:t>
+      </w:r>
+      <w:r>
+        <w:rPr>
+          <w:rtl w:val="0"/>
+        </w:rPr>
+        <w:t xml:space="preserve">”.</w:t>
+      </w:r>
+    </w:p>
+    <w:p>
+      <w:pPr>
+        <w:pageBreakBefore w:val="0"/>
+        <w:rPr/>
+      </w:pPr>
+      <w:r>
+        <w:rPr>
+          <w:rtl w:val="0"/>
+        </w:rPr>
+        <w:t xml:space="preserve">Els “fields” relacionals es mostren per defecte com un “selection” o un “tree”, però poden ser:</w:t>
       </w:r>
     </w:p>
     <w:p>
@@ -17413,131 +17883,6 @@
           <w:ilvl w:val="0"/>
           <w:numId w:val="25"/>
         </w:numPr>
-        <w:spacing w:after="0" w:afterAutospacing="0" w:before="0" w:beforeAutospacing="0"/>
-        <w:ind w:left="720" w:hanging="360"/>
-        <w:rPr>
-          <w:u w:val="none"/>
-        </w:rPr>
-      </w:pPr>
-      <w:r>
-        <w:rPr>
-          <w:b w:val="1"/>
-          <w:rtl w:val="0"/>
-        </w:rPr>
-        <w:t xml:space="preserve">monetary</w:t>
-      </w:r>
-      <w:r>
-        <w:rPr>
-          <w:rtl w:val="0"/>
-        </w:rPr>
-        <w:t xml:space="preserve">: amb dues decimals.</w:t>
-      </w:r>
-    </w:p>
-    <w:p>
-      <w:pPr>
-        <w:pageBreakBefore w:val="0"/>
-        <w:numPr>
-          <w:ilvl w:val="0"/>
-          <w:numId w:val="25"/>
-        </w:numPr>
-        <w:spacing w:before="0" w:beforeAutospacing="0"/>
-        <w:ind w:left="720" w:hanging="360"/>
-        <w:rPr>
-          <w:u w:val="none"/>
-        </w:rPr>
-      </w:pPr>
-      <w:r>
-        <w:rPr>
-          <w:b w:val="1"/>
-          <w:rtl w:val="0"/>
-        </w:rPr>
-        <w:t xml:space="preserve">field_float_rating</w:t>
-      </w:r>
-      <w:r>
-        <w:rPr>
-          <w:rtl w:val="0"/>
-        </w:rPr>
-        <w:t xml:space="preserve">: estreles en funció d'un float.</w:t>
-      </w:r>
-    </w:p>
-    <w:p>
-      <w:pPr>
-        <w:pageBreakBefore w:val="0"/>
-        <w:rPr/>
-      </w:pPr>
-      <w:r>
-        <w:rPr>
-          <w:rtl w:val="0"/>
-        </w:rPr>
-      </w:r>
-    </w:p>
-    <w:p>
-      <w:pPr>
-        <w:pageBreakBefore w:val="0"/>
-        <w:rPr/>
-      </w:pPr>
-      <w:r>
-        <w:rPr>
-          <w:rtl w:val="0"/>
-        </w:rPr>
-      </w:r>
-    </w:p>
-    <w:p>
-      <w:pPr>
-        <w:pageBreakBefore w:val="0"/>
-        <w:rPr/>
-      </w:pPr>
-      <w:r>
-        <w:rPr>
-          <w:rtl w:val="0"/>
-        </w:rPr>
-        <w:t xml:space="preserve">Per als “fields” de text tenim alguns que amb el seu nom s'expliquen a soles pel seu nom: char, text, email, url, date, html.</w:t>
-      </w:r>
-    </w:p>
-    <w:p>
-      <w:pPr>
-        <w:pageBreakBefore w:val="0"/>
-        <w:rPr/>
-      </w:pPr>
-      <w:r>
-        <w:rPr>
-          <w:rtl w:val="0"/>
-        </w:rPr>
-        <w:t xml:space="preserve">Per als booleans, a partir d'Odoo 13 es pot mostrar una cinta al costat del formulari amb el “widget” anomenat “</w:t>
-      </w:r>
-      <w:r>
-        <w:rPr>
-          <w:b w:val="1"/>
-          <w:rtl w:val="0"/>
-        </w:rPr>
-        <w:t xml:space="preserve">web_ribbon</w:t>
-      </w:r>
-      <w:r>
-        <w:rPr>
-          <w:rtl w:val="0"/>
-        </w:rPr>
-        <w:t xml:space="preserve">”.</w:t>
-      </w:r>
-    </w:p>
-    <w:p>
-      <w:pPr>
-        <w:pageBreakBefore w:val="0"/>
-        <w:rPr/>
-      </w:pPr>
-      <w:r>
-        <w:rPr>
-          <w:rtl w:val="0"/>
-        </w:rPr>
-        <w:t xml:space="preserve">Els “fields” relacionals es mostren per defecte com un “selection” o un “tree”, però poden ser:</w:t>
-      </w:r>
-    </w:p>
-    <w:p>
-      <w:pPr>
-        <w:pageBreakBefore w:val="0"/>
-        <w:numPr>
-          <w:ilvl w:val="0"/>
-          <w:numId w:val="15"/>
-        </w:numPr>
         <w:spacing w:after="0" w:afterAutospacing="0"/>
         <w:ind w:left="720" w:hanging="360"/>
         <w:rPr>
@@ -17547,6 +17892,7 @@
       <w:r>
         <w:rPr>
           <w:b w:val="1"/>
+          <w:bCs w:val="1"/>
           <w:rtl w:val="0"/>
         </w:rPr>
         <w:t xml:space="preserve">many2onebutton:</w:t>
@@ -17563,12 +17909,12 @@
           <wp:inline distB="114300" distT="114300" distL="114300" distR="114300">
             <wp:extent cx="1482566" cy="267585"/>
             <wp:effectExtent b="0" l="0" r="0" t="0"/>
-            <wp:docPr id="11" name="image3.png"/>
+            <wp:docPr id="11" name="image1.png"/>
             <a:graphic>
               <a:graphicData uri="http://schemas.openxmlformats.org/drawingml/2006/picture">
                 <pic:pic>
                   <pic:nvPicPr>
-                    <pic:cNvPr id="0" name="image3.png"/>
+                    <pic:cNvPr id="0" name="image1.png"/>
                     <pic:cNvPicPr preferRelativeResize="0"/>
                   </pic:nvPicPr>
                   <pic:blipFill>
@@ -17603,7 +17949,7 @@
         <w:pageBreakBefore w:val="0"/>
         <w:numPr>
           <w:ilvl w:val="0"/>
-          <w:numId w:val="15"/>
+          <w:numId w:val="25"/>
         </w:numPr>
         <w:spacing w:before="0" w:beforeAutospacing="0"/>
         <w:ind w:left="720" w:hanging="360"/>
@@ -17614,6 +17960,7 @@
       <w:r>
         <w:rPr>
           <w:b w:val="1"/>
+          <w:bCs w:val="1"/>
           <w:rtl w:val="0"/>
         </w:rPr>
         <w:t xml:space="preserve">many2many_tags</w:t>
@@ -17637,12 +17984,12 @@
           <wp:inline distB="114300" distT="114300" distL="114300" distR="114300">
             <wp:extent cx="6192210" cy="241300"/>
             <wp:effectExtent b="0" l="0" r="0" t="0"/>
-            <wp:docPr id="9" name="image2.png"/>
+            <wp:docPr id="9" name="image3.png"/>
             <a:graphic>
               <a:graphicData uri="http://schemas.openxmlformats.org/drawingml/2006/picture">
                 <pic:pic>
                   <pic:nvPicPr>
-                    <pic:cNvPr id="0" name="image2.png"/>
+                    <pic:cNvPr id="0" name="image3.png"/>
                     <pic:cNvPicPr preferRelativeResize="0"/>
                   </pic:nvPicPr>
                   <pic:blipFill>
@@ -17718,6 +18065,7 @@
       <w:r>
         <w:rPr>
           <w:b w:val="1"/>
+          <w:bCs w:val="1"/>
           <w:rtl w:val="0"/>
         </w:rPr>
         <w:t xml:space="preserve">Atenció</w:t>
@@ -17746,7 +18094,7 @@
         <w:pageBreakBefore w:val="0"/>
         <w:numPr>
           <w:ilvl w:val="2"/>
-          <w:numId w:val="19"/>
+          <w:numId w:val="15"/>
         </w:numPr>
         <w:rPr>
           <w:u w:val="none"/>
@@ -17791,61 +18139,19 @@
         <w:ind w:left="0" w:firstLine="0"/>
         <w:rPr>
           <w:b w:val="1"/>
-        </w:rPr>
-      </w:pPr>
-      <w:r>
-        <w:rPr>
-          <w:rtl w:val="0"/>
-        </w:rPr>
-        <w:t xml:space="preserve">Per a aconseguir que el formulari que </w:t>
-      </w:r>
-      <w:ins w:author="ALFREDO OLTRA ORENGO" w:id="0" w:date="2022-08-08T21:33:26Z">
-        <w:r>
-          <w:rPr>
-            <w:rtl w:val="0"/>
-          </w:rPr>
-          <w:t xml:space="preserve">ix</w:t>
-        </w:r>
-      </w:ins>
-      <w:del w:author="ALFREDO OLTRA ORENGO" w:id="0" w:date="2022-08-08T21:33:26Z">
-        <w:r>
-          <w:rPr>
-            <w:rtl w:val="0"/>
-          </w:rPr>
-          <w:delText xml:space="preserve">sale</w:delText>
-        </w:r>
-      </w:del>
-      <w:r>
-        <w:rPr>
-          <w:rtl w:val="0"/>
-        </w:rPr>
-        <w:t xml:space="preserve"> en la finestra emergent tinga aque</w:t>
-      </w:r>
-      <w:ins w:author="ALFREDO OLTRA ORENGO" w:id="1" w:date="2022-08-08T21:33:41Z">
-        <w:r>
-          <w:rPr>
-            <w:rtl w:val="0"/>
-          </w:rPr>
-          <w:t xml:space="preserve">st</w:t>
-        </w:r>
-      </w:ins>
-      <w:del w:author="ALFREDO OLTRA ORENGO" w:id="1" w:date="2022-08-08T21:33:41Z">
-        <w:r>
-          <w:rPr>
-            <w:rtl w:val="0"/>
-          </w:rPr>
-          <w:delText xml:space="preserve">ix</w:delText>
-        </w:r>
-      </w:del>
-      <w:r>
-        <w:rPr>
-          <w:rtl w:val="0"/>
-        </w:rPr>
-        <w:t xml:space="preserve"> valor per defecte, el que farem serà passar per context una dada amb un nom especial que serà interpretat: </w:t>
+          <w:bCs w:val="1"/>
+        </w:rPr>
+      </w:pPr>
+      <w:r>
+        <w:rPr>
+          <w:rtl w:val="0"/>
+        </w:rPr>
+        <w:t xml:space="preserve">Per a aconseguir que el formulari que sale en la finestra emergent tinga aqueix valor per defecte, el que farem serà passar per context una dada amb un nom especial que serà interpretat: </w:t>
       </w:r>
       <w:r>
         <w:rPr>
           <w:b w:val="1"/>
+          <w:bCs w:val="1"/>
           <w:rtl w:val="0"/>
         </w:rPr>
         <w:t xml:space="preserve">context="{'default_&lt;nom del field many2one&gt;':active_id}". </w:t>
@@ -18063,6 +18369,7 @@
       <w:r>
         <w:rPr>
           <w:b w:val="1"/>
+          <w:bCs w:val="1"/>
           <w:rtl w:val="0"/>
         </w:rPr>
         <w:t xml:space="preserve">Atenció</w:t>
@@ -18099,6 +18406,7 @@
       <w:r>
         <w:rPr>
           <w:b w:val="1"/>
+          <w:bCs w:val="1"/>
           <w:rtl w:val="0"/>
         </w:rPr>
         <w:t xml:space="preserve">active_id”</w:t>
@@ -18112,6 +18420,7 @@
       <w:r>
         <w:rPr>
           <w:b w:val="1"/>
+          <w:bCs w:val="1"/>
           <w:rtl w:val="0"/>
         </w:rPr>
         <w:t xml:space="preserve">id</w:t>
@@ -18184,7 +18493,7 @@
         <w:pageBreakBefore w:val="0"/>
         <w:numPr>
           <w:ilvl w:val="2"/>
-          <w:numId w:val="19"/>
+          <w:numId w:val="15"/>
         </w:numPr>
         <w:rPr>
           <w:u w:val="none"/>
@@ -18384,7 +18693,7 @@
         <w:pageBreakBefore w:val="0"/>
         <w:numPr>
           <w:ilvl w:val="2"/>
-          <w:numId w:val="19"/>
+          <w:numId w:val="15"/>
         </w:numPr>
         <w:rPr>
           <w:u w:val="none"/>
@@ -18418,6 +18727,7 @@
       <w:r>
         <w:rPr>
           <w:b w:val="1"/>
+          <w:bCs w:val="1"/>
           <w:rtl w:val="0"/>
         </w:rPr>
         <w:t xml:space="preserve">attrs</w:t>
@@ -18439,12 +18749,14 @@
         <w:pageBreakBefore w:val="0"/>
         <w:rPr>
           <w:b w:val="1"/>
+          <w:bCs w:val="1"/>
           <w:u w:val="single"/>
         </w:rPr>
       </w:pPr>
       <w:r>
         <w:rPr>
           <w:b w:val="1"/>
+          <w:bCs w:val="1"/>
           <w:u w:val="single"/>
           <w:rtl w:val="0"/>
         </w:rPr>
@@ -18728,34 +19040,18 @@
         <w:ind w:left="0" w:firstLine="0"/>
         <w:rPr>
           <w:b w:val="1"/>
+          <w:bCs w:val="1"/>
           <w:u w:val="single"/>
         </w:rPr>
       </w:pPr>
       <w:r>
         <w:rPr>
           <w:b w:val="1"/>
+          <w:bCs w:val="1"/>
           <w:u w:val="single"/>
           <w:rtl w:val="0"/>
         </w:rPr>
-        <w:t xml:space="preserve">Es pot mostr</w:t>
-      </w:r>
-      <w:del w:author="ALFREDO OLTRA ORENGO" w:id="2" w:date="2022-08-08T21:37:08Z">
-        <w:r>
-          <w:rPr>
-            <w:b w:val="1"/>
-            <w:u w:val="single"/>
-            <w:rtl w:val="0"/>
-          </w:rPr>
-          <w:delText xml:space="preserve">o ocult</w:delText>
-        </w:r>
-      </w:del>
-      <w:r>
-        <w:rPr>
-          <w:b w:val="1"/>
-          <w:u w:val="single"/>
-          <w:rtl w:val="0"/>
-        </w:rPr>
-        <w:t xml:space="preserve">ar en manera edició o lectura:</w:t>
+        <w:t xml:space="preserve">Es pot mostrar en mode edició o lectura:</w:t>
       </w:r>
     </w:p>
     <w:tbl>
@@ -19279,6 +19575,7 @@
       <w:r>
         <w:rPr>
           <w:b w:val="1"/>
+          <w:bCs w:val="1"/>
           <w:rtl w:val="0"/>
         </w:rPr>
         <w:t xml:space="preserve">d'ocultar una columna d'un “tree</w:t>
@@ -19491,6 +19788,7 @@
       <w:r>
         <w:rPr>
           <w:b w:val="1"/>
+          <w:bCs w:val="1"/>
           <w:rtl w:val="0"/>
         </w:rPr>
         <w:t xml:space="preserve">Interessant: </w:t>
@@ -19522,6 +19820,7 @@
       <w:r>
         <w:rPr>
           <w:b w:val="1"/>
+          <w:bCs w:val="1"/>
           <w:rtl w:val="0"/>
         </w:rPr>
         <w:t xml:space="preserve">es pot editar condicionalment un “field”</w:t>
@@ -19901,7 +20200,7 @@
         <w:pageBreakBefore w:val="0"/>
         <w:numPr>
           <w:ilvl w:val="2"/>
-          <w:numId w:val="19"/>
+          <w:numId w:val="15"/>
         </w:numPr>
         <w:rPr>
           <w:u w:val="none"/>
@@ -19931,7 +20230,7 @@
         <w:rPr>
           <w:rtl w:val="0"/>
         </w:rPr>
-        <w:t xml:space="preserve">Els formularis d'Odoo poden ser assistents amb les tècniques que acabem d'estudiar. A partir d'Odoo 11 s'usa el “field status”, l'atribut “states” i un “widget” anomenat “statusbar” que mostra aquest “field” en la part superior del formulari com unes fletxes.</w:t>
+        <w:t xml:space="preserve">Els formularis d'Odoo poden ser assistents amb les tècniques que acabem d'estudiar. A partir d'Odoo 13 s'usa el “field status”, l'atribut “states” i un “widget” anomenat “statusbar” que mostra aquest “field” en la part superior del formulari com unes fletxes.</w:t>
       </w:r>
       <w:r>
         <w:rPr>
@@ -20152,7 +20451,7 @@
         <w:pStyle w:val="Heading2"/>
         <w:numPr>
           <w:ilvl w:val="1"/>
-          <w:numId w:val="19"/>
+          <w:numId w:val="15"/>
         </w:numPr>
         <w:ind w:left="576"/>
         <w:rPr/>
@@ -20230,6 +20529,7 @@
       <w:r>
         <w:rPr>
           <w:b w:val="1"/>
+          <w:bCs w:val="1"/>
           <w:rtl w:val="0"/>
         </w:rPr>
         <w:t xml:space="preserve">Interessant</w:t>
@@ -20748,6 +21048,7 @@
               <w:rPr>
                 <w:rFonts w:ascii="Consolas" w:cs="Consolas" w:eastAsia="Consolas" w:hAnsi="Consolas"/>
                 <w:i w:val="1"/>
+                <w:iCs w:val="1"/>
                 <w:color w:val="999988"/>
                 <w:sz w:val="18"/>
                 <w:szCs w:val="18"/>
@@ -20911,6 +21212,7 @@
               <w:rPr>
                 <w:rFonts w:ascii="Consolas" w:cs="Consolas" w:eastAsia="Consolas" w:hAnsi="Consolas"/>
                 <w:i w:val="1"/>
+                <w:iCs w:val="1"/>
                 <w:color w:val="999988"/>
                 <w:sz w:val="18"/>
                 <w:szCs w:val="18"/>
@@ -21168,6 +21470,7 @@
               <w:rPr>
                 <w:rFonts w:ascii="Consolas" w:cs="Consolas" w:eastAsia="Consolas" w:hAnsi="Consolas"/>
                 <w:i w:val="1"/>
+                <w:iCs w:val="1"/>
                 <w:color w:val="999988"/>
                 <w:sz w:val="18"/>
                 <w:szCs w:val="18"/>
@@ -21444,6 +21747,7 @@
               <w:rPr>
                 <w:rFonts w:ascii="Consolas" w:cs="Consolas" w:eastAsia="Consolas" w:hAnsi="Consolas"/>
                 <w:i w:val="1"/>
+                <w:iCs w:val="1"/>
                 <w:color w:val="999988"/>
                 <w:sz w:val="18"/>
                 <w:szCs w:val="18"/>
@@ -21472,6 +21776,7 @@
               <w:rPr>
                 <w:rFonts w:ascii="Consolas" w:cs="Consolas" w:eastAsia="Consolas" w:hAnsi="Consolas"/>
                 <w:i w:val="1"/>
+                <w:iCs w:val="1"/>
                 <w:color w:val="999988"/>
                 <w:sz w:val="18"/>
                 <w:szCs w:val="18"/>
@@ -21658,6 +21963,7 @@
               <w:rPr>
                 <w:rFonts w:ascii="Consolas" w:cs="Consolas" w:eastAsia="Consolas" w:hAnsi="Consolas"/>
                 <w:i w:val="1"/>
+                <w:iCs w:val="1"/>
                 <w:color w:val="999988"/>
                 <w:sz w:val="18"/>
                 <w:szCs w:val="18"/>
@@ -22033,7 +22339,7 @@
         <w:pStyle w:val="Heading2"/>
         <w:numPr>
           <w:ilvl w:val="1"/>
-          <w:numId w:val="19"/>
+          <w:numId w:val="15"/>
         </w:numPr>
         <w:ind w:left="576"/>
         <w:rPr/>
@@ -22057,7 +22363,7 @@
         <w:rPr>
           <w:rtl w:val="0"/>
         </w:rPr>
-        <w:t xml:space="preserve">Aquesta vista mostra un calendari si les dades dels registres del model tenen almenys un “field” que indica una data i un altre que indique una data final o una duració. </w:t>
+        <w:t xml:space="preserve">Aquesta vista mostra un calendari si les dades dels registres del model tenen almenys un “field” que indica una data i un altre “field” que indique una data final o una duració. </w:t>
       </w:r>
     </w:p>
     <w:p>
@@ -22890,6 +23196,7 @@
               <w:rPr>
                 <w:rFonts w:ascii="Consolas" w:cs="Consolas" w:eastAsia="Consolas" w:hAnsi="Consolas"/>
                 <w:i w:val="1"/>
+                <w:iCs w:val="1"/>
                 <w:color w:val="999988"/>
                 <w:sz w:val="18"/>
                 <w:szCs w:val="18"/>
@@ -23058,6 +23365,7 @@
         <w:pageBreakBefore w:val="0"/>
         <w:rPr>
           <w:b w:val="1"/>
+          <w:bCs w:val="1"/>
         </w:rPr>
       </w:pPr>
       <w:r>
@@ -23069,6 +23377,7 @@
       <w:r>
         <w:rPr>
           <w:b w:val="1"/>
+          <w:bCs w:val="1"/>
           <w:rtl w:val="0"/>
         </w:rPr>
         <w:t xml:space="preserve">delay</w:t>
@@ -23079,23 +23388,14 @@
         </w:rPr>
         <w:t xml:space="preserve">” ho divideix en dies segons la duració de la jornada laboral. Aquesta es pot modificar amb l'atribut “</w:t>
       </w:r>
-      <w:ins w:author="ALFREDO OLTRA ORENGO" w:id="3" w:date="2022-08-08T21:41:51Z">
-        <w:r>
-          <w:rPr>
-            <w:rtl w:val="0"/>
-          </w:rPr>
-          <w:t xml:space="preserve">day length</w:t>
-        </w:r>
-      </w:ins>
-      <w:del w:author="ALFREDO OLTRA ORENGO" w:id="3" w:date="2022-08-08T21:41:51Z">
-        <w:r>
-          <w:rPr>
-            <w:b w:val="1"/>
-            <w:rtl w:val="0"/>
-          </w:rPr>
-          <w:delText xml:space="preserve">day_lenght</w:delText>
-        </w:r>
-      </w:del>
+      <w:r>
+        <w:rPr>
+          <w:b w:val="1"/>
+          <w:bCs w:val="1"/>
+          <w:rtl w:val="0"/>
+        </w:rPr>
+        <w:t xml:space="preserve">day_length</w:t>
+      </w:r>
       <w:r>
         <w:rPr>
           <w:rtl w:val="0"/>
@@ -23113,7 +23413,7 @@
         <w:pStyle w:val="Heading2"/>
         <w:numPr>
           <w:ilvl w:val="1"/>
-          <w:numId w:val="19"/>
+          <w:numId w:val="15"/>
         </w:numPr>
         <w:ind w:left="576"/>
         <w:rPr/>
@@ -23155,6 +23455,7 @@
       <w:r>
         <w:rPr>
           <w:b w:val="1"/>
+          <w:bCs w:val="1"/>
           <w:rtl w:val="0"/>
         </w:rPr>
         <w:t xml:space="preserve">row</w:t>
@@ -23168,6 +23469,7 @@
       <w:r>
         <w:rPr>
           <w:b w:val="1"/>
+          <w:bCs w:val="1"/>
           <w:rtl w:val="0"/>
         </w:rPr>
         <w:t xml:space="preserve">col</w:t>
@@ -23181,6 +23483,7 @@
       <w:r>
         <w:rPr>
           <w:b w:val="1"/>
+          <w:bCs w:val="1"/>
           <w:rtl w:val="0"/>
         </w:rPr>
         <w:t xml:space="preserve">measure</w:t>
@@ -23194,6 +23497,7 @@
       <w:r>
         <w:rPr>
           <w:b w:val="1"/>
+          <w:bCs w:val="1"/>
           <w:rtl w:val="0"/>
         </w:rPr>
         <w:t xml:space="preserve">col</w:t>
@@ -24202,7 +24506,7 @@
         <w:pStyle w:val="Heading2"/>
         <w:numPr>
           <w:ilvl w:val="1"/>
-          <w:numId w:val="19"/>
+          <w:numId w:val="15"/>
         </w:numPr>
         <w:ind w:left="576"/>
         <w:rPr/>
@@ -24229,6 +24533,7 @@
       <w:r>
         <w:rPr>
           <w:b w:val="1"/>
+          <w:bCs w:val="1"/>
           <w:rtl w:val="0"/>
         </w:rPr>
         <w:t xml:space="preserve">però no es mostra ocupant la finestra, sinó la part superior on se situa el formulari de cerca</w:t>
@@ -25596,6 +25901,7 @@
       <w:r>
         <w:rPr>
           <w:b w:val="1"/>
+          <w:bCs w:val="1"/>
           <w:rtl w:val="0"/>
         </w:rPr>
         <w:t xml:space="preserve">field</w:t>
@@ -25609,6 +25915,7 @@
       <w:r>
         <w:rPr>
           <w:b w:val="1"/>
+          <w:bCs w:val="1"/>
           <w:rtl w:val="0"/>
         </w:rPr>
         <w:t xml:space="preserve">search</w:t>
@@ -25622,6 +25929,7 @@
       <w:r>
         <w:rPr>
           <w:b w:val="1"/>
+          <w:bCs w:val="1"/>
           <w:rtl w:val="0"/>
         </w:rPr>
         <w:t xml:space="preserve">filter_domain</w:t>
@@ -25648,6 +25956,7 @@
       <w:r>
         <w:rPr>
           <w:b w:val="1"/>
+          <w:bCs w:val="1"/>
           <w:rtl w:val="0"/>
         </w:rPr>
         <w:t xml:space="preserve">filter</w:t>
@@ -25661,6 +25970,7 @@
       <w:r>
         <w:rPr>
           <w:b w:val="1"/>
+          <w:bCs w:val="1"/>
           <w:rtl w:val="0"/>
         </w:rPr>
         <w:t xml:space="preserve">domain</w:t>
@@ -25687,6 +25997,7 @@
       <w:r>
         <w:rPr>
           <w:b w:val="1"/>
+          <w:bCs w:val="1"/>
           <w:rtl w:val="0"/>
         </w:rPr>
         <w:t xml:space="preserve">filter</w:t>
@@ -25700,6 +26011,7 @@
       <w:r>
         <w:rPr>
           <w:b w:val="1"/>
+          <w:bCs w:val="1"/>
           <w:rtl w:val="0"/>
         </w:rPr>
         <w:t xml:space="preserve">context</w:t>
@@ -25725,6 +26037,7 @@
       <w:r>
         <w:rPr>
           <w:b w:val="1"/>
+          <w:bCs w:val="1"/>
           <w:rtl w:val="0"/>
         </w:rPr>
         <w:t xml:space="preserve">group_by</w:t>
@@ -25777,7 +26090,7 @@
         <w:pStyle w:val="Heading1"/>
         <w:numPr>
           <w:ilvl w:val="0"/>
-          <w:numId w:val="19"/>
+          <w:numId w:val="15"/>
         </w:numPr>
         <w:ind w:left="432"/>
       </w:pPr>
@@ -25803,6 +26116,7 @@
       <w:r>
         <w:rPr>
           <w:b w:val="1"/>
+          <w:bCs w:val="1"/>
           <w:rtl w:val="0"/>
         </w:rPr>
         <w:t xml:space="preserve">__manifest__.py</w:t>
@@ -26078,7 +26392,7 @@
       <w:pPr>
         <w:numPr>
           <w:ilvl w:val="0"/>
-          <w:numId w:val="22"/>
+          <w:numId w:val="21"/>
         </w:numPr>
         <w:spacing w:after="0" w:afterAutospacing="0"/>
         <w:ind w:left="720" w:hanging="360"/>
@@ -26100,7 +26414,7 @@
       <w:pPr>
         <w:numPr>
           <w:ilvl w:val="0"/>
-          <w:numId w:val="22"/>
+          <w:numId w:val="21"/>
         </w:numPr>
         <w:spacing w:after="0" w:afterAutospacing="0" w:before="0" w:beforeAutospacing="0"/>
         <w:ind w:left="720" w:hanging="360"/>
@@ -26122,7 +26436,7 @@
       <w:pPr>
         <w:numPr>
           <w:ilvl w:val="0"/>
-          <w:numId w:val="22"/>
+          <w:numId w:val="21"/>
         </w:numPr>
         <w:spacing w:after="0" w:afterAutospacing="0" w:before="0" w:beforeAutospacing="0"/>
         <w:ind w:left="720" w:hanging="360"/>
@@ -26144,7 +26458,7 @@
       <w:pPr>
         <w:numPr>
           <w:ilvl w:val="0"/>
-          <w:numId w:val="22"/>
+          <w:numId w:val="21"/>
         </w:numPr>
         <w:spacing w:after="0" w:afterAutospacing="0" w:before="0" w:beforeAutospacing="0"/>
         <w:ind w:left="720" w:hanging="360"/>
@@ -26166,7 +26480,7 @@
       <w:pPr>
         <w:numPr>
           <w:ilvl w:val="0"/>
-          <w:numId w:val="22"/>
+          <w:numId w:val="21"/>
         </w:numPr>
         <w:spacing w:before="0" w:beforeAutospacing="0"/>
         <w:ind w:left="720" w:hanging="360"/>
@@ -26365,6 +26679,7 @@
               <w:rPr>
                 <w:rFonts w:ascii="Consolas" w:cs="Consolas" w:eastAsia="Consolas" w:hAnsi="Consolas"/>
                 <w:b w:val="1"/>
+                <w:bCs w:val="1"/>
                 <w:color w:val="999999"/>
                 <w:sz w:val="18"/>
                 <w:szCs w:val="18"/>
@@ -26421,6 +26736,7 @@
               <w:rPr>
                 <w:rFonts w:ascii="Consolas" w:cs="Consolas" w:eastAsia="Consolas" w:hAnsi="Consolas"/>
                 <w:b w:val="1"/>
+                <w:bCs w:val="1"/>
                 <w:color w:val="999999"/>
                 <w:sz w:val="18"/>
                 <w:szCs w:val="18"/>
@@ -26887,7 +27203,7 @@
         <w:pageBreakBefore w:val="0"/>
         <w:numPr>
           <w:ilvl w:val="0"/>
-          <w:numId w:val="19"/>
+          <w:numId w:val="15"/>
         </w:numPr>
         <w:ind w:left="432" w:right="0"/>
         <w:rPr/>
@@ -26932,7 +27248,7 @@
         <w:pStyle w:val="Heading1"/>
         <w:numPr>
           <w:ilvl w:val="0"/>
-          <w:numId w:val="19"/>
+          <w:numId w:val="15"/>
         </w:numPr>
         <w:ind w:left="432"/>
       </w:pPr>
@@ -26985,7 +27301,7 @@
             <w:u w:val="single"/>
             <w:rtl w:val="0"/>
           </w:rPr>
-          <w:t xml:space="preserve">https://ioc.xtec.cat/materials/FP/Materials/2252_DAM/DAM_2252_M10/web/html/index.html</w:t>
+          <w:t xml:space="preserve">https://ioc.xtec.cat/materials/FP/Recursos/fp_dam_m10_/web/fp_dam_m10_htmlindex/index.html</w:t>
         </w:r>
       </w:hyperlink>
       <w:r>
@@ -27022,7 +27338,7 @@
         <w:pageBreakBefore w:val="0"/>
         <w:numPr>
           <w:ilvl w:val="0"/>
-          <w:numId w:val="19"/>
+          <w:numId w:val="15"/>
         </w:numPr>
         <w:ind w:left="432"/>
         <w:rPr>
@@ -27041,11 +27357,6 @@
         </w:rPr>
         <w:t xml:space="preserve">Autors (en ordre alfabètic)</w:t>
       </w:r>
-      <w:r>
-        <w:rPr>
-          <w:rtl w:val="0"/>
-        </w:rPr>
-      </w:r>
     </w:p>
     <w:p>
       <w:pPr>
@@ -27065,7 +27376,7 @@
         <w:pageBreakBefore w:val="0"/>
         <w:numPr>
           <w:ilvl w:val="0"/>
-          <w:numId w:val="6"/>
+          <w:numId w:val="13"/>
         </w:numPr>
         <w:spacing w:after="0" w:afterAutospacing="0"/>
         <w:ind w:left="720" w:hanging="360"/>
@@ -27085,7 +27396,7 @@
         <w:pageBreakBefore w:val="0"/>
         <w:numPr>
           <w:ilvl w:val="0"/>
-          <w:numId w:val="6"/>
+          <w:numId w:val="13"/>
         </w:numPr>
         <w:spacing w:before="0" w:beforeAutospacing="0"/>
         <w:ind w:left="720" w:hanging="360"/>
@@ -27142,7 +27453,9 @@
       <w:rPr>
         <w:rFonts w:ascii="Tahoma" w:cs="Tahoma" w:eastAsia="Tahoma" w:hAnsi="Tahoma"/>
         <w:b w:val="0"/>
+        <w:bCs w:val="0"/>
         <w:i w:val="0"/>
+        <w:iCs w:val="0"/>
         <w:smallCaps w:val="1"/>
         <w:strike w:val="0"/>
         <w:color w:val="999966"/>
@@ -27157,7 +27470,9 @@
       <w:rPr>
         <w:rFonts w:ascii="Tahoma" w:cs="Tahoma" w:eastAsia="Tahoma" w:hAnsi="Tahoma"/>
         <w:b w:val="0"/>
+        <w:bCs w:val="0"/>
         <w:i w:val="0"/>
+        <w:iCs w:val="0"/>
         <w:smallCaps w:val="1"/>
         <w:strike w:val="0"/>
         <w:color w:val="999966"/>
@@ -27186,7 +27501,9 @@
       <w:rPr>
         <w:rFonts w:ascii="Tahoma" w:cs="Tahoma" w:eastAsia="Tahoma" w:hAnsi="Tahoma"/>
         <w:b w:val="0"/>
+        <w:bCs w:val="0"/>
         <w:i w:val="0"/>
+        <w:iCs w:val="0"/>
         <w:smallCaps w:val="1"/>
         <w:strike w:val="0"/>
         <w:color w:val="999966"/>
@@ -27214,7 +27531,9 @@
       <w:rPr>
         <w:rFonts w:ascii="Tahoma" w:cs="Tahoma" w:eastAsia="Tahoma" w:hAnsi="Tahoma"/>
         <w:b w:val="0"/>
+        <w:bCs w:val="0"/>
         <w:i w:val="0"/>
+        <w:iCs w:val="0"/>
         <w:smallCaps w:val="1"/>
         <w:strike w:val="0"/>
         <w:color w:val="999966"/>
@@ -27231,7 +27550,9 @@
       <w:rPr>
         <w:rFonts w:ascii="Tahoma" w:cs="Tahoma" w:eastAsia="Tahoma" w:hAnsi="Tahoma"/>
         <w:b w:val="0"/>
+        <w:bCs w:val="0"/>
         <w:i w:val="0"/>
+        <w:iCs w:val="0"/>
         <w:smallCaps w:val="1"/>
         <w:strike w:val="0"/>
         <w:color w:val="999966"/>
@@ -27272,7 +27593,9 @@
       <w:rPr>
         <w:rFonts w:ascii="Tahoma" w:cs="Tahoma" w:eastAsia="Tahoma" w:hAnsi="Tahoma"/>
         <w:b w:val="0"/>
+        <w:bCs w:val="0"/>
         <w:i w:val="0"/>
+        <w:iCs w:val="0"/>
         <w:smallCaps w:val="1"/>
         <w:strike w:val="0"/>
         <w:color w:val="999966"/>
@@ -27318,7 +27641,9 @@
       <w:rPr>
         <w:rFonts w:ascii="Tahoma" w:cs="Tahoma" w:eastAsia="Tahoma" w:hAnsi="Tahoma"/>
         <w:b w:val="0"/>
+        <w:bCs w:val="0"/>
         <w:i w:val="0"/>
+        <w:iCs w:val="0"/>
         <w:smallCaps w:val="1"/>
         <w:strike w:val="0"/>
         <w:color w:val="999966"/>
@@ -27344,7 +27669,9 @@
       <w:rPr>
         <w:rFonts w:ascii="Tahoma" w:cs="Tahoma" w:eastAsia="Tahoma" w:hAnsi="Tahoma"/>
         <w:b w:val="0"/>
+        <w:bCs w:val="0"/>
         <w:i w:val="0"/>
+        <w:iCs w:val="0"/>
         <w:smallCaps w:val="1"/>
         <w:strike w:val="0"/>
         <w:color w:val="999966"/>
@@ -27374,7 +27701,9 @@
       <w:rPr>
         <w:rFonts w:ascii="Tahoma" w:cs="Tahoma" w:eastAsia="Tahoma" w:hAnsi="Tahoma"/>
         <w:b w:val="0"/>
+        <w:bCs w:val="0"/>
         <w:i w:val="0"/>
+        <w:iCs w:val="0"/>
         <w:smallCaps w:val="1"/>
         <w:strike w:val="0"/>
         <w:color w:val="999966"/>
@@ -28846,7 +29175,7 @@
       <w:lvlText w:val="●"/>
       <w:lvlJc w:val="left"/>
       <w:pPr>
-        <w:ind w:left="720" w:hanging="360"/>
+        <w:ind w:left="1440" w:hanging="360"/>
       </w:pPr>
       <w:rPr>
         <w:u w:val="none"/>
@@ -28858,7 +29187,7 @@
       <w:lvlText w:val="○"/>
       <w:lvlJc w:val="left"/>
       <w:pPr>
-        <w:ind w:left="1440" w:hanging="360"/>
+        <w:ind w:left="2160" w:hanging="360"/>
       </w:pPr>
       <w:rPr>
         <w:u w:val="none"/>
@@ -28870,7 +29199,7 @@
       <w:lvlText w:val="■"/>
       <w:lvlJc w:val="left"/>
       <w:pPr>
-        <w:ind w:left="2160" w:hanging="360"/>
+        <w:ind w:left="2880" w:hanging="360"/>
       </w:pPr>
       <w:rPr>
         <w:u w:val="none"/>
@@ -28882,7 +29211,7 @@
       <w:lvlText w:val="●"/>
       <w:lvlJc w:val="left"/>
       <w:pPr>
-        <w:ind w:left="2880" w:hanging="360"/>
+        <w:ind w:left="3600" w:hanging="360"/>
       </w:pPr>
       <w:rPr>
         <w:u w:val="none"/>
@@ -28894,7 +29223,7 @@
       <w:lvlText w:val="○"/>
       <w:lvlJc w:val="left"/>
       <w:pPr>
-        <w:ind w:left="3600" w:hanging="360"/>
+        <w:ind w:left="4320" w:hanging="360"/>
       </w:pPr>
       <w:rPr>
         <w:u w:val="none"/>
@@ -28906,7 +29235,7 @@
       <w:lvlText w:val="■"/>
       <w:lvlJc w:val="left"/>
       <w:pPr>
-        <w:ind w:left="4320" w:hanging="360"/>
+        <w:ind w:left="5040" w:hanging="360"/>
       </w:pPr>
       <w:rPr>
         <w:u w:val="none"/>
@@ -28918,7 +29247,7 @@
       <w:lvlText w:val="●"/>
       <w:lvlJc w:val="left"/>
       <w:pPr>
-        <w:ind w:left="5040" w:hanging="360"/>
+        <w:ind w:left="5760" w:hanging="360"/>
       </w:pPr>
       <w:rPr>
         <w:u w:val="none"/>
@@ -28930,7 +29259,7 @@
       <w:lvlText w:val="○"/>
       <w:lvlJc w:val="left"/>
       <w:pPr>
-        <w:ind w:left="5760" w:hanging="360"/>
+        <w:ind w:left="6480" w:hanging="360"/>
       </w:pPr>
       <w:rPr>
         <w:u w:val="none"/>
@@ -28942,7 +29271,7 @@
       <w:lvlText w:val="■"/>
       <w:lvlJc w:val="left"/>
       <w:pPr>
-        <w:ind w:left="6480" w:hanging="360"/>
+        <w:ind w:left="7200" w:hanging="360"/>
       </w:pPr>
       <w:rPr>
         <w:u w:val="none"/>
@@ -28950,6 +29279,98 @@
     </w:lvl>
   </w:abstractNum>
   <w:abstractNum w:abstractNumId="15">
+    <w:lvl w:ilvl="0">
+      <w:start w:val="1"/>
+      <w:numFmt w:val="decimal"/>
+      <w:lvlText w:val="%1."/>
+      <w:lvlJc w:val="left"/>
+      <w:pPr>
+        <w:ind w:left="432" w:hanging="432"/>
+      </w:pPr>
+      <w:rPr/>
+    </w:lvl>
+    <w:lvl w:ilvl="1">
+      <w:start w:val="1"/>
+      <w:numFmt w:val="decimal"/>
+      <w:lvlText w:val=" %1.%2 "/>
+      <w:lvlJc w:val="left"/>
+      <w:pPr>
+        <w:ind w:left="576" w:hanging="576"/>
+      </w:pPr>
+      <w:rPr/>
+    </w:lvl>
+    <w:lvl w:ilvl="2">
+      <w:start w:val="1"/>
+      <w:numFmt w:val="decimal"/>
+      <w:lvlText w:val=" %1.%2.%3 "/>
+      <w:lvlJc w:val="left"/>
+      <w:pPr>
+        <w:ind w:left="720" w:hanging="720"/>
+      </w:pPr>
+      <w:rPr/>
+    </w:lvl>
+    <w:lvl w:ilvl="3">
+      <w:start w:val="1"/>
+      <w:numFmt w:val="decimal"/>
+      <w:lvlText w:val=" %1.%2.%3.%4 "/>
+      <w:lvlJc w:val="left"/>
+      <w:pPr>
+        <w:ind w:left="864" w:hanging="864"/>
+      </w:pPr>
+      <w:rPr/>
+    </w:lvl>
+    <w:lvl w:ilvl="4">
+      <w:start w:val="1"/>
+      <w:numFmt w:val="decimal"/>
+      <w:lvlText w:val=" %1.%2.%3.%4.%5 "/>
+      <w:lvlJc w:val="left"/>
+      <w:pPr>
+        <w:ind w:left="1008" w:hanging="1008"/>
+      </w:pPr>
+      <w:rPr/>
+    </w:lvl>
+    <w:lvl w:ilvl="5">
+      <w:start w:val="1"/>
+      <w:numFmt w:val="decimal"/>
+      <w:lvlText w:val=" %1.%2.%3.%4.%5.%6 "/>
+      <w:lvlJc w:val="left"/>
+      <w:pPr>
+        <w:ind w:left="1152" w:hanging="1152"/>
+      </w:pPr>
+      <w:rPr/>
+    </w:lvl>
+    <w:lvl w:ilvl="6">
+      <w:start w:val="1"/>
+      <w:numFmt w:val="decimal"/>
+      <w:lvlText w:val=" %1.%2.%3.%4.%5.%6.%7 "/>
+      <w:lvlJc w:val="left"/>
+      <w:pPr>
+        <w:ind w:left="1296" w:hanging="1296"/>
+      </w:pPr>
+      <w:rPr/>
+    </w:lvl>
+    <w:lvl w:ilvl="7">
+      <w:start w:val="1"/>
+      <w:numFmt w:val="decimal"/>
+      <w:lvlText w:val=" %1.%2.%3.%4.%5.%6.%7.%8 "/>
+      <w:lvlJc w:val="left"/>
+      <w:pPr>
+        <w:ind w:left="1440" w:hanging="1440"/>
+      </w:pPr>
+      <w:rPr/>
+    </w:lvl>
+    <w:lvl w:ilvl="8">
+      <w:start w:val="1"/>
+      <w:numFmt w:val="decimal"/>
+      <w:lvlText w:val=" %1.%2.%3.%4.%5.%6.%7.%8.%9 "/>
+      <w:lvlJc w:val="left"/>
+      <w:pPr>
+        <w:ind w:left="1584" w:hanging="1584"/>
+      </w:pPr>
+      <w:rPr/>
+    </w:lvl>
+  </w:abstractNum>
+  <w:abstractNum w:abstractNumId="16">
     <w:lvl w:ilvl="0">
       <w:start w:val="1"/>
       <w:numFmt w:val="bullet"/>
@@ -29053,116 +29474,6 @@
       <w:lvlJc w:val="left"/>
       <w:pPr>
         <w:ind w:left="6480" w:hanging="360"/>
-      </w:pPr>
-      <w:rPr>
-        <w:u w:val="none"/>
-      </w:rPr>
-    </w:lvl>
-  </w:abstractNum>
-  <w:abstractNum w:abstractNumId="16">
-    <w:lvl w:ilvl="0">
-      <w:start w:val="1"/>
-      <w:numFmt w:val="bullet"/>
-      <w:lvlText w:val="●"/>
-      <w:lvlJc w:val="left"/>
-      <w:pPr>
-        <w:ind w:left="1440" w:hanging="360"/>
-      </w:pPr>
-      <w:rPr>
-        <w:u w:val="none"/>
-      </w:rPr>
-    </w:lvl>
-    <w:lvl w:ilvl="1">
-      <w:start w:val="1"/>
-      <w:numFmt w:val="bullet"/>
-      <w:lvlText w:val="○"/>
-      <w:lvlJc w:val="left"/>
-      <w:pPr>
-        <w:ind w:left="2160" w:hanging="360"/>
-      </w:pPr>
-      <w:rPr>
-        <w:u w:val="none"/>
-      </w:rPr>
-    </w:lvl>
-    <w:lvl w:ilvl="2">
-      <w:start w:val="1"/>
-      <w:numFmt w:val="bullet"/>
-      <w:lvlText w:val="■"/>
-      <w:lvlJc w:val="left"/>
-      <w:pPr>
-        <w:ind w:left="2880" w:hanging="360"/>
-      </w:pPr>
-      <w:rPr>
-        <w:u w:val="none"/>
-      </w:rPr>
-    </w:lvl>
-    <w:lvl w:ilvl="3">
-      <w:start w:val="1"/>
-      <w:numFmt w:val="bullet"/>
-      <w:lvlText w:val="●"/>
-      <w:lvlJc w:val="left"/>
-      <w:pPr>
-        <w:ind w:left="3600" w:hanging="360"/>
-      </w:pPr>
-      <w:rPr>
-        <w:u w:val="none"/>
-      </w:rPr>
-    </w:lvl>
-    <w:lvl w:ilvl="4">
-      <w:start w:val="1"/>
-      <w:numFmt w:val="bullet"/>
-      <w:lvlText w:val="○"/>
-      <w:lvlJc w:val="left"/>
-      <w:pPr>
-        <w:ind w:left="4320" w:hanging="360"/>
-      </w:pPr>
-      <w:rPr>
-        <w:u w:val="none"/>
-      </w:rPr>
-    </w:lvl>
-    <w:lvl w:ilvl="5">
-      <w:start w:val="1"/>
-      <w:numFmt w:val="bullet"/>
-      <w:lvlText w:val="■"/>
-      <w:lvlJc w:val="left"/>
-      <w:pPr>
-        <w:ind w:left="5040" w:hanging="360"/>
-      </w:pPr>
-      <w:rPr>
-        <w:u w:val="none"/>
-      </w:rPr>
-    </w:lvl>
-    <w:lvl w:ilvl="6">
-      <w:start w:val="1"/>
-      <w:numFmt w:val="bullet"/>
-      <w:lvlText w:val="●"/>
-      <w:lvlJc w:val="left"/>
-      <w:pPr>
-        <w:ind w:left="5760" w:hanging="360"/>
-      </w:pPr>
-      <w:rPr>
-        <w:u w:val="none"/>
-      </w:rPr>
-    </w:lvl>
-    <w:lvl w:ilvl="7">
-      <w:start w:val="1"/>
-      <w:numFmt w:val="bullet"/>
-      <w:lvlText w:val="○"/>
-      <w:lvlJc w:val="left"/>
-      <w:pPr>
-        <w:ind w:left="6480" w:hanging="360"/>
-      </w:pPr>
-      <w:rPr>
-        <w:u w:val="none"/>
-      </w:rPr>
-    </w:lvl>
-    <w:lvl w:ilvl="8">
-      <w:start w:val="1"/>
-      <w:numFmt w:val="bullet"/>
-      <w:lvlText w:val="■"/>
-      <w:lvlJc w:val="left"/>
-      <w:pPr>
-        <w:ind w:left="7200" w:hanging="360"/>
       </w:pPr>
       <w:rPr>
         <w:u w:val="none"/>
@@ -29392,93 +29703,111 @@
   <w:abstractNum w:abstractNumId="19">
     <w:lvl w:ilvl="0">
       <w:start w:val="1"/>
-      <w:numFmt w:val="decimal"/>
-      <w:lvlText w:val="%1."/>
+      <w:numFmt w:val="bullet"/>
+      <w:lvlText w:val="●"/>
       <w:lvlJc w:val="left"/>
       <w:pPr>
-        <w:ind w:left="432" w:hanging="432"/>
-      </w:pPr>
-      <w:rPr/>
+        <w:ind w:left="720" w:hanging="360"/>
+      </w:pPr>
+      <w:rPr>
+        <w:u w:val="none"/>
+      </w:rPr>
     </w:lvl>
     <w:lvl w:ilvl="1">
       <w:start w:val="1"/>
-      <w:numFmt w:val="decimal"/>
-      <w:lvlText w:val=" %1.%2 "/>
+      <w:numFmt w:val="bullet"/>
+      <w:lvlText w:val="○"/>
       <w:lvlJc w:val="left"/>
       <w:pPr>
-        <w:ind w:left="576" w:hanging="576"/>
-      </w:pPr>
-      <w:rPr/>
+        <w:ind w:left="1440" w:hanging="360"/>
+      </w:pPr>
+      <w:rPr>
+        <w:u w:val="none"/>
+      </w:rPr>
     </w:lvl>
     <w:lvl w:ilvl="2">
       <w:start w:val="1"/>
-      <w:numFmt w:val="decimal"/>
-      <w:lvlText w:val=" %1.%2.%3 "/>
+      <w:numFmt w:val="bullet"/>
+      <w:lvlText w:val="■"/>
       <w:lvlJc w:val="left"/>
       <w:pPr>
-        <w:ind w:left="720" w:hanging="720"/>
-      </w:pPr>
-      <w:rPr/>
+        <w:ind w:left="2160" w:hanging="360"/>
+      </w:pPr>
+      <w:rPr>
+        <w:u w:val="none"/>
+      </w:rPr>
     </w:lvl>
     <w:lvl w:ilvl="3">
       <w:start w:val="1"/>
-      <w:numFmt w:val="decimal"/>
-      <w:lvlText w:val=" %1.%2.%3.%4 "/>
+      <w:numFmt w:val="bullet"/>
+      <w:lvlText w:val="●"/>
       <w:lvlJc w:val="left"/>
       <w:pPr>
-        <w:ind w:left="864" w:hanging="864"/>
-      </w:pPr>
-      <w:rPr/>
+        <w:ind w:left="2880" w:hanging="360"/>
+      </w:pPr>
+      <w:rPr>
+        <w:u w:val="none"/>
+      </w:rPr>
     </w:lvl>
     <w:lvl w:ilvl="4">
       <w:start w:val="1"/>
-      <w:numFmt w:val="decimal"/>
-      <w:lvlText w:val=" %1.%2.%3.%4.%5 "/>
+      <w:numFmt w:val="bullet"/>
+      <w:lvlText w:val="○"/>
       <w:lvlJc w:val="left"/>
       <w:pPr>
-        <w:ind w:left="1008" w:hanging="1008"/>
-      </w:pPr>
-      <w:rPr/>
+        <w:ind w:left="3600" w:hanging="360"/>
+      </w:pPr>
+      <w:rPr>
+        <w:u w:val="none"/>
+      </w:rPr>
     </w:lvl>
     <w:lvl w:ilvl="5">
       <w:start w:val="1"/>
-      <w:numFmt w:val="decimal"/>
-      <w:lvlText w:val=" %1.%2.%3.%4.%5.%6 "/>
+      <w:numFmt w:val="bullet"/>
+      <w:lvlText w:val="■"/>
       <w:lvlJc w:val="left"/>
       <w:pPr>
-        <w:ind w:left="1152" w:hanging="1152"/>
-      </w:pPr>
-      <w:rPr/>
+        <w:ind w:left="4320" w:hanging="360"/>
+      </w:pPr>
+      <w:rPr>
+        <w:u w:val="none"/>
+      </w:rPr>
     </w:lvl>
     <w:lvl w:ilvl="6">
       <w:start w:val="1"/>
-      <w:numFmt w:val="decimal"/>
-      <w:lvlText w:val=" %1.%2.%3.%4.%5.%6.%7 "/>
+      <w:numFmt w:val="bullet"/>
+      <w:lvlText w:val="●"/>
       <w:lvlJc w:val="left"/>
       <w:pPr>
-        <w:ind w:left="1296" w:hanging="1296"/>
-      </w:pPr>
-      <w:rPr/>
+        <w:ind w:left="5040" w:hanging="360"/>
+      </w:pPr>
+      <w:rPr>
+        <w:u w:val="none"/>
+      </w:rPr>
     </w:lvl>
     <w:lvl w:ilvl="7">
       <w:start w:val="1"/>
-      <w:numFmt w:val="decimal"/>
-      <w:lvlText w:val=" %1.%2.%3.%4.%5.%6.%7.%8 "/>
+      <w:numFmt w:val="bullet"/>
+      <w:lvlText w:val="○"/>
       <w:lvlJc w:val="left"/>
       <w:pPr>
-        <w:ind w:left="1440" w:hanging="1440"/>
-      </w:pPr>
-      <w:rPr/>
+        <w:ind w:left="5760" w:hanging="360"/>
+      </w:pPr>
+      <w:rPr>
+        <w:u w:val="none"/>
+      </w:rPr>
     </w:lvl>
     <w:lvl w:ilvl="8">
       <w:start w:val="1"/>
-      <w:numFmt w:val="decimal"/>
-      <w:lvlText w:val=" %1.%2.%3.%4.%5.%6.%7.%8.%9 "/>
+      <w:numFmt w:val="bullet"/>
+      <w:lvlText w:val="■"/>
       <w:lvlJc w:val="left"/>
       <w:pPr>
-        <w:ind w:left="1584" w:hanging="1584"/>
-      </w:pPr>
-      <w:rPr/>
+        <w:ind w:left="6480" w:hanging="360"/>
+      </w:pPr>
+      <w:rPr>
+        <w:u w:val="none"/>
+      </w:rPr>
     </w:lvl>
   </w:abstractNum>
   <w:abstractNum w:abstractNumId="20">
@@ -30351,11 +30680,19 @@
       </w:pPr>
     </w:pPrDefault>
   </w:docDefaults>
+  <w:style w:type="table" w:styleId="TableNormal" w:default="1">
+    <w:name w:val="TableNormal"/>
+    <w:tblPr>
+      <w:tblCellMar>
+        <w:top w:w="100.0" w:type="dxa"/>
+        <w:left w:w="100.0" w:type="dxa"/>
+        <w:bottom w:w="100.0" w:type="dxa"/>
+        <w:right w:w="100.0" w:type="dxa"/>
+      </w:tblCellMar>
+    </w:tblPr>
+  </w:style>
   <w:style w:type="paragraph" w:styleId="Normal" w:default="1">
     <w:name w:val="normal"/>
-  </w:style>
-  <w:style w:type="table" w:styleId="TableNormal" w:default="1">
-    <w:name w:val="Table Normal"/>
   </w:style>
   <w:style w:type="paragraph" w:styleId="Heading1">
     <w:name w:val="heading 1"/>
@@ -30403,6 +30740,7 @@
     <w:rPr>
       <w:rFonts w:ascii="Arial" w:cs="Arial" w:eastAsia="Arial" w:hAnsi="Arial"/>
       <w:b w:val="0"/>
+      <w:bCs w:val="0"/>
       <w:smallCaps w:val="0"/>
       <w:color w:val="669966"/>
       <w:sz w:val="22"/>
@@ -30423,7 +30761,9 @@
     <w:rPr>
       <w:rFonts w:ascii="Arial" w:cs="Arial" w:eastAsia="Arial" w:hAnsi="Arial"/>
       <w:b w:val="1"/>
+      <w:bCs w:val="1"/>
       <w:i w:val="1"/>
+      <w:iCs w:val="1"/>
       <w:smallCaps w:val="0"/>
       <w:sz w:val="21"/>
       <w:szCs w:val="21"/>
@@ -30444,6 +30784,7 @@
     <w:rPr>
       <w:rFonts w:ascii="Arial" w:cs="Arial" w:eastAsia="Arial" w:hAnsi="Arial"/>
       <w:b w:val="1"/>
+      <w:bCs w:val="1"/>
       <w:smallCaps w:val="1"/>
       <w:sz w:val="24"/>
       <w:szCs w:val="24"/>
@@ -30461,6 +30802,7 @@
     </w:pPr>
     <w:rPr>
       <w:b w:val="1"/>
+      <w:bCs w:val="1"/>
       <w:sz w:val="20"/>
       <w:szCs w:val="20"/>
     </w:rPr>
@@ -30477,6 +30819,7 @@
     </w:pPr>
     <w:rPr>
       <w:b w:val="1"/>
+      <w:bCs w:val="1"/>
       <w:sz w:val="72"/>
       <w:szCs w:val="72"/>
     </w:rPr>
@@ -30494,6 +30837,7 @@
     <w:rPr>
       <w:rFonts w:ascii="Georgia" w:cs="Georgia" w:eastAsia="Georgia" w:hAnsi="Georgia"/>
       <w:i w:val="1"/>
+      <w:iCs w:val="1"/>
       <w:color w:val="666666"/>
       <w:sz w:val="48"/>
       <w:szCs w:val="48"/>
@@ -30504,12 +30848,6 @@
     <w:tblPr>
       <w:tblStyleRowBandSize w:val="1"/>
       <w:tblStyleColBandSize w:val="1"/>
-      <w:tblCellMar>
-        <w:top w:w="100.0" w:type="dxa"/>
-        <w:left w:w="100.0" w:type="dxa"/>
-        <w:bottom w:w="100.0" w:type="dxa"/>
-        <w:right w:w="100.0" w:type="dxa"/>
-      </w:tblCellMar>
     </w:tblPr>
   </w:style>
   <w:style w:type="table" w:styleId="Table2">
@@ -30517,12 +30855,6 @@
     <w:tblPr>
       <w:tblStyleRowBandSize w:val="1"/>
       <w:tblStyleColBandSize w:val="1"/>
-      <w:tblCellMar>
-        <w:top w:w="100.0" w:type="dxa"/>
-        <w:left w:w="100.0" w:type="dxa"/>
-        <w:bottom w:w="100.0" w:type="dxa"/>
-        <w:right w:w="100.0" w:type="dxa"/>
-      </w:tblCellMar>
     </w:tblPr>
   </w:style>
   <w:style w:type="table" w:styleId="Table3">
@@ -30530,12 +30862,6 @@
     <w:tblPr>
       <w:tblStyleRowBandSize w:val="1"/>
       <w:tblStyleColBandSize w:val="1"/>
-      <w:tblCellMar>
-        <w:top w:w="100.0" w:type="dxa"/>
-        <w:left w:w="100.0" w:type="dxa"/>
-        <w:bottom w:w="100.0" w:type="dxa"/>
-        <w:right w:w="100.0" w:type="dxa"/>
-      </w:tblCellMar>
     </w:tblPr>
   </w:style>
   <w:style w:type="table" w:styleId="Table4">
@@ -30543,12 +30869,6 @@
     <w:tblPr>
       <w:tblStyleRowBandSize w:val="1"/>
       <w:tblStyleColBandSize w:val="1"/>
-      <w:tblCellMar>
-        <w:top w:w="100.0" w:type="dxa"/>
-        <w:left w:w="100.0" w:type="dxa"/>
-        <w:bottom w:w="100.0" w:type="dxa"/>
-        <w:right w:w="100.0" w:type="dxa"/>
-      </w:tblCellMar>
     </w:tblPr>
   </w:style>
   <w:style w:type="table" w:styleId="Table5">
@@ -30556,12 +30876,6 @@
     <w:tblPr>
       <w:tblStyleRowBandSize w:val="1"/>
       <w:tblStyleColBandSize w:val="1"/>
-      <w:tblCellMar>
-        <w:top w:w="100.0" w:type="dxa"/>
-        <w:left w:w="100.0" w:type="dxa"/>
-        <w:bottom w:w="100.0" w:type="dxa"/>
-        <w:right w:w="100.0" w:type="dxa"/>
-      </w:tblCellMar>
     </w:tblPr>
   </w:style>
   <w:style w:type="table" w:styleId="Table6">
@@ -30569,12 +30883,6 @@
     <w:tblPr>
       <w:tblStyleRowBandSize w:val="1"/>
       <w:tblStyleColBandSize w:val="1"/>
-      <w:tblCellMar>
-        <w:top w:w="100.0" w:type="dxa"/>
-        <w:left w:w="100.0" w:type="dxa"/>
-        <w:bottom w:w="100.0" w:type="dxa"/>
-        <w:right w:w="100.0" w:type="dxa"/>
-      </w:tblCellMar>
     </w:tblPr>
   </w:style>
   <w:style w:type="table" w:styleId="Table7">
@@ -30582,12 +30890,6 @@
     <w:tblPr>
       <w:tblStyleRowBandSize w:val="1"/>
       <w:tblStyleColBandSize w:val="1"/>
-      <w:tblCellMar>
-        <w:top w:w="100.0" w:type="dxa"/>
-        <w:left w:w="100.0" w:type="dxa"/>
-        <w:bottom w:w="100.0" w:type="dxa"/>
-        <w:right w:w="100.0" w:type="dxa"/>
-      </w:tblCellMar>
     </w:tblPr>
   </w:style>
   <w:style w:type="table" w:styleId="Table8">
@@ -30595,12 +30897,6 @@
     <w:tblPr>
       <w:tblStyleRowBandSize w:val="1"/>
       <w:tblStyleColBandSize w:val="1"/>
-      <w:tblCellMar>
-        <w:top w:w="100.0" w:type="dxa"/>
-        <w:left w:w="100.0" w:type="dxa"/>
-        <w:bottom w:w="100.0" w:type="dxa"/>
-        <w:right w:w="100.0" w:type="dxa"/>
-      </w:tblCellMar>
     </w:tblPr>
   </w:style>
   <w:style w:type="table" w:styleId="Table9">
@@ -30608,12 +30904,6 @@
     <w:tblPr>
       <w:tblStyleRowBandSize w:val="1"/>
       <w:tblStyleColBandSize w:val="1"/>
-      <w:tblCellMar>
-        <w:top w:w="100.0" w:type="dxa"/>
-        <w:left w:w="100.0" w:type="dxa"/>
-        <w:bottom w:w="100.0" w:type="dxa"/>
-        <w:right w:w="100.0" w:type="dxa"/>
-      </w:tblCellMar>
     </w:tblPr>
   </w:style>
   <w:style w:type="table" w:styleId="Table10">
@@ -30621,12 +30911,6 @@
     <w:tblPr>
       <w:tblStyleRowBandSize w:val="1"/>
       <w:tblStyleColBandSize w:val="1"/>
-      <w:tblCellMar>
-        <w:top w:w="100.0" w:type="dxa"/>
-        <w:left w:w="100.0" w:type="dxa"/>
-        <w:bottom w:w="100.0" w:type="dxa"/>
-        <w:right w:w="100.0" w:type="dxa"/>
-      </w:tblCellMar>
     </w:tblPr>
   </w:style>
   <w:style w:type="table" w:styleId="Table11">
@@ -30634,12 +30918,6 @@
     <w:tblPr>
       <w:tblStyleRowBandSize w:val="1"/>
       <w:tblStyleColBandSize w:val="1"/>
-      <w:tblCellMar>
-        <w:top w:w="100.0" w:type="dxa"/>
-        <w:left w:w="100.0" w:type="dxa"/>
-        <w:bottom w:w="100.0" w:type="dxa"/>
-        <w:right w:w="100.0" w:type="dxa"/>
-      </w:tblCellMar>
     </w:tblPr>
   </w:style>
   <w:style w:type="table" w:styleId="Table12">
@@ -30647,12 +30925,6 @@
     <w:tblPr>
       <w:tblStyleRowBandSize w:val="1"/>
       <w:tblStyleColBandSize w:val="1"/>
-      <w:tblCellMar>
-        <w:top w:w="100.0" w:type="dxa"/>
-        <w:left w:w="100.0" w:type="dxa"/>
-        <w:bottom w:w="100.0" w:type="dxa"/>
-        <w:right w:w="100.0" w:type="dxa"/>
-      </w:tblCellMar>
     </w:tblPr>
   </w:style>
   <w:style w:type="table" w:styleId="Table13">
@@ -30660,12 +30932,6 @@
     <w:tblPr>
       <w:tblStyleRowBandSize w:val="1"/>
       <w:tblStyleColBandSize w:val="1"/>
-      <w:tblCellMar>
-        <w:top w:w="100.0" w:type="dxa"/>
-        <w:left w:w="100.0" w:type="dxa"/>
-        <w:bottom w:w="100.0" w:type="dxa"/>
-        <w:right w:w="100.0" w:type="dxa"/>
-      </w:tblCellMar>
     </w:tblPr>
   </w:style>
   <w:style w:type="table" w:styleId="Table14">
@@ -30673,12 +30939,6 @@
     <w:tblPr>
       <w:tblStyleRowBandSize w:val="1"/>
       <w:tblStyleColBandSize w:val="1"/>
-      <w:tblCellMar>
-        <w:top w:w="100.0" w:type="dxa"/>
-        <w:left w:w="100.0" w:type="dxa"/>
-        <w:bottom w:w="100.0" w:type="dxa"/>
-        <w:right w:w="100.0" w:type="dxa"/>
-      </w:tblCellMar>
     </w:tblPr>
   </w:style>
   <w:style w:type="table" w:styleId="Table15">
@@ -30686,12 +30946,6 @@
     <w:tblPr>
       <w:tblStyleRowBandSize w:val="1"/>
       <w:tblStyleColBandSize w:val="1"/>
-      <w:tblCellMar>
-        <w:top w:w="100.0" w:type="dxa"/>
-        <w:left w:w="100.0" w:type="dxa"/>
-        <w:bottom w:w="100.0" w:type="dxa"/>
-        <w:right w:w="100.0" w:type="dxa"/>
-      </w:tblCellMar>
     </w:tblPr>
   </w:style>
   <w:style w:type="table" w:styleId="Table16">
@@ -30699,12 +30953,6 @@
     <w:tblPr>
       <w:tblStyleRowBandSize w:val="1"/>
       <w:tblStyleColBandSize w:val="1"/>
-      <w:tblCellMar>
-        <w:top w:w="100.0" w:type="dxa"/>
-        <w:left w:w="100.0" w:type="dxa"/>
-        <w:bottom w:w="100.0" w:type="dxa"/>
-        <w:right w:w="100.0" w:type="dxa"/>
-      </w:tblCellMar>
     </w:tblPr>
   </w:style>
   <w:style w:type="table" w:styleId="Table17">
@@ -30712,12 +30960,6 @@
     <w:tblPr>
       <w:tblStyleRowBandSize w:val="1"/>
       <w:tblStyleColBandSize w:val="1"/>
-      <w:tblCellMar>
-        <w:top w:w="100.0" w:type="dxa"/>
-        <w:left w:w="100.0" w:type="dxa"/>
-        <w:bottom w:w="100.0" w:type="dxa"/>
-        <w:right w:w="100.0" w:type="dxa"/>
-      </w:tblCellMar>
     </w:tblPr>
   </w:style>
   <w:style w:type="table" w:styleId="Table18">
@@ -30725,12 +30967,6 @@
     <w:tblPr>
       <w:tblStyleRowBandSize w:val="1"/>
       <w:tblStyleColBandSize w:val="1"/>
-      <w:tblCellMar>
-        <w:top w:w="100.0" w:type="dxa"/>
-        <w:left w:w="100.0" w:type="dxa"/>
-        <w:bottom w:w="100.0" w:type="dxa"/>
-        <w:right w:w="100.0" w:type="dxa"/>
-      </w:tblCellMar>
     </w:tblPr>
   </w:style>
   <w:style w:type="table" w:styleId="Table19">
@@ -30738,12 +30974,6 @@
     <w:tblPr>
       <w:tblStyleRowBandSize w:val="1"/>
       <w:tblStyleColBandSize w:val="1"/>
-      <w:tblCellMar>
-        <w:top w:w="100.0" w:type="dxa"/>
-        <w:left w:w="100.0" w:type="dxa"/>
-        <w:bottom w:w="100.0" w:type="dxa"/>
-        <w:right w:w="100.0" w:type="dxa"/>
-      </w:tblCellMar>
     </w:tblPr>
   </w:style>
   <w:style w:type="table" w:styleId="Table20">
@@ -30751,12 +30981,6 @@
     <w:tblPr>
       <w:tblStyleRowBandSize w:val="1"/>
       <w:tblStyleColBandSize w:val="1"/>
-      <w:tblCellMar>
-        <w:top w:w="100.0" w:type="dxa"/>
-        <w:left w:w="100.0" w:type="dxa"/>
-        <w:bottom w:w="100.0" w:type="dxa"/>
-        <w:right w:w="100.0" w:type="dxa"/>
-      </w:tblCellMar>
     </w:tblPr>
   </w:style>
   <w:style w:type="table" w:styleId="Table21">
@@ -30764,12 +30988,6 @@
     <w:tblPr>
       <w:tblStyleRowBandSize w:val="1"/>
       <w:tblStyleColBandSize w:val="1"/>
-      <w:tblCellMar>
-        <w:top w:w="100.0" w:type="dxa"/>
-        <w:left w:w="100.0" w:type="dxa"/>
-        <w:bottom w:w="100.0" w:type="dxa"/>
-        <w:right w:w="100.0" w:type="dxa"/>
-      </w:tblCellMar>
     </w:tblPr>
   </w:style>
   <w:style w:type="table" w:styleId="Table22">
@@ -30777,12 +30995,6 @@
     <w:tblPr>
       <w:tblStyleRowBandSize w:val="1"/>
       <w:tblStyleColBandSize w:val="1"/>
-      <w:tblCellMar>
-        <w:top w:w="100.0" w:type="dxa"/>
-        <w:left w:w="100.0" w:type="dxa"/>
-        <w:bottom w:w="100.0" w:type="dxa"/>
-        <w:right w:w="100.0" w:type="dxa"/>
-      </w:tblCellMar>
     </w:tblPr>
   </w:style>
   <w:style w:type="table" w:styleId="Table23">
@@ -30790,12 +31002,6 @@
     <w:tblPr>
       <w:tblStyleRowBandSize w:val="1"/>
       <w:tblStyleColBandSize w:val="1"/>
-      <w:tblCellMar>
-        <w:top w:w="100.0" w:type="dxa"/>
-        <w:left w:w="100.0" w:type="dxa"/>
-        <w:bottom w:w="100.0" w:type="dxa"/>
-        <w:right w:w="100.0" w:type="dxa"/>
-      </w:tblCellMar>
     </w:tblPr>
   </w:style>
   <w:style w:type="table" w:styleId="Table24">
@@ -30803,12 +31009,6 @@
     <w:tblPr>
       <w:tblStyleRowBandSize w:val="1"/>
       <w:tblStyleColBandSize w:val="1"/>
-      <w:tblCellMar>
-        <w:top w:w="100.0" w:type="dxa"/>
-        <w:left w:w="100.0" w:type="dxa"/>
-        <w:bottom w:w="100.0" w:type="dxa"/>
-        <w:right w:w="100.0" w:type="dxa"/>
-      </w:tblCellMar>
     </w:tblPr>
   </w:style>
   <w:style w:type="table" w:styleId="Table25">
@@ -30816,12 +31016,6 @@
     <w:tblPr>
       <w:tblStyleRowBandSize w:val="1"/>
       <w:tblStyleColBandSize w:val="1"/>
-      <w:tblCellMar>
-        <w:top w:w="100.0" w:type="dxa"/>
-        <w:left w:w="100.0" w:type="dxa"/>
-        <w:bottom w:w="100.0" w:type="dxa"/>
-        <w:right w:w="100.0" w:type="dxa"/>
-      </w:tblCellMar>
     </w:tblPr>
   </w:style>
   <w:style w:type="table" w:styleId="Table26">
@@ -30829,12 +31023,6 @@
     <w:tblPr>
       <w:tblStyleRowBandSize w:val="1"/>
       <w:tblStyleColBandSize w:val="1"/>
-      <w:tblCellMar>
-        <w:top w:w="100.0" w:type="dxa"/>
-        <w:left w:w="100.0" w:type="dxa"/>
-        <w:bottom w:w="100.0" w:type="dxa"/>
-        <w:right w:w="100.0" w:type="dxa"/>
-      </w:tblCellMar>
     </w:tblPr>
   </w:style>
   <w:style w:type="table" w:styleId="Table27">
@@ -30842,12 +31030,6 @@
     <w:tblPr>
       <w:tblStyleRowBandSize w:val="1"/>
       <w:tblStyleColBandSize w:val="1"/>
-      <w:tblCellMar>
-        <w:top w:w="100.0" w:type="dxa"/>
-        <w:left w:w="100.0" w:type="dxa"/>
-        <w:bottom w:w="100.0" w:type="dxa"/>
-        <w:right w:w="100.0" w:type="dxa"/>
-      </w:tblCellMar>
     </w:tblPr>
   </w:style>
   <w:style w:type="table" w:styleId="Table28">
@@ -30855,12 +31037,6 @@
     <w:tblPr>
       <w:tblStyleRowBandSize w:val="1"/>
       <w:tblStyleColBandSize w:val="1"/>
-      <w:tblCellMar>
-        <w:top w:w="100.0" w:type="dxa"/>
-        <w:left w:w="100.0" w:type="dxa"/>
-        <w:bottom w:w="100.0" w:type="dxa"/>
-        <w:right w:w="100.0" w:type="dxa"/>
-      </w:tblCellMar>
     </w:tblPr>
   </w:style>
   <w:style w:type="table" w:styleId="Table29">
@@ -30868,12 +31044,6 @@
     <w:tblPr>
       <w:tblStyleRowBandSize w:val="1"/>
       <w:tblStyleColBandSize w:val="1"/>
-      <w:tblCellMar>
-        <w:top w:w="100.0" w:type="dxa"/>
-        <w:left w:w="100.0" w:type="dxa"/>
-        <w:bottom w:w="100.0" w:type="dxa"/>
-        <w:right w:w="100.0" w:type="dxa"/>
-      </w:tblCellMar>
     </w:tblPr>
   </w:style>
   <w:style w:type="table" w:styleId="Table30">
@@ -30881,12 +31051,6 @@
     <w:tblPr>
       <w:tblStyleRowBandSize w:val="1"/>
       <w:tblStyleColBandSize w:val="1"/>
-      <w:tblCellMar>
-        <w:top w:w="100.0" w:type="dxa"/>
-        <w:left w:w="100.0" w:type="dxa"/>
-        <w:bottom w:w="100.0" w:type="dxa"/>
-        <w:right w:w="100.0" w:type="dxa"/>
-      </w:tblCellMar>
     </w:tblPr>
   </w:style>
   <w:style w:type="table" w:styleId="Table31">
@@ -30894,12 +31058,6 @@
     <w:tblPr>
       <w:tblStyleRowBandSize w:val="1"/>
       <w:tblStyleColBandSize w:val="1"/>
-      <w:tblCellMar>
-        <w:top w:w="100.0" w:type="dxa"/>
-        <w:left w:w="100.0" w:type="dxa"/>
-        <w:bottom w:w="100.0" w:type="dxa"/>
-        <w:right w:w="100.0" w:type="dxa"/>
-      </w:tblCellMar>
     </w:tblPr>
   </w:style>
   <w:style w:type="table" w:styleId="Table32">
@@ -30907,12 +31065,6 @@
     <w:tblPr>
       <w:tblStyleRowBandSize w:val="1"/>
       <w:tblStyleColBandSize w:val="1"/>
-      <w:tblCellMar>
-        <w:top w:w="100.0" w:type="dxa"/>
-        <w:left w:w="100.0" w:type="dxa"/>
-        <w:bottom w:w="100.0" w:type="dxa"/>
-        <w:right w:w="100.0" w:type="dxa"/>
-      </w:tblCellMar>
     </w:tblPr>
   </w:style>
   <w:style w:type="table" w:styleId="Table33">
@@ -30920,12 +31072,6 @@
     <w:tblPr>
       <w:tblStyleRowBandSize w:val="1"/>
       <w:tblStyleColBandSize w:val="1"/>
-      <w:tblCellMar>
-        <w:top w:w="100.0" w:type="dxa"/>
-        <w:left w:w="100.0" w:type="dxa"/>
-        <w:bottom w:w="100.0" w:type="dxa"/>
-        <w:right w:w="100.0" w:type="dxa"/>
-      </w:tblCellMar>
     </w:tblPr>
   </w:style>
   <w:style w:type="table" w:styleId="Table34">
@@ -30933,12 +31079,6 @@
     <w:tblPr>
       <w:tblStyleRowBandSize w:val="1"/>
       <w:tblStyleColBandSize w:val="1"/>
-      <w:tblCellMar>
-        <w:top w:w="100.0" w:type="dxa"/>
-        <w:left w:w="100.0" w:type="dxa"/>
-        <w:bottom w:w="100.0" w:type="dxa"/>
-        <w:right w:w="100.0" w:type="dxa"/>
-      </w:tblCellMar>
     </w:tblPr>
   </w:style>
   <w:style w:type="table" w:styleId="Table35">
@@ -30946,12 +31086,6 @@
     <w:tblPr>
       <w:tblStyleRowBandSize w:val="1"/>
       <w:tblStyleColBandSize w:val="1"/>
-      <w:tblCellMar>
-        <w:top w:w="100.0" w:type="dxa"/>
-        <w:left w:w="100.0" w:type="dxa"/>
-        <w:bottom w:w="100.0" w:type="dxa"/>
-        <w:right w:w="100.0" w:type="dxa"/>
-      </w:tblCellMar>
     </w:tblPr>
   </w:style>
 </w:styles>

--- a/valencia/UD06/UD06 - Desenvolupament de móduls a Odoo Model i Vista.docx
+++ b/valencia/UD06/UD06 - Desenvolupament de móduls a Odoo Model i Vista.docx
@@ -330,12 +330,12 @@
             <wp:extent cx="837247" cy="294417"/>
             <wp:effectExtent b="0" l="0" r="0" t="0"/>
             <wp:wrapSquare wrapText="bothSides" distB="57150" distT="57150" distL="57150" distR="57150"/>
-            <wp:docPr id="7" name="image9.png"/>
+            <wp:docPr id="7" name="image7.png"/>
             <a:graphic>
               <a:graphicData uri="http://schemas.openxmlformats.org/drawingml/2006/picture">
                 <pic:pic>
                   <pic:nvPicPr>
-                    <pic:cNvPr id="0" name="image9.png"/>
+                    <pic:cNvPr id="0" name="image7.png"/>
                     <pic:cNvPicPr preferRelativeResize="0"/>
                   </pic:nvPicPr>
                   <pic:blipFill>
@@ -785,7 +785,7 @@
     </w:p>
     <w:sdt>
       <w:sdtPr>
-        <w:id w:val="-606566628"/>
+        <w:id w:val="-1282583881"/>
         <w:docPartObj>
           <w:docPartGallery w:val="Table of Contents"/>
           <w:docPartUnique w:val="1"/>
@@ -2724,12 +2724,12 @@
             <wp:extent cx="4268844" cy="4327208"/>
             <wp:effectExtent b="0" l="0" r="0" t="0"/>
             <wp:wrapTopAndBottom distB="114300" distT="114300"/>
-            <wp:docPr id="5" name="image13.png"/>
+            <wp:docPr id="5" name="image11.png"/>
             <a:graphic>
               <a:graphicData uri="http://schemas.openxmlformats.org/drawingml/2006/picture">
                 <pic:pic>
                   <pic:nvPicPr>
-                    <pic:cNvPr id="0" name="image13.png"/>
+                    <pic:cNvPr id="0" name="image11.png"/>
                     <pic:cNvPicPr preferRelativeResize="0"/>
                   </pic:nvPicPr>
                   <pic:blipFill>
@@ -6708,12 +6708,12 @@
             <wp:extent cx="2092643" cy="794880"/>
             <wp:effectExtent b="0" l="0" r="0" t="0"/>
             <wp:wrapTopAndBottom distB="114300" distT="114300"/>
-            <wp:docPr id="10" name="image12.png"/>
+            <wp:docPr id="10" name="image2.png"/>
             <a:graphic>
               <a:graphicData uri="http://schemas.openxmlformats.org/drawingml/2006/picture">
                 <pic:pic>
                   <pic:nvPicPr>
-                    <pic:cNvPr id="0" name="image12.png"/>
+                    <pic:cNvPr id="0" name="image2.png"/>
                     <pic:cNvPicPr preferRelativeResize="0"/>
                   </pic:nvPicPr>
                   <pic:blipFill>
@@ -7044,12 +7044,12 @@
             <wp:extent cx="3029935" cy="1190625"/>
             <wp:effectExtent b="0" l="0" r="0" t="0"/>
             <wp:wrapTopAndBottom distB="114300" distT="114300"/>
-            <wp:docPr id="6" name="image2.png"/>
+            <wp:docPr id="6" name="image12.png"/>
             <a:graphic>
               <a:graphicData uri="http://schemas.openxmlformats.org/drawingml/2006/picture">
                 <pic:pic>
                   <pic:nvPicPr>
-                    <pic:cNvPr id="0" name="image2.png"/>
+                    <pic:cNvPr id="0" name="image12.png"/>
                     <pic:cNvPicPr preferRelativeResize="0"/>
                   </pic:nvPicPr>
                   <pic:blipFill>
@@ -7367,12 +7367,12 @@
             <wp:extent cx="3283268" cy="1055035"/>
             <wp:effectExtent b="0" l="0" r="0" t="0"/>
             <wp:wrapTopAndBottom distB="114300" distT="114300"/>
-            <wp:docPr id="3" name="image10.png"/>
+            <wp:docPr id="3" name="image8.png"/>
             <a:graphic>
               <a:graphicData uri="http://schemas.openxmlformats.org/drawingml/2006/picture">
                 <pic:pic>
                   <pic:nvPicPr>
-                    <pic:cNvPr id="0" name="image10.png"/>
+                    <pic:cNvPr id="0" name="image8.png"/>
                     <pic:cNvPicPr preferRelativeResize="0"/>
                   </pic:nvPicPr>
                   <pic:blipFill>
@@ -7634,12 +7634,12 @@
             <wp:extent cx="3273743" cy="1566919"/>
             <wp:effectExtent b="0" l="0" r="0" t="0"/>
             <wp:wrapTopAndBottom distB="114300" distT="114300"/>
-            <wp:docPr id="8" name="image8.png"/>
+            <wp:docPr id="8" name="image10.png"/>
             <a:graphic>
               <a:graphicData uri="http://schemas.openxmlformats.org/drawingml/2006/picture">
                 <pic:pic>
                   <pic:nvPicPr>
-                    <pic:cNvPr id="0" name="image8.png"/>
+                    <pic:cNvPr id="0" name="image10.png"/>
                     <pic:cNvPicPr preferRelativeResize="0"/>
                   </pic:nvPicPr>
                   <pic:blipFill>
@@ -11844,12 +11844,12 @@
             <wp:extent cx="3769043" cy="1645163"/>
             <wp:effectExtent b="0" l="0" r="0" t="0"/>
             <wp:wrapTopAndBottom distB="114300" distT="114300"/>
-            <wp:docPr id="1" name="image4.png"/>
+            <wp:docPr id="1" name="image3.png"/>
             <a:graphic>
               <a:graphicData uri="http://schemas.openxmlformats.org/drawingml/2006/picture">
                 <pic:pic>
                   <pic:nvPicPr>
-                    <pic:cNvPr id="0" name="image4.png"/>
+                    <pic:cNvPr id="0" name="image3.png"/>
                     <pic:cNvPicPr preferRelativeResize="0"/>
                   </pic:nvPicPr>
                   <pic:blipFill>
@@ -11918,12 +11918,12 @@
             <wp:extent cx="5314950" cy="4838700"/>
             <wp:effectExtent b="0" l="0" r="0" t="0"/>
             <wp:wrapTopAndBottom distB="114300" distT="114300"/>
-            <wp:docPr id="12" name="image11.png"/>
+            <wp:docPr id="12" name="image9.png"/>
             <a:graphic>
               <a:graphicData uri="http://schemas.openxmlformats.org/drawingml/2006/picture">
                 <pic:pic>
                   <pic:nvPicPr>
-                    <pic:cNvPr id="0" name="image11.png"/>
+                    <pic:cNvPr id="0" name="image9.png"/>
                     <pic:cNvPicPr preferRelativeResize="0"/>
                   </pic:nvPicPr>
                   <pic:blipFill>
@@ -17592,12 +17592,12 @@
             <wp:extent cx="387668" cy="368909"/>
             <wp:effectExtent b="0" l="0" r="0" t="0"/>
             <wp:wrapNone/>
-            <wp:docPr id="4" name="image5.png"/>
+            <wp:docPr id="4" name="image6.png"/>
             <a:graphic>
               <a:graphicData uri="http://schemas.openxmlformats.org/drawingml/2006/picture">
                 <pic:pic>
                   <pic:nvPicPr>
-                    <pic:cNvPr id="0" name="image5.png"/>
+                    <pic:cNvPr id="0" name="image6.png"/>
                     <pic:cNvPicPr preferRelativeResize="0"/>
                   </pic:nvPicPr>
                   <pic:blipFill>
@@ -17690,12 +17690,12 @@
             <wp:extent cx="3616643" cy="228600"/>
             <wp:effectExtent b="0" l="0" r="0" t="0"/>
             <wp:wrapNone/>
-            <wp:docPr id="2" name="image6.png"/>
+            <wp:docPr id="2" name="image5.png"/>
             <a:graphic>
               <a:graphicData uri="http://schemas.openxmlformats.org/drawingml/2006/picture">
                 <pic:pic>
                   <pic:nvPicPr>
-                    <pic:cNvPr id="0" name="image6.png"/>
+                    <pic:cNvPr id="0" name="image5.png"/>
                     <pic:cNvPicPr preferRelativeResize="0"/>
                   </pic:nvPicPr>
                   <pic:blipFill>
@@ -17909,12 +17909,12 @@
           <wp:inline distB="114300" distT="114300" distL="114300" distR="114300">
             <wp:extent cx="1482566" cy="267585"/>
             <wp:effectExtent b="0" l="0" r="0" t="0"/>
-            <wp:docPr id="11" name="image1.png"/>
+            <wp:docPr id="11" name="image4.png"/>
             <a:graphic>
               <a:graphicData uri="http://schemas.openxmlformats.org/drawingml/2006/picture">
                 <pic:pic>
                   <pic:nvPicPr>
-                    <pic:cNvPr id="0" name="image1.png"/>
+                    <pic:cNvPr id="0" name="image4.png"/>
                     <pic:cNvPicPr preferRelativeResize="0"/>
                   </pic:nvPicPr>
                   <pic:blipFill>
@@ -17984,12 +17984,12 @@
           <wp:inline distB="114300" distT="114300" distL="114300" distR="114300">
             <wp:extent cx="6192210" cy="241300"/>
             <wp:effectExtent b="0" l="0" r="0" t="0"/>
-            <wp:docPr id="9" name="image3.png"/>
+            <wp:docPr id="9" name="image13.png"/>
             <a:graphic>
               <a:graphicData uri="http://schemas.openxmlformats.org/drawingml/2006/picture">
                 <pic:pic>
                   <pic:nvPicPr>
-                    <pic:cNvPr id="0" name="image3.png"/>
+                    <pic:cNvPr id="0" name="image13.png"/>
                     <pic:cNvPicPr preferRelativeResize="0"/>
                   </pic:nvPicPr>
                   <pic:blipFill>
